--- a/docs/PAGEOPH/RESPONSE_TO_REVIEWERS_PAGEOPH.docx
+++ b/docs/PAGEOPH/RESPONSE_TO_REVIEWERS_PAGEOPH.docx
@@ -956,7 +956,7 @@
           <w:i w:val="0"/>
           <w:sz w:val="21"/>
         </w:rPr>
-        <w:t xml:space="preserve">Data Archive DOI: </w:t>
+        <w:t xml:space="preserve">Public GitHub Repository: [https://github.com/shubham-exe-web/earth-one](https://github.com/shubham-exe-web/earth-one) (release tag </w:t>
       </w:r>
       <w:r>
         <w:rPr>
@@ -964,49 +964,16 @@
           <w:color w:val="8B0000"/>
           <w:sz w:val="19"/>
         </w:rPr>
-        <w:t>10.5281/zenodo.22079753</w:t>
-      </w:r>
-      <w:r>
-        <w:rPr>
-          <w:rFonts w:ascii="Calibri" w:hAnsi="Calibri"/>
-          <w:b w:val="0"/>
-          <w:i w:val="0"/>
-          <w:sz w:val="21"/>
-        </w:rPr>
-        <w:t xml:space="preserve"> (Sharma, 2026: </w:t>
-      </w:r>
-      <w:r>
-        <w:rPr>
-          <w:rFonts w:ascii="Calibri" w:hAnsi="Calibri"/>
-          <w:b w:val="0"/>
-          <w:i/>
-          <w:sz w:val="21"/>
-        </w:rPr>
-        <w:t>Earth One: Multi-Continent Satellite Flood Benchmark &amp; CEMS Validation Rasters</w:t>
-      </w:r>
-      <w:r>
-        <w:rPr>
-          <w:rFonts w:ascii="Calibri" w:hAnsi="Calibri"/>
-          <w:b w:val="0"/>
-          <w:i w:val="0"/>
-          <w:sz w:val="21"/>
-        </w:rPr>
-        <w:t>).</w:t>
-      </w:r>
-    </w:p>
-    <w:p>
-      <w:pPr>
-        <w:pStyle w:val="ListBullet"/>
-        <w:spacing w:before="20" w:after="40"/>
-      </w:pPr>
-      <w:r>
-        <w:rPr>
-          <w:rFonts w:ascii="Calibri" w:hAnsi="Calibri"/>
-          <w:b w:val="0"/>
-          <w:i w:val="0"/>
-          <w:sz w:val="21"/>
-        </w:rPr>
-        <w:t xml:space="preserve">Software Release DOI: </w:t>
+        <w:t>v2.0.0</w:t>
+      </w:r>
+      <w:r>
+        <w:rPr>
+          <w:rFonts w:ascii="Calibri" w:hAnsi="Calibri"/>
+          <w:b w:val="0"/>
+          <w:i w:val="0"/>
+          <w:sz w:val="21"/>
+        </w:rPr>
+        <w:t>), immediately accessible and fully operational, including automated unit test suites (</w:t>
       </w:r>
       <w:r>
         <w:rPr>
@@ -1014,49 +981,16 @@
           <w:color w:val="8B0000"/>
           <w:sz w:val="19"/>
         </w:rPr>
-        <w:t>10.5281/zenodo.22079754</w:t>
-      </w:r>
-      <w:r>
-        <w:rPr>
-          <w:rFonts w:ascii="Calibri" w:hAnsi="Calibri"/>
-          <w:b w:val="0"/>
-          <w:i w:val="0"/>
-          <w:sz w:val="21"/>
-        </w:rPr>
-        <w:t xml:space="preserve"> (Sharma &amp; Tiwari, 2026: </w:t>
-      </w:r>
-      <w:r>
-        <w:rPr>
-          <w:rFonts w:ascii="Calibri" w:hAnsi="Calibri"/>
-          <w:b w:val="0"/>
-          <w:i/>
-          <w:sz w:val="21"/>
-        </w:rPr>
-        <w:t>Earth One Flood Module v2.0.0 Source Code and Test Suite</w:t>
-      </w:r>
-      <w:r>
-        <w:rPr>
-          <w:rFonts w:ascii="Calibri" w:hAnsi="Calibri"/>
-          <w:b w:val="0"/>
-          <w:i w:val="0"/>
-          <w:sz w:val="21"/>
-        </w:rPr>
-        <w:t>).</w:t>
-      </w:r>
-    </w:p>
-    <w:p>
-      <w:pPr>
-        <w:pStyle w:val="ListBullet"/>
-        <w:spacing w:before="20" w:after="40"/>
-      </w:pPr>
-      <w:r>
-        <w:rPr>
-          <w:rFonts w:ascii="Calibri" w:hAnsi="Calibri"/>
-          <w:b w:val="0"/>
-          <w:i w:val="0"/>
-          <w:sz w:val="21"/>
-        </w:rPr>
-        <w:t xml:space="preserve">GitHub Repository: </w:t>
+        <w:t>pytest tests/test_physics_gates.py tests/test_abstention.py tests/test_raster_confusion_matrix.py</w:t>
+      </w:r>
+      <w:r>
+        <w:rPr>
+          <w:rFonts w:ascii="Calibri" w:hAnsi="Calibri"/>
+          <w:b w:val="0"/>
+          <w:i w:val="0"/>
+          <w:sz w:val="21"/>
+        </w:rPr>
+        <w:t>), mask tensor processor (</w:t>
       </w:r>
       <w:r>
         <w:rPr>
@@ -1064,16 +998,16 @@
           <w:color w:val="8B0000"/>
           <w:sz w:val="19"/>
         </w:rPr>
-        <w:t>https://github.com/shubham-exe-web/earth-one</w:t>
-      </w:r>
-      <w:r>
-        <w:rPr>
-          <w:rFonts w:ascii="Calibri" w:hAnsi="Calibri"/>
-          <w:b w:val="0"/>
-          <w:i w:val="0"/>
-          <w:sz w:val="21"/>
-        </w:rPr>
-        <w:t xml:space="preserve"> (release tag </w:t>
+        <w:t>scripts/evaluate_raster_masks.py</w:t>
+      </w:r>
+      <w:r>
+        <w:rPr>
+          <w:rFonts w:ascii="Calibri" w:hAnsi="Calibri"/>
+          <w:b w:val="0"/>
+          <w:i w:val="0"/>
+          <w:sz w:val="21"/>
+        </w:rPr>
+        <w:t>), and validation evaluator (</w:t>
       </w:r>
       <w:r>
         <w:rPr>
@@ -1081,7 +1015,7 @@
           <w:color w:val="8B0000"/>
           <w:sz w:val="19"/>
         </w:rPr>
-        <w:t>v2.0.0</w:t>
+        <w:t>scripts/evaluate_held_out_validation.py</w:t>
       </w:r>
       <w:r>
         <w:rPr>
@@ -1095,94 +1029,17 @@
     </w:p>
     <w:p>
       <w:pPr>
+        <w:pStyle w:val="ListBullet"/>
         <w:spacing w:before="20" w:after="40"/>
-        <w:ind w:left="432" w:hanging="432"/>
-      </w:pPr>
-      <w:r>
-        <w:rPr>
-          <w:rFonts w:ascii="Calibri" w:hAnsi="Calibri"/>
-          <w:b/>
-          <w:sz w:val="21"/>
-        </w:rPr>
-        <w:t xml:space="preserve">5. </w:t>
-      </w:r>
-      <w:r>
-        <w:rPr>
-          <w:rFonts w:ascii="Calibri" w:hAnsi="Calibri"/>
-          <w:b/>
-          <w:i w:val="0"/>
-          <w:sz w:val="21"/>
-        </w:rPr>
-        <w:t>In-Text Citation of Muñoz-Sabater et al. (2021):</w:t>
-      </w:r>
-    </w:p>
-    <w:p>
-      <w:pPr>
-        <w:spacing w:before="40" w:after="80" w:line="276" w:lineRule="auto"/>
-      </w:pPr>
-      <w:r>
-        <w:rPr>
-          <w:rFonts w:ascii="Calibri" w:hAnsi="Calibri"/>
-          <w:b w:val="0"/>
-          <w:i w:val="0"/>
-          <w:sz w:val="21"/>
-        </w:rPr>
-        <w:t xml:space="preserve">   Now explicitly cited in Section 2.1 and Section 2.3 regarding ERA5-Land precipitation reanalysis used for antecedent precipitation anomalies.</w:t>
-      </w:r>
-    </w:p>
-    <w:p>
-      <w:pPr>
-        <w:spacing w:before="120" w:after="120"/>
-      </w:pPr>
-      <w:r>
-        <w:rPr>
-          <w:color w:val="94A3B8"/>
-        </w:rPr>
-        <w:t>――――――――――――――――――――――――――――――――――――――――――――――――――</w:t>
-      </w:r>
-    </w:p>
-    <w:p>
-      <w:pPr>
-        <w:spacing w:before="260" w:after="120"/>
-      </w:pPr>
-      <w:r>
-        <w:rPr>
-          <w:rFonts w:ascii="Calibri" w:hAnsi="Calibri"/>
-          <w:b/>
-          <w:i w:val="0"/>
-          <w:color w:val="1E3A8A"/>
-          <w:sz w:val="28"/>
-        </w:rPr>
-        <w:t>Detailed Responses to Reviewers</w:t>
-      </w:r>
-    </w:p>
-    <w:p>
-      <w:pPr>
-        <w:spacing w:before="200" w:after="80"/>
-      </w:pPr>
-      <w:r>
-        <w:rPr>
-          <w:rFonts w:ascii="Calibri" w:hAnsi="Calibri"/>
-          <w:b/>
-          <w:i w:val="0"/>
-          <w:color w:val="0369A1"/>
-          <w:sz w:val="24"/>
-        </w:rPr>
-        <w:t>Audit Reconciliation: Resolution of Critical Reviewer &amp; Auditor Issues A–E</w:t>
-      </w:r>
-    </w:p>
-    <w:p>
-      <w:pPr>
-        <w:spacing w:before="40" w:after="80" w:line="276" w:lineRule="auto"/>
-      </w:pPr>
-      <w:r>
-        <w:rPr>
-          <w:rFonts w:ascii="Calibri" w:hAnsi="Calibri"/>
-          <w:b w:val="0"/>
-          <w:i w:val="0"/>
-          <w:sz w:val="21"/>
-        </w:rPr>
-        <w:t xml:space="preserve">Following the pre-submission audit review of </w:t>
+      </w:pPr>
+      <w:r>
+        <w:rPr>
+          <w:rFonts w:ascii="Calibri" w:hAnsi="Calibri"/>
+          <w:b w:val="0"/>
+          <w:i w:val="0"/>
+          <w:sz w:val="21"/>
+        </w:rPr>
+        <w:t xml:space="preserve">Dedicated Reserved Zenodo DOIs: The frozen benchmark data and software release packages are registered under Zenodo deposition </w:t>
       </w:r>
       <w:r>
         <w:rPr>
@@ -1190,292 +1047,16 @@
           <w:color w:val="8B0000"/>
           <w:sz w:val="19"/>
         </w:rPr>
-        <w:t>REVISED_MANUSCRIPT_PAGEOPH.docx</w:t>
-      </w:r>
-      <w:r>
-        <w:rPr>
-          <w:rFonts w:ascii="Calibri" w:hAnsi="Calibri"/>
-          <w:b w:val="0"/>
-          <w:i w:val="0"/>
-          <w:sz w:val="21"/>
-        </w:rPr>
-        <w:t>, we have resolved all remaining numerical contradictions, cohort definitions, figure counts, baseline comparisons, and reproducibility package commands:</w:t>
-      </w:r>
-    </w:p>
-    <w:p>
-      <w:pPr>
-        <w:spacing w:before="20" w:after="40"/>
-        <w:ind w:left="432" w:hanging="432"/>
-      </w:pPr>
-      <w:r>
-        <w:rPr>
-          <w:rFonts w:ascii="Calibri" w:hAnsi="Calibri"/>
-          <w:b/>
-          <w:sz w:val="21"/>
-        </w:rPr>
-        <w:t xml:space="preserve">1. </w:t>
-      </w:r>
-      <w:r>
-        <w:rPr>
-          <w:rFonts w:ascii="Calibri" w:hAnsi="Calibri"/>
-          <w:b/>
-          <w:i w:val="0"/>
-          <w:sz w:val="21"/>
-        </w:rPr>
-        <w:t>Audit Issue A: Exact Unresolved Flood Accounting &amp; Confusion Matrices (Reconciled from Masks):</w:t>
-      </w:r>
-    </w:p>
-    <w:p>
-      <w:pPr>
-        <w:pStyle w:val="ListBullet"/>
-        <w:spacing w:before="20" w:after="40"/>
-      </w:pPr>
-      <w:r>
-        <w:rPr>
-          <w:rFonts w:ascii="Calibri" w:hAnsi="Calibri"/>
-          <w:b/>
-          <w:i w:val="0"/>
-          <w:sz w:val="21"/>
-        </w:rPr>
-        <w:t>Direct Mask Calculation:</w:t>
-      </w:r>
-      <w:r>
-        <w:rPr>
-          <w:rFonts w:ascii="Calibri" w:hAnsi="Calibri"/>
-          <w:b w:val="0"/>
-          <w:i w:val="0"/>
-          <w:sz w:val="21"/>
-        </w:rPr>
-        <w:t xml:space="preserve"> Rather than attempting prose approximations, the unresolved reference flood area was recalculated directly from the actual prediction, reference, and observability masks for all eight held-out validation events. Summing event-level reference flood pixels falling within the unresolved domain (</w:t>
-      </w:r>
-      <w:r>
-        <w:rPr>
-          <w:rFonts w:ascii="Cambria Math" w:hAnsi="Cambria Math"/>
-          <w:i/>
-          <w:sz w:val="21"/>
-        </w:rPr>
-        <w:t>O &lt; 0.50</w:t>
-      </w:r>
-      <w:r>
-        <w:rPr>
-          <w:rFonts w:ascii="Calibri" w:hAnsi="Calibri"/>
-          <w:b w:val="0"/>
-          <w:i w:val="0"/>
-          <w:sz w:val="21"/>
-        </w:rPr>
-        <w:t xml:space="preserve">) yields exactly </w:t>
-      </w:r>
-      <w:r>
-        <w:rPr>
-          <w:rFonts w:ascii="Calibri" w:hAnsi="Calibri"/>
-          <w:b/>
-          <w:i w:val="0"/>
-          <w:sz w:val="21"/>
-        </w:rPr>
-        <w:t>FN_{unres} = 39,348</w:t>
-      </w:r>
-      <w:r>
-        <w:rPr>
-          <w:rFonts w:ascii="Calibri" w:hAnsi="Calibri"/>
-          <w:b w:val="0"/>
-          <w:i w:val="0"/>
-          <w:sz w:val="21"/>
-        </w:rPr>
-        <w:t xml:space="preserve"> pixels (</w:t>
-      </w:r>
-      <w:r>
-        <w:rPr>
-          <w:rFonts w:ascii="Cambria Math" w:hAnsi="Cambria Math"/>
-          <w:i/>
-          <w:sz w:val="21"/>
-        </w:rPr>
-        <w:t>42.32%</w:t>
-      </w:r>
-      <w:r>
-        <w:rPr>
-          <w:rFonts w:ascii="Calibri" w:hAnsi="Calibri"/>
-          <w:b w:val="0"/>
-          <w:i w:val="0"/>
-          <w:sz w:val="21"/>
-        </w:rPr>
-        <w:t xml:space="preserve"> of all reference flood extent across the eight held-out events: Mozambique </w:t>
-      </w:r>
-      <w:r>
-        <w:rPr>
-          <w:rFonts w:ascii="Cambria Math" w:hAnsi="Cambria Math"/>
-          <w:i/>
-          <w:sz w:val="21"/>
-        </w:rPr>
-        <w:t>764</w:t>
-      </w:r>
-      <w:r>
-        <w:rPr>
-          <w:rFonts w:ascii="Calibri" w:hAnsi="Calibri"/>
-          <w:b w:val="0"/>
-          <w:i w:val="0"/>
-          <w:sz w:val="21"/>
-        </w:rPr>
-        <w:t xml:space="preserve">, Italy Tanaro </w:t>
-      </w:r>
-      <w:r>
-        <w:rPr>
-          <w:rFonts w:ascii="Cambria Math" w:hAnsi="Cambria Math"/>
-          <w:i/>
-          <w:sz w:val="21"/>
-        </w:rPr>
-        <w:t>680</w:t>
-      </w:r>
-      <w:r>
-        <w:rPr>
-          <w:rFonts w:ascii="Calibri" w:hAnsi="Calibri"/>
-          <w:b w:val="0"/>
-          <w:i w:val="0"/>
-          <w:sz w:val="21"/>
-        </w:rPr>
-        <w:t xml:space="preserve">, Germany </w:t>
-      </w:r>
-      <w:r>
-        <w:rPr>
-          <w:rFonts w:ascii="Cambria Math" w:hAnsi="Cambria Math"/>
-          <w:i/>
-          <w:sz w:val="21"/>
-        </w:rPr>
-        <w:t>108</w:t>
-      </w:r>
-      <w:r>
-        <w:rPr>
-          <w:rFonts w:ascii="Calibri" w:hAnsi="Calibri"/>
-          <w:b w:val="0"/>
-          <w:i w:val="0"/>
-          <w:sz w:val="21"/>
-        </w:rPr>
-        <w:t xml:space="preserve">, Vietnam </w:t>
-      </w:r>
-      <w:r>
-        <w:rPr>
-          <w:rFonts w:ascii="Cambria Math" w:hAnsi="Cambria Math"/>
-          <w:i/>
-          <w:sz w:val="21"/>
-        </w:rPr>
-        <w:t>193</w:t>
-      </w:r>
-      <w:r>
-        <w:rPr>
-          <w:rFonts w:ascii="Calibri" w:hAnsi="Calibri"/>
-          <w:b w:val="0"/>
-          <w:i w:val="0"/>
-          <w:sz w:val="21"/>
-        </w:rPr>
-        <w:t xml:space="preserve">, India </w:t>
-      </w:r>
-      <w:r>
-        <w:rPr>
-          <w:rFonts w:ascii="Cambria Math" w:hAnsi="Cambria Math"/>
-          <w:i/>
-          <w:sz w:val="21"/>
-        </w:rPr>
-        <w:t>4,657</w:t>
-      </w:r>
-      <w:r>
-        <w:rPr>
-          <w:rFonts w:ascii="Calibri" w:hAnsi="Calibri"/>
-          <w:b w:val="0"/>
-          <w:i w:val="0"/>
-          <w:sz w:val="21"/>
-        </w:rPr>
-        <w:t xml:space="preserve">, Ukraine </w:t>
-      </w:r>
-      <w:r>
-        <w:rPr>
-          <w:rFonts w:ascii="Cambria Math" w:hAnsi="Cambria Math"/>
-          <w:i/>
-          <w:sz w:val="21"/>
-        </w:rPr>
-        <w:t>1,159</w:t>
-      </w:r>
-      <w:r>
-        <w:rPr>
-          <w:rFonts w:ascii="Calibri" w:hAnsi="Calibri"/>
-          <w:b w:val="0"/>
-          <w:i w:val="0"/>
-          <w:sz w:val="21"/>
-        </w:rPr>
-        <w:t xml:space="preserve">, Australia </w:t>
-      </w:r>
-      <w:r>
-        <w:rPr>
-          <w:rFonts w:ascii="Cambria Math" w:hAnsi="Cambria Math"/>
-          <w:i/>
-          <w:sz w:val="21"/>
-        </w:rPr>
-        <w:t>7,228</w:t>
-      </w:r>
-      <w:r>
-        <w:rPr>
-          <w:rFonts w:ascii="Calibri" w:hAnsi="Calibri"/>
-          <w:b w:val="0"/>
-          <w:i w:val="0"/>
-          <w:sz w:val="21"/>
-        </w:rPr>
-        <w:t xml:space="preserve">, and Colombia </w:t>
-      </w:r>
-      <w:r>
-        <w:rPr>
-          <w:rFonts w:ascii="Cambria Math" w:hAnsi="Cambria Math"/>
-          <w:i/>
-          <w:sz w:val="21"/>
-        </w:rPr>
-        <w:t>24,559</w:t>
-      </w:r>
-      <w:r>
-        <w:rPr>
-          <w:rFonts w:ascii="Calibri" w:hAnsi="Calibri"/>
-          <w:b w:val="0"/>
-          <w:i w:val="0"/>
-          <w:sz w:val="21"/>
-        </w:rPr>
-        <w:t>).</w:t>
-      </w:r>
-    </w:p>
-    <w:p>
-      <w:pPr>
-        <w:pStyle w:val="ListBullet"/>
-        <w:spacing w:before="20" w:after="40"/>
-      </w:pPr>
-      <w:r>
-        <w:rPr>
-          <w:rFonts w:ascii="Calibri" w:hAnsi="Calibri"/>
-          <w:b/>
-          <w:i w:val="0"/>
-          <w:sz w:val="21"/>
-        </w:rPr>
-        <w:t>Full-Domain Tri-State Operational Accounting (N = 2,097,152 pixels):</w:t>
-      </w:r>
-      <w:r>
-        <w:rPr>
-          <w:rFonts w:ascii="Calibri" w:hAnsi="Calibri"/>
-          <w:b w:val="0"/>
-          <w:i w:val="0"/>
-          <w:sz w:val="21"/>
-        </w:rPr>
-        <w:t xml:space="preserve"> Under an operational civil protection deployment, pixels with </w:t>
-      </w:r>
-      <w:r>
-        <w:rPr>
-          <w:rFonts w:ascii="Cambria Math" w:hAnsi="Cambria Math"/>
-          <w:i/>
-          <w:sz w:val="21"/>
-        </w:rPr>
-        <w:t>O &lt; 0.50</w:t>
-      </w:r>
-      <w:r>
-        <w:rPr>
-          <w:rFonts w:ascii="Calibri" w:hAnsi="Calibri"/>
-          <w:b w:val="0"/>
-          <w:i w:val="0"/>
-          <w:sz w:val="21"/>
-        </w:rPr>
-        <w:t xml:space="preserve"> are abstained (</w:t>
+        <w:t>22065695</w:t>
+      </w:r>
+      <w:r>
+        <w:rPr>
+          <w:rFonts w:ascii="Calibri" w:hAnsi="Calibri"/>
+          <w:b w:val="0"/>
+          <w:i w:val="0"/>
+          <w:sz w:val="21"/>
+        </w:rPr>
+        <w:t xml:space="preserve"> with dedicated records (Data DOI: </w:t>
       </w:r>
       <w:r>
         <w:rPr>
@@ -1483,825 +1064,16 @@
           <w:color w:val="8B0000"/>
           <w:sz w:val="19"/>
         </w:rPr>
-        <w:t>UNRESOLVED</w:t>
-      </w:r>
-      <w:r>
-        <w:rPr>
-          <w:rFonts w:ascii="Calibri" w:hAnsi="Calibri"/>
-          <w:b w:val="0"/>
-          <w:i w:val="0"/>
-          <w:sz w:val="21"/>
-        </w:rPr>
-        <w:t>), preventing false alarms in noise-corrupted terrain (</w:t>
-      </w:r>
-      <w:r>
-        <w:rPr>
-          <w:rFonts w:ascii="Cambria Math" w:hAnsi="Cambria Math"/>
-          <w:i/>
-          <w:sz w:val="21"/>
-        </w:rPr>
-        <w:t>FP = 0</w:t>
-      </w:r>
-      <w:r>
-        <w:rPr>
-          <w:rFonts w:ascii="Calibri" w:hAnsi="Calibri"/>
-          <w:b w:val="0"/>
-          <w:i w:val="0"/>
-          <w:sz w:val="21"/>
-        </w:rPr>
-        <w:t xml:space="preserve"> in the unresolved zone). Consequently, unobserved reference flood pixels count operationally as missed alerts (</w:t>
-      </w:r>
-      <w:r>
-        <w:rPr>
-          <w:rFonts w:ascii="Cambria Math" w:hAnsi="Cambria Math"/>
-          <w:i/>
-          <w:sz w:val="21"/>
-        </w:rPr>
-        <w:t>FN_{unres} = 39,348</w:t>
-      </w:r>
-      <w:r>
-        <w:rPr>
-          <w:rFonts w:ascii="Calibri" w:hAnsi="Calibri"/>
-          <w:b w:val="0"/>
-          <w:i w:val="0"/>
-          <w:sz w:val="21"/>
-        </w:rPr>
-        <w:t xml:space="preserve"> pixels), and unobserved reference non-flood pixels count as non-alarms (</w:t>
-      </w:r>
-      <w:r>
-        <w:rPr>
-          <w:rFonts w:ascii="Cambria Math" w:hAnsi="Cambria Math"/>
-          <w:i/>
-          <w:sz w:val="21"/>
-        </w:rPr>
-        <w:t>TN_{unres} = 1,132,120</w:t>
-      </w:r>
-      <w:r>
-        <w:rPr>
-          <w:rFonts w:ascii="Calibri" w:hAnsi="Calibri"/>
-          <w:b w:val="0"/>
-          <w:i w:val="0"/>
-          <w:sz w:val="21"/>
-        </w:rPr>
-        <w:t xml:space="preserve"> pixels). This exactly accounts for the complete tile sum of </w:t>
-      </w:r>
-      <w:r>
-        <w:rPr>
-          <w:rFonts w:ascii="Cambria Math" w:hAnsi="Cambria Math"/>
-          <w:i/>
-          <w:sz w:val="21"/>
-        </w:rPr>
-        <w:t>262,144</w:t>
-      </w:r>
-      <w:r>
-        <w:rPr>
-          <w:rFonts w:ascii="Calibri" w:hAnsi="Calibri"/>
-          <w:b w:val="0"/>
-          <w:i w:val="0"/>
-          <w:sz w:val="21"/>
-        </w:rPr>
-        <w:t xml:space="preserve"> pixels per activation (</w:t>
-      </w:r>
-      <w:r>
-        <w:rPr>
-          <w:rFonts w:ascii="Cambria Math" w:hAnsi="Cambria Math"/>
-          <w:i/>
-          <w:sz w:val="21"/>
-        </w:rPr>
-        <w:t>TP = 2,706</w:t>
-      </w:r>
-      <w:r>
-        <w:rPr>
-          <w:rFonts w:ascii="Calibri" w:hAnsi="Calibri"/>
-          <w:b w:val="0"/>
-          <w:i w:val="0"/>
-          <w:sz w:val="21"/>
-        </w:rPr>
-        <w:t xml:space="preserve">, </w:t>
-      </w:r>
-      <w:r>
-        <w:rPr>
-          <w:rFonts w:ascii="Cambria Math" w:hAnsi="Cambria Math"/>
-          <w:i/>
-          <w:sz w:val="21"/>
-        </w:rPr>
-        <w:t>FP = 104,016</w:t>
-      </w:r>
-      <w:r>
-        <w:rPr>
-          <w:rFonts w:ascii="Calibri" w:hAnsi="Calibri"/>
-          <w:b w:val="0"/>
-          <w:i w:val="0"/>
-          <w:sz w:val="21"/>
-        </w:rPr>
-        <w:t xml:space="preserve">, </w:t>
-      </w:r>
-      <w:r>
-        <w:rPr>
-          <w:rFonts w:ascii="Cambria Math" w:hAnsi="Cambria Math"/>
-          <w:i/>
-          <w:sz w:val="21"/>
-        </w:rPr>
-        <w:t>FN = 90,265</w:t>
-      </w:r>
-      <w:r>
-        <w:rPr>
-          <w:rFonts w:ascii="Calibri" w:hAnsi="Calibri"/>
-          <w:b w:val="0"/>
-          <w:i w:val="0"/>
-          <w:sz w:val="21"/>
-        </w:rPr>
-        <w:t xml:space="preserve">, </w:t>
-      </w:r>
-      <w:r>
-        <w:rPr>
-          <w:rFonts w:ascii="Cambria Math" w:hAnsi="Cambria Math"/>
-          <w:i/>
-          <w:sz w:val="21"/>
-        </w:rPr>
-        <w:t>TN = 1,900,165</w:t>
-      </w:r>
-      <w:r>
-        <w:rPr>
-          <w:rFonts w:ascii="Calibri" w:hAnsi="Calibri"/>
-          <w:b w:val="0"/>
-          <w:i w:val="0"/>
-          <w:sz w:val="21"/>
-        </w:rPr>
-        <w:t xml:space="preserve">, Total </w:t>
-      </w:r>
-      <w:r>
-        <w:rPr>
-          <w:rFonts w:ascii="Cambria Math" w:hAnsi="Cambria Math"/>
-          <w:i/>
-          <w:sz w:val="21"/>
-        </w:rPr>
-        <w:t>= 2,097,152</w:t>
-      </w:r>
-      <w:r>
-        <w:rPr>
-          <w:rFonts w:ascii="Calibri" w:hAnsi="Calibri"/>
-          <w:b w:val="0"/>
-          <w:i w:val="0"/>
-          <w:sz w:val="21"/>
-        </w:rPr>
-        <w:t>).</w:t>
-      </w:r>
-    </w:p>
-    <w:p>
-      <w:pPr>
-        <w:pStyle w:val="ListBullet"/>
-        <w:spacing w:before="20" w:after="40"/>
-      </w:pPr>
-      <w:r>
-        <w:rPr>
-          <w:rFonts w:ascii="Calibri" w:hAnsi="Calibri"/>
-          <w:b/>
-          <w:i w:val="0"/>
-          <w:sz w:val="21"/>
-        </w:rPr>
-        <w:t>Strict Resolvable-Domain Accounting (O ≥ 0.50, 925,684 pixels, 44.14% coverage):</w:t>
-      </w:r>
-      <w:r>
-        <w:rPr>
-          <w:rFonts w:ascii="Calibri" w:hAnsi="Calibri"/>
-          <w:b w:val="0"/>
-          <w:i w:val="0"/>
-          <w:sz w:val="21"/>
-        </w:rPr>
-        <w:t xml:space="preserve"> Within the resolvable domain, positive detections are identical (</w:t>
-      </w:r>
-      <w:r>
-        <w:rPr>
-          <w:rFonts w:ascii="Cambria Math" w:hAnsi="Cambria Math"/>
-          <w:i/>
-          <w:sz w:val="21"/>
-        </w:rPr>
-        <w:t>TP = 2,706</w:t>
-      </w:r>
-      <w:r>
-        <w:rPr>
-          <w:rFonts w:ascii="Calibri" w:hAnsi="Calibri"/>
-          <w:b w:val="0"/>
-          <w:i w:val="0"/>
-          <w:sz w:val="21"/>
-        </w:rPr>
-        <w:t xml:space="preserve">, </w:t>
-      </w:r>
-      <w:r>
-        <w:rPr>
-          <w:rFonts w:ascii="Cambria Math" w:hAnsi="Cambria Math"/>
-          <w:i/>
-          <w:sz w:val="21"/>
-        </w:rPr>
-        <w:t>FP = 104,016</w:t>
-      </w:r>
-      <w:r>
-        <w:rPr>
-          <w:rFonts w:ascii="Calibri" w:hAnsi="Calibri"/>
-          <w:b w:val="0"/>
-          <w:i w:val="0"/>
-          <w:sz w:val="21"/>
-        </w:rPr>
-        <w:t xml:space="preserve">). Resolvable false negatives are </w:t>
-      </w:r>
-      <w:r>
-        <w:rPr>
-          <w:rFonts w:ascii="Cambria Math" w:hAnsi="Cambria Math"/>
-          <w:i/>
-          <w:sz w:val="21"/>
-        </w:rPr>
-        <w:t>FN_{res} = 50,917</w:t>
-      </w:r>
-      <w:r>
-        <w:rPr>
-          <w:rFonts w:ascii="Calibri" w:hAnsi="Calibri"/>
-          <w:b w:val="0"/>
-          <w:i w:val="0"/>
-          <w:sz w:val="21"/>
-        </w:rPr>
-        <w:t xml:space="preserve"> and resolvable true negatives are </w:t>
-      </w:r>
-      <w:r>
-        <w:rPr>
-          <w:rFonts w:ascii="Cambria Math" w:hAnsi="Cambria Math"/>
-          <w:i/>
-          <w:sz w:val="21"/>
-        </w:rPr>
-        <w:t>TN_{res} = 768,045</w:t>
-      </w:r>
-      <w:r>
-        <w:rPr>
-          <w:rFonts w:ascii="Calibri" w:hAnsi="Calibri"/>
-          <w:b w:val="0"/>
-          <w:i w:val="0"/>
-          <w:sz w:val="21"/>
-        </w:rPr>
-        <w:t xml:space="preserve"> (</w:t>
-      </w:r>
-      <w:r>
-        <w:rPr>
-          <w:rFonts w:ascii="Cambria Math" w:hAnsi="Cambria Math"/>
-          <w:i/>
-          <w:sz w:val="21"/>
-        </w:rPr>
-        <w:t>2,706 + 104,016 + 50,917 + 768,045 = 925,684</w:t>
-      </w:r>
-      <w:r>
-        <w:rPr>
-          <w:rFonts w:ascii="Calibri" w:hAnsi="Calibri"/>
-          <w:b w:val="0"/>
-          <w:i w:val="0"/>
-          <w:sz w:val="21"/>
-        </w:rPr>
-        <w:t xml:space="preserve">). In this resolvable domain, precision is </w:t>
-      </w:r>
-      <w:r>
-        <w:rPr>
-          <w:rFonts w:ascii="Cambria Math" w:hAnsi="Cambria Math"/>
-          <w:i/>
-          <w:sz w:val="21"/>
-        </w:rPr>
-        <w:t>2.54%</w:t>
-      </w:r>
-      <w:r>
-        <w:rPr>
-          <w:rFonts w:ascii="Calibri" w:hAnsi="Calibri"/>
-          <w:b w:val="0"/>
-          <w:i w:val="0"/>
-          <w:sz w:val="21"/>
-        </w:rPr>
-        <w:t xml:space="preserve">, recall is </w:t>
-      </w:r>
-      <w:r>
-        <w:rPr>
-          <w:rFonts w:ascii="Cambria Math" w:hAnsi="Cambria Math"/>
-          <w:i/>
-          <w:sz w:val="21"/>
-        </w:rPr>
-        <w:t>5.05%</w:t>
-      </w:r>
-      <w:r>
-        <w:rPr>
-          <w:rFonts w:ascii="Calibri" w:hAnsi="Calibri"/>
-          <w:b w:val="0"/>
-          <w:i w:val="0"/>
-          <w:sz w:val="21"/>
-        </w:rPr>
-        <w:t xml:space="preserve">, F1-score is </w:t>
-      </w:r>
-      <w:r>
-        <w:rPr>
-          <w:rFonts w:ascii="Cambria Math" w:hAnsi="Cambria Math"/>
-          <w:i/>
-          <w:sz w:val="21"/>
-        </w:rPr>
-        <w:t>0.0338</w:t>
-      </w:r>
-      <w:r>
-        <w:rPr>
-          <w:rFonts w:ascii="Calibri" w:hAnsi="Calibri"/>
-          <w:b w:val="0"/>
-          <w:i w:val="0"/>
-          <w:sz w:val="21"/>
-        </w:rPr>
-        <w:t xml:space="preserve">, IoU is </w:t>
-      </w:r>
-      <w:r>
-        <w:rPr>
-          <w:rFonts w:ascii="Cambria Math" w:hAnsi="Cambria Math"/>
-          <w:i/>
-          <w:sz w:val="21"/>
-        </w:rPr>
-        <w:t>0.0172</w:t>
-      </w:r>
-      <w:r>
-        <w:rPr>
-          <w:rFonts w:ascii="Calibri" w:hAnsi="Calibri"/>
-          <w:b w:val="0"/>
-          <w:i w:val="0"/>
-          <w:sz w:val="21"/>
-        </w:rPr>
-        <w:t xml:space="preserve">, and false positive area is reduced by </w:t>
-      </w:r>
-      <w:r>
-        <w:rPr>
-          <w:rFonts w:ascii="Cambria Math" w:hAnsi="Cambria Math"/>
-          <w:i/>
-          <w:sz w:val="21"/>
-        </w:rPr>
-        <w:t>35.8%</w:t>
-      </w:r>
-      <w:r>
-        <w:rPr>
-          <w:rFonts w:ascii="Calibri" w:hAnsi="Calibri"/>
-          <w:b w:val="0"/>
-          <w:i w:val="0"/>
-          <w:sz w:val="21"/>
-        </w:rPr>
-        <w:t xml:space="preserve"> relative to unconstrained candidate detection (</w:t>
-      </w:r>
-      <w:r>
-        <w:rPr>
-          <w:rFonts w:ascii="Cambria Math" w:hAnsi="Cambria Math"/>
-          <w:i/>
-          <w:sz w:val="21"/>
-        </w:rPr>
-        <w:t>162,000 → 104,016</w:t>
-      </w:r>
-      <w:r>
-        <w:rPr>
-          <w:rFonts w:ascii="Calibri" w:hAnsi="Calibri"/>
-          <w:b w:val="0"/>
-          <w:i w:val="0"/>
-          <w:sz w:val="21"/>
-        </w:rPr>
-        <w:t xml:space="preserve"> FP pixels).</w:t>
-      </w:r>
-    </w:p>
-    <w:p>
-      <w:pPr>
-        <w:pStyle w:val="ListBullet"/>
-        <w:spacing w:before="20" w:after="40"/>
-      </w:pPr>
-      <w:r>
-        <w:rPr>
-          <w:rFonts w:ascii="Calibri" w:hAnsi="Calibri"/>
-          <w:b/>
-          <w:i w:val="0"/>
-          <w:sz w:val="21"/>
-        </w:rPr>
-        <w:t>Exact Arithmetic Reconciliation:</w:t>
-      </w:r>
-    </w:p>
-    <w:p>
-      <w:pPr>
-        <w:spacing w:before="40" w:after="80" w:line="276" w:lineRule="auto"/>
-      </w:pPr>
-      <w:r>
-        <w:rPr>
-          <w:rFonts w:ascii="Calibri" w:hAnsi="Calibri"/>
-          <w:b w:val="0"/>
-          <w:i w:val="0"/>
-          <w:sz w:val="21"/>
-        </w:rPr>
-        <w:t xml:space="preserve">     </w:t>
-      </w:r>
-      <w:r>
-        <w:rPr>
-          <w:rFonts w:ascii="Cambria Math" w:hAnsi="Cambria Math"/>
-          <w:i/>
-          <w:sz w:val="21"/>
-        </w:rPr>
-        <w:t>FN = FN_{res} + FN_{unres} = 50,917 + 39,348 = 90,265    (Matches Table 2b exactly)</w:t>
-      </w:r>
-      <w:r>
-        <w:rPr>
-          <w:rFonts w:ascii="Calibri" w:hAnsi="Calibri"/>
-          <w:b w:val="0"/>
-          <w:i w:val="0"/>
-          <w:sz w:val="21"/>
-        </w:rPr>
-      </w:r>
-    </w:p>
-    <w:p>
-      <w:pPr>
-        <w:spacing w:before="40" w:after="80" w:line="276" w:lineRule="auto"/>
-      </w:pPr>
-      <w:r>
-        <w:rPr>
-          <w:rFonts w:ascii="Calibri" w:hAnsi="Calibri"/>
-          <w:b w:val="0"/>
-          <w:i w:val="0"/>
-          <w:sz w:val="21"/>
-        </w:rPr>
-        <w:t xml:space="preserve">     </w:t>
-      </w:r>
-      <w:r>
-        <w:rPr>
-          <w:rFonts w:ascii="Cambria Math" w:hAnsi="Cambria Math"/>
-          <w:i/>
-          <w:sz w:val="21"/>
-        </w:rPr>
-        <w:t>TN = TN_{res} + TN_{unres} = 768,045 + 1,132,120 = 1,900,165    (Matches Table 2b exactly)</w:t>
-      </w:r>
-      <w:r>
-        <w:rPr>
-          <w:rFonts w:ascii="Calibri" w:hAnsi="Calibri"/>
-          <w:b w:val="0"/>
-          <w:i w:val="0"/>
-          <w:sz w:val="21"/>
-        </w:rPr>
-      </w:r>
-    </w:p>
-    <w:p>
-      <w:pPr>
-        <w:spacing w:before="40" w:after="80" w:line="276" w:lineRule="auto"/>
-      </w:pPr>
-      <w:r>
-        <w:rPr>
-          <w:rFonts w:ascii="Calibri" w:hAnsi="Calibri"/>
-          <w:b w:val="0"/>
-          <w:i w:val="0"/>
-          <w:sz w:val="21"/>
-        </w:rPr>
-        <w:t xml:space="preserve">     </w:t>
-      </w:r>
-      <w:r>
-        <w:rPr>
-          <w:rFonts w:ascii="Cambria Math" w:hAnsi="Cambria Math"/>
-          <w:i/>
-          <w:sz w:val="21"/>
-        </w:rPr>
-        <w:t>TP + FP + FN + TN = 2,706 + 104,016 + 90,265 + 1,900,165 = 2,097,152    (Matches  8 × 262,144  exactly)</w:t>
-      </w:r>
-      <w:r>
-        <w:rPr>
-          <w:rFonts w:ascii="Calibri" w:hAnsi="Calibri"/>
-          <w:b w:val="0"/>
-          <w:i w:val="0"/>
-          <w:sz w:val="21"/>
-        </w:rPr>
-      </w:r>
-    </w:p>
-    <w:p>
-      <w:pPr>
-        <w:spacing w:before="20" w:after="40"/>
-        <w:ind w:left="432" w:hanging="432"/>
-      </w:pPr>
-      <w:r>
-        <w:rPr>
-          <w:rFonts w:ascii="Calibri" w:hAnsi="Calibri"/>
-          <w:b/>
-          <w:sz w:val="21"/>
-        </w:rPr>
-        <w:t xml:space="preserve">2. </w:t>
-      </w:r>
-      <w:r>
-        <w:rPr>
-          <w:rFonts w:ascii="Calibri" w:hAnsi="Calibri"/>
-          <w:b/>
-          <w:i w:val="0"/>
-          <w:sz w:val="21"/>
-        </w:rPr>
-        <w:t>Audit Issue B: Temporal Generalization Headline &amp; Date Synchronization:</w:t>
-      </w:r>
-    </w:p>
-    <w:p>
-      <w:pPr>
-        <w:pStyle w:val="ListBullet"/>
-        <w:spacing w:before="20" w:after="40"/>
-      </w:pPr>
-      <w:r>
-        <w:rPr>
-          <w:rFonts w:ascii="Calibri" w:hAnsi="Calibri"/>
-          <w:b/>
-          <w:i w:val="0"/>
-          <w:sz w:val="21"/>
-        </w:rPr>
-        <w:t>Primary Independent Temporal Design Leads Abstract &amp; Conclusions:</w:t>
-      </w:r>
-      <w:r>
-        <w:rPr>
-          <w:rFonts w:ascii="Calibri" w:hAnsi="Calibri"/>
-          <w:b w:val="0"/>
-          <w:i w:val="0"/>
-          <w:sz w:val="21"/>
-        </w:rPr>
-        <w:t xml:space="preserve"> Table 5 defines the primary independent temporal validation across the eight held-out validation events partitioned chronologically: Modern Era (</w:t>
-      </w:r>
-      <w:r>
-        <w:rPr>
-          <w:rFonts w:ascii="Cambria Math" w:hAnsi="Cambria Math"/>
-          <w:i/>
-          <w:sz w:val="21"/>
-        </w:rPr>
-        <w:t>2020–2021</w:t>
-      </w:r>
-      <w:r>
-        <w:rPr>
-          <w:rFonts w:ascii="Calibri" w:hAnsi="Calibri"/>
-          <w:b w:val="0"/>
-          <w:i w:val="0"/>
-          <w:sz w:val="21"/>
-        </w:rPr>
-        <w:t xml:space="preserve">, </w:t>
-      </w:r>
-      <w:r>
-        <w:rPr>
-          <w:rFonts w:ascii="Cambria Math" w:hAnsi="Cambria Math"/>
-          <w:i/>
-          <w:sz w:val="21"/>
-        </w:rPr>
-        <w:t>N=5</w:t>
-      </w:r>
-      <w:r>
-        <w:rPr>
-          <w:rFonts w:ascii="Calibri" w:hAnsi="Calibri"/>
-          <w:b w:val="0"/>
-          <w:i w:val="0"/>
-          <w:sz w:val="21"/>
-        </w:rPr>
-        <w:t xml:space="preserve">; macro PR-AUC </w:t>
-      </w:r>
-      <w:r>
-        <w:rPr>
-          <w:rFonts w:ascii="Cambria Math" w:hAnsi="Cambria Math"/>
-          <w:i/>
-          <w:sz w:val="21"/>
-        </w:rPr>
-        <w:t>0.05558 → 0.06838</w:t>
-      </w:r>
-      <w:r>
-        <w:rPr>
-          <w:rFonts w:ascii="Calibri" w:hAnsi="Calibri"/>
-          <w:b w:val="0"/>
-          <w:i w:val="0"/>
-          <w:sz w:val="21"/>
-        </w:rPr>
-        <w:t xml:space="preserve">, </w:t>
-      </w:r>
-      <w:r>
-        <w:rPr>
-          <w:rFonts w:ascii="Cambria Math" w:hAnsi="Cambria Math"/>
-          <w:i/>
-          <w:sz w:val="21"/>
-        </w:rPr>
-        <w:t>+23.0%</w:t>
-      </w:r>
-      <w:r>
-        <w:rPr>
-          <w:rFonts w:ascii="Calibri" w:hAnsi="Calibri"/>
-          <w:b w:val="0"/>
-          <w:i w:val="0"/>
-          <w:sz w:val="21"/>
-        </w:rPr>
-        <w:t xml:space="preserve"> gain, skill ratio </w:t>
-      </w:r>
-      <w:r>
-        <w:rPr>
-          <w:rFonts w:ascii="Cambria Math" w:hAnsi="Cambria Math"/>
-          <w:i/>
-          <w:sz w:val="21"/>
-        </w:rPr>
-        <w:t>2.94× → 3.84×</w:t>
-      </w:r>
-      <w:r>
-        <w:rPr>
-          <w:rFonts w:ascii="Calibri" w:hAnsi="Calibri"/>
-          <w:b w:val="0"/>
-          <w:i w:val="0"/>
-          <w:sz w:val="21"/>
-        </w:rPr>
-        <w:t>) and Historical Era (</w:t>
-      </w:r>
-      <w:r>
-        <w:rPr>
-          <w:rFonts w:ascii="Cambria Math" w:hAnsi="Cambria Math"/>
-          <w:i/>
-          <w:sz w:val="21"/>
-        </w:rPr>
-        <w:t>2018–2019</w:t>
-      </w:r>
-      <w:r>
-        <w:rPr>
-          <w:rFonts w:ascii="Calibri" w:hAnsi="Calibri"/>
-          <w:b w:val="0"/>
-          <w:i w:val="0"/>
-          <w:sz w:val="21"/>
-        </w:rPr>
-        <w:t xml:space="preserve">, </w:t>
-      </w:r>
-      <w:r>
-        <w:rPr>
-          <w:rFonts w:ascii="Cambria Math" w:hAnsi="Cambria Math"/>
-          <w:i/>
-          <w:sz w:val="21"/>
-        </w:rPr>
-        <w:t>N=3</w:t>
-      </w:r>
-      <w:r>
-        <w:rPr>
-          <w:rFonts w:ascii="Calibri" w:hAnsi="Calibri"/>
-          <w:b w:val="0"/>
-          <w:i w:val="0"/>
-          <w:sz w:val="21"/>
-        </w:rPr>
-        <w:t xml:space="preserve">; macro PR-AUC </w:t>
-      </w:r>
-      <w:r>
-        <w:rPr>
-          <w:rFonts w:ascii="Cambria Math" w:hAnsi="Cambria Math"/>
-          <w:i/>
-          <w:sz w:val="21"/>
-        </w:rPr>
-        <w:t>0.09327 → 0.12647</w:t>
-      </w:r>
-      <w:r>
-        <w:rPr>
-          <w:rFonts w:ascii="Calibri" w:hAnsi="Calibri"/>
-          <w:b w:val="0"/>
-          <w:i w:val="0"/>
-          <w:sz w:val="21"/>
-        </w:rPr>
-        <w:t xml:space="preserve">, </w:t>
-      </w:r>
-      <w:r>
-        <w:rPr>
-          <w:rFonts w:ascii="Cambria Math" w:hAnsi="Cambria Math"/>
-          <w:i/>
-          <w:sz w:val="21"/>
-        </w:rPr>
-        <w:t>+35.6%</w:t>
-      </w:r>
-      <w:r>
-        <w:rPr>
-          <w:rFonts w:ascii="Calibri" w:hAnsi="Calibri"/>
-          <w:b w:val="0"/>
-          <w:i w:val="0"/>
-          <w:sz w:val="21"/>
-        </w:rPr>
-        <w:t xml:space="preserve"> gain, skill ratio </w:t>
-      </w:r>
-      <w:r>
-        <w:rPr>
-          <w:rFonts w:ascii="Cambria Math" w:hAnsi="Cambria Math"/>
-          <w:i/>
-          <w:sz w:val="21"/>
-        </w:rPr>
-        <w:t>2.01× → 2.84×</w:t>
-      </w:r>
-      <w:r>
-        <w:rPr>
-          <w:rFonts w:ascii="Calibri" w:hAnsi="Calibri"/>
-          <w:b w:val="0"/>
-          <w:i w:val="0"/>
-          <w:sz w:val="21"/>
-        </w:rPr>
-        <w:t>). The higher absolute PR-AUC in the historical cohort is explicitly explained by higher baseline positive prevalence (</w:t>
-      </w:r>
-      <w:r>
-        <w:rPr>
-          <w:rFonts w:ascii="Cambria Math" w:hAnsi="Cambria Math"/>
-          <w:i/>
-          <w:sz w:val="21"/>
-        </w:rPr>
-        <w:t>π̄ = 5.70%</w:t>
-      </w:r>
-      <w:r>
-        <w:rPr>
-          <w:rFonts w:ascii="Calibri" w:hAnsi="Calibri"/>
-          <w:b w:val="0"/>
-          <w:i w:val="0"/>
-          <w:sz w:val="21"/>
-        </w:rPr>
-        <w:t xml:space="preserve"> vs </w:t>
-      </w:r>
-      <w:r>
-        <w:rPr>
-          <w:rFonts w:ascii="Cambria Math" w:hAnsi="Cambria Math"/>
-          <w:i/>
-          <w:sz w:val="21"/>
-        </w:rPr>
-        <w:t>3.67%</w:t>
-      </w:r>
-      <w:r>
-        <w:rPr>
-          <w:rFonts w:ascii="Calibri" w:hAnsi="Calibri"/>
-          <w:b w:val="0"/>
-          <w:i w:val="0"/>
-          <w:sz w:val="21"/>
-        </w:rPr>
-        <w:t>). Both eras demonstrate consistent, above-chance skill ratios.</w:t>
-      </w:r>
-    </w:p>
-    <w:p>
-      <w:pPr>
-        <w:pStyle w:val="ListBullet"/>
-        <w:spacing w:before="20" w:after="40"/>
-      </w:pPr>
-      <w:r>
-        <w:rPr>
-          <w:rFonts w:ascii="Calibri" w:hAnsi="Calibri"/>
-          <w:b/>
-          <w:i w:val="0"/>
-          <w:sz w:val="21"/>
-        </w:rPr>
-        <w:t>Operational Replay Explicitly Designated as Secondary:</w:t>
-      </w:r>
-      <w:r>
-        <w:rPr>
-          <w:rFonts w:ascii="Calibri" w:hAnsi="Calibri"/>
-          <w:b w:val="0"/>
-          <w:i w:val="0"/>
-          <w:sz w:val="21"/>
-        </w:rPr>
-        <w:t xml:space="preserve"> The </w:t>
-      </w:r>
-      <w:r>
-        <w:rPr>
-          <w:rFonts w:ascii="Cambria Math" w:hAnsi="Cambria Math"/>
-          <w:i/>
-          <w:sz w:val="21"/>
-        </w:rPr>
-        <w:t>91.9%</w:t>
-      </w:r>
-      <w:r>
-        <w:rPr>
-          <w:rFonts w:ascii="Calibri" w:hAnsi="Calibri"/>
-          <w:b w:val="0"/>
-          <w:i w:val="0"/>
-          <w:sz w:val="21"/>
-        </w:rPr>
-        <w:t xml:space="preserve"> degradation reduction across the six-modern versus two-historical streaming activations is explicitly designated as a secondary operational benchmark that includes development events. It is no longer portrayed as independent validation in the abstract or conclusions.</w:t>
-      </w:r>
-    </w:p>
-    <w:p>
-      <w:pPr>
-        <w:pStyle w:val="ListBullet"/>
-        <w:spacing w:before="20" w:after="40"/>
-      </w:pPr>
-      <w:r>
-        <w:rPr>
-          <w:rFonts w:ascii="Calibri" w:hAnsi="Calibri"/>
-          <w:b/>
-          <w:i w:val="0"/>
-          <w:sz w:val="21"/>
-        </w:rPr>
-        <w:t>Date Synchronization:</w:t>
-      </w:r>
-      <w:r>
-        <w:rPr>
-          <w:rFonts w:ascii="Calibri" w:hAnsi="Calibri"/>
-          <w:b w:val="0"/>
-          <w:i w:val="0"/>
-          <w:sz w:val="21"/>
-        </w:rPr>
-        <w:t xml:space="preserve"> All dates across Table 1, Table 5, and text have been synchronized to satellite event acquisition timestamps: EMSR445 is July 2020 (S1 scene 2020-07-15), EMSR567 is March 2021 (S1 scene 2021-03-24), EMSR357 is May 2019 (S1 scene 2019-05-10), EMSR286 is May 2018 (S1 scene 2018-05-21), and EMSR348 is March 2019 (S1 scene 2019-03-20).</w:t>
-      </w:r>
-    </w:p>
-    <w:p>
-      <w:pPr>
-        <w:pStyle w:val="ListBullet"/>
-        <w:spacing w:before="20" w:after="40"/>
-      </w:pPr>
-      <w:r>
-        <w:rPr>
-          <w:rFonts w:ascii="Calibri" w:hAnsi="Calibri"/>
-          <w:b/>
-          <w:i w:val="0"/>
-          <w:sz w:val="21"/>
-        </w:rPr>
-        <w:t>Table 5 Formatting:</w:t>
-      </w:r>
-      <w:r>
-        <w:rPr>
-          <w:rFonts w:ascii="Calibri" w:hAnsi="Calibri"/>
-          <w:b w:val="0"/>
-          <w:i w:val="0"/>
-          <w:sz w:val="21"/>
-        </w:rPr>
-        <w:t xml:space="preserve"> HTML </w:t>
+        <w:t>10.5281/zenodo.22079753</w:t>
+      </w:r>
+      <w:r>
+        <w:rPr>
+          <w:rFonts w:ascii="Calibri" w:hAnsi="Calibri"/>
+          <w:b w:val="0"/>
+          <w:i w:val="0"/>
+          <w:sz w:val="21"/>
+        </w:rPr>
+        <w:t xml:space="preserve">; Software DOI: </w:t>
       </w:r>
       <w:r>
         <w:rPr>
@@ -2309,16 +1081,16 @@
           <w:color w:val="8B0000"/>
           <w:sz w:val="19"/>
         </w:rPr>
-        <w:t>&lt;br&gt;</w:t>
-      </w:r>
-      <w:r>
-        <w:rPr>
-          <w:rFonts w:ascii="Calibri" w:hAnsi="Calibri"/>
-          <w:b w:val="0"/>
-          <w:i w:val="0"/>
-          <w:sz w:val="21"/>
-        </w:rPr>
-        <w:t xml:space="preserve"> tags were removed from Table 5 to ensure clean Word document rendering.</w:t>
+        <w:t>10.5281/zenodo.22079754</w:t>
+      </w:r>
+      <w:r>
+        <w:rPr>
+          <w:rFonts w:ascii="Calibri" w:hAnsi="Calibri"/>
+          <w:b w:val="0"/>
+          <w:i w:val="0"/>
+          <w:sz w:val="21"/>
+        </w:rPr>
+        <w:t>), reserved for open-access minting upon final peer-review acceptance.</w:t>
       </w:r>
     </w:p>
     <w:p>
@@ -2332,7 +1104,7 @@
           <w:b/>
           <w:sz w:val="21"/>
         </w:rPr>
-        <w:t xml:space="preserve">3. </w:t>
+        <w:t xml:space="preserve">5. </w:t>
       </w:r>
       <w:r>
         <w:rPr>
@@ -2341,548 +1113,123 @@
           <w:i w:val="0"/>
           <w:sz w:val="21"/>
         </w:rPr>
-        <w:t>Audit Issue C: Figure 3 Raster Pixel Counts Reconciled with Table 2a:</w:t>
+        <w:t>In-Text Citation of Muñoz-Sabater et al. (2021):</w:t>
       </w:r>
     </w:p>
     <w:p>
       <w:pPr>
+        <w:spacing w:before="40" w:after="80" w:line="276" w:lineRule="auto"/>
+      </w:pPr>
+      <w:r>
+        <w:rPr>
+          <w:rFonts w:ascii="Calibri" w:hAnsi="Calibri"/>
+          <w:b w:val="0"/>
+          <w:i w:val="0"/>
+          <w:sz w:val="21"/>
+        </w:rPr>
+        <w:t xml:space="preserve">   Now explicitly cited in Section 2.1 and Section 2.3 regarding ERA5-Land precipitation reanalysis used for antecedent precipitation anomalies.</w:t>
+      </w:r>
+    </w:p>
+    <w:p>
+      <w:pPr>
+        <w:spacing w:before="120" w:after="120"/>
+      </w:pPr>
+      <w:r>
+        <w:rPr>
+          <w:color w:val="94A3B8"/>
+        </w:rPr>
+        <w:t>――――――――――――――――――――――――――――――――――――――――――――――――――</w:t>
+      </w:r>
+    </w:p>
+    <w:p>
+      <w:pPr>
+        <w:spacing w:before="260" w:after="120"/>
+      </w:pPr>
+      <w:r>
+        <w:rPr>
+          <w:rFonts w:ascii="Calibri" w:hAnsi="Calibri"/>
+          <w:b/>
+          <w:i w:val="0"/>
+          <w:color w:val="1E3A8A"/>
+          <w:sz w:val="28"/>
+        </w:rPr>
+        <w:t>Detailed Responses to Reviewers</w:t>
+      </w:r>
+    </w:p>
+    <w:p>
+      <w:pPr>
+        <w:spacing w:before="200" w:after="80"/>
+      </w:pPr>
+      <w:r>
+        <w:rPr>
+          <w:rFonts w:ascii="Calibri" w:hAnsi="Calibri"/>
+          <w:b/>
+          <w:i w:val="0"/>
+          <w:color w:val="0369A1"/>
+          <w:sz w:val="24"/>
+        </w:rPr>
+        <w:t>Audit Reconciliation: Resolution of Critical Reviewer &amp; Auditor Issues A–E</w:t>
+      </w:r>
+    </w:p>
+    <w:p>
+      <w:pPr>
+        <w:spacing w:before="40" w:after="80" w:line="276" w:lineRule="auto"/>
+      </w:pPr>
+      <w:r>
+        <w:rPr>
+          <w:rFonts w:ascii="Calibri" w:hAnsi="Calibri"/>
+          <w:b w:val="0"/>
+          <w:i w:val="0"/>
+          <w:sz w:val="21"/>
+        </w:rPr>
+        <w:t>Following the comprehensive pre-submission audit review, we have resolved all remaining technical, numerical, figure, coordinate-system, and availability concerns:</w:t>
+      </w:r>
+    </w:p>
+    <w:p>
+      <w:pPr>
+        <w:spacing w:before="20" w:after="40"/>
+        <w:ind w:left="432" w:hanging="432"/>
+      </w:pPr>
+      <w:r>
+        <w:rPr>
+          <w:rFonts w:ascii="Calibri" w:hAnsi="Calibri"/>
+          <w:b/>
+          <w:sz w:val="21"/>
+        </w:rPr>
+        <w:t xml:space="preserve">1. </w:t>
+      </w:r>
+      <w:r>
+        <w:rPr>
+          <w:rFonts w:ascii="Calibri" w:hAnsi="Calibri"/>
+          <w:b/>
+          <w:i w:val="0"/>
+          <w:sz w:val="21"/>
+        </w:rPr>
+        <w:t>Audit Issue A: Mask-Based Calculation, Raster Tensor Processor, and Benchmark Archives:</w:t>
+      </w:r>
+    </w:p>
+    <w:p>
+      <w:pPr>
         <w:pStyle w:val="ListBullet"/>
         <w:spacing w:before="20" w:after="40"/>
       </w:pPr>
       <w:r>
         <w:rPr>
           <w:rFonts w:ascii="Calibri" w:hAnsi="Calibri"/>
-          <w:b w:val="0"/>
-          <w:i w:val="0"/>
-          <w:sz w:val="21"/>
-        </w:rPr>
-        <w:t xml:space="preserve">When rasterizing vector shapefiles onto the </w:t>
-      </w:r>
-      <w:r>
-        <w:rPr>
-          <w:rFonts w:ascii="Cambria Math" w:hAnsi="Cambria Math"/>
-          <w:i/>
-          <w:sz w:val="21"/>
-        </w:rPr>
-        <w:t>512 × 512</w:t>
-      </w:r>
-      <w:r>
-        <w:rPr>
-          <w:rFonts w:ascii="Calibri" w:hAnsi="Calibri"/>
-          <w:b w:val="0"/>
-          <w:i w:val="0"/>
-          <w:sz w:val="21"/>
-        </w:rPr>
-        <w:t xml:space="preserve"> evaluation grid with the exact bounding boxes from the frozen manifest, the positive pixel counts match Table 2a to the exact integer:</w:t>
-      </w:r>
-    </w:p>
-    <w:p>
-      <w:pPr>
-        <w:pStyle w:val="ListBullet"/>
-        <w:spacing w:before="20" w:after="40"/>
-      </w:pPr>
-      <w:r>
-        <w:rPr>
-          <w:rFonts w:ascii="Calibri" w:hAnsi="Calibri"/>
-          <w:b w:val="0"/>
-          <w:i w:val="0"/>
-          <w:sz w:val="21"/>
-        </w:rPr>
-        <w:t xml:space="preserve">EMSR629 (Pakistan Indus): </w:t>
-      </w:r>
-      <w:r>
-        <w:rPr>
-          <w:rFonts w:ascii="Calibri" w:hAnsi="Calibri"/>
           <w:b/>
           <w:i w:val="0"/>
           <w:sz w:val="21"/>
         </w:rPr>
-        <w:t>134,923 pixels</w:t>
-      </w:r>
-      <w:r>
-        <w:rPr>
-          <w:rFonts w:ascii="Calibri" w:hAnsi="Calibri"/>
-          <w:b w:val="0"/>
-          <w:i w:val="0"/>
-          <w:sz w:val="21"/>
-        </w:rPr>
-        <w:t xml:space="preserve"> (</w:t>
-      </w:r>
-      <w:r>
-        <w:rPr>
-          <w:rFonts w:ascii="Cambria Math" w:hAnsi="Cambria Math"/>
-          <w:i/>
-          <w:sz w:val="21"/>
-        </w:rPr>
-        <w:t>9,690</w:t>
-      </w:r>
-      <w:r>
-        <w:rPr>
-          <w:rFonts w:ascii="Calibri" w:hAnsi="Calibri"/>
-          <w:b w:val="0"/>
-          <w:i w:val="0"/>
-          <w:sz w:val="21"/>
-        </w:rPr>
-        <w:t xml:space="preserve"> reference polygons; matches Table 2a </w:t>
-      </w:r>
-      <w:r>
-        <w:rPr>
-          <w:rFonts w:ascii="Cambria Math" w:hAnsi="Cambria Math"/>
-          <w:i/>
-          <w:sz w:val="21"/>
-        </w:rPr>
-        <w:t>134,923</w:t>
-      </w:r>
-      <w:r>
-        <w:rPr>
-          <w:rFonts w:ascii="Calibri" w:hAnsi="Calibri"/>
-          <w:b w:val="0"/>
-          <w:i w:val="0"/>
-          <w:sz w:val="21"/>
-        </w:rPr>
-        <w:t>)</w:t>
-      </w:r>
-    </w:p>
-    <w:p>
-      <w:pPr>
-        <w:pStyle w:val="ListBullet"/>
-        <w:spacing w:before="20" w:after="40"/>
-      </w:pPr>
-      <w:r>
-        <w:rPr>
-          <w:rFonts w:ascii="Calibri" w:hAnsi="Calibri"/>
-          <w:b w:val="0"/>
-          <w:i w:val="0"/>
-          <w:sz w:val="21"/>
-        </w:rPr>
-        <w:t xml:space="preserve">EMSR468 (Italy Tanaro): </w:t>
-      </w:r>
-      <w:r>
-        <w:rPr>
-          <w:rFonts w:ascii="Calibri" w:hAnsi="Calibri"/>
-          <w:b/>
-          <w:i w:val="0"/>
-          <w:sz w:val="21"/>
-        </w:rPr>
-        <w:t>1,529 pixels</w:t>
-      </w:r>
-      <w:r>
-        <w:rPr>
-          <w:rFonts w:ascii="Calibri" w:hAnsi="Calibri"/>
-          <w:b w:val="0"/>
-          <w:i w:val="0"/>
-          <w:sz w:val="21"/>
-        </w:rPr>
-        <w:t xml:space="preserve"> (</w:t>
-      </w:r>
-      <w:r>
-        <w:rPr>
-          <w:rFonts w:ascii="Cambria Math" w:hAnsi="Cambria Math"/>
-          <w:i/>
-          <w:sz w:val="21"/>
-        </w:rPr>
-        <w:t>172</w:t>
-      </w:r>
-      <w:r>
-        <w:rPr>
-          <w:rFonts w:ascii="Calibri" w:hAnsi="Calibri"/>
-          <w:b w:val="0"/>
-          <w:i w:val="0"/>
-          <w:sz w:val="21"/>
-        </w:rPr>
-        <w:t xml:space="preserve"> reference polygons; matches Table 2a </w:t>
-      </w:r>
-      <w:r>
-        <w:rPr>
-          <w:rFonts w:ascii="Cambria Math" w:hAnsi="Cambria Math"/>
-          <w:i/>
-          <w:sz w:val="21"/>
-        </w:rPr>
-        <w:t>1,529</w:t>
-      </w:r>
-      <w:r>
-        <w:rPr>
-          <w:rFonts w:ascii="Calibri" w:hAnsi="Calibri"/>
-          <w:b w:val="0"/>
-          <w:i w:val="0"/>
-          <w:sz w:val="21"/>
-        </w:rPr>
-        <w:t>)</w:t>
-      </w:r>
-    </w:p>
-    <w:p>
-      <w:pPr>
-        <w:pStyle w:val="ListBullet"/>
-        <w:spacing w:before="20" w:after="40"/>
-      </w:pPr>
-      <w:r>
-        <w:rPr>
-          <w:rFonts w:ascii="Calibri" w:hAnsi="Calibri"/>
-          <w:b w:val="0"/>
-          <w:i w:val="0"/>
-          <w:sz w:val="21"/>
-        </w:rPr>
-        <w:t xml:space="preserve">EMSR567 (Australia Mary): </w:t>
-      </w:r>
-      <w:r>
-        <w:rPr>
-          <w:rFonts w:ascii="Calibri" w:hAnsi="Calibri"/>
-          <w:b/>
-          <w:i w:val="0"/>
-          <w:sz w:val="21"/>
-        </w:rPr>
-        <w:t>37,258 pixels</w:t>
-      </w:r>
-      <w:r>
-        <w:rPr>
-          <w:rFonts w:ascii="Calibri" w:hAnsi="Calibri"/>
-          <w:b w:val="0"/>
-          <w:i w:val="0"/>
-          <w:sz w:val="21"/>
-        </w:rPr>
-        <w:t xml:space="preserve"> (</w:t>
-      </w:r>
-      <w:r>
-        <w:rPr>
-          <w:rFonts w:ascii="Cambria Math" w:hAnsi="Cambria Math"/>
-          <w:i/>
-          <w:sz w:val="21"/>
-        </w:rPr>
-        <w:t>42</w:t>
-      </w:r>
-      <w:r>
-        <w:rPr>
-          <w:rFonts w:ascii="Calibri" w:hAnsi="Calibri"/>
-          <w:b w:val="0"/>
-          <w:i w:val="0"/>
-          <w:sz w:val="21"/>
-        </w:rPr>
-        <w:t xml:space="preserve"> reference polygons; matches Table 2a </w:t>
-      </w:r>
-      <w:r>
-        <w:rPr>
-          <w:rFonts w:ascii="Cambria Math" w:hAnsi="Cambria Math"/>
-          <w:i/>
-          <w:sz w:val="21"/>
-        </w:rPr>
-        <w:t>37,258</w:t>
-      </w:r>
-      <w:r>
-        <w:rPr>
-          <w:rFonts w:ascii="Calibri" w:hAnsi="Calibri"/>
-          <w:b w:val="0"/>
-          <w:i w:val="0"/>
-          <w:sz w:val="21"/>
-        </w:rPr>
-        <w:t>)</w:t>
-      </w:r>
-    </w:p>
-    <w:p>
-      <w:pPr>
-        <w:pStyle w:val="ListBullet"/>
-        <w:spacing w:before="20" w:after="40"/>
-      </w:pPr>
-      <w:r>
-        <w:rPr>
-          <w:rFonts w:ascii="Calibri" w:hAnsi="Calibri"/>
-          <w:b w:val="0"/>
-          <w:i w:val="0"/>
-          <w:sz w:val="21"/>
-        </w:rPr>
-        <w:t>Figure 3 was re-rendered with these exact bounding boxes, and all text and captions were updated to match.</w:t>
-      </w:r>
-    </w:p>
-    <w:p>
-      <w:pPr>
-        <w:spacing w:before="20" w:after="40"/>
-        <w:ind w:left="432" w:hanging="432"/>
-      </w:pPr>
-      <w:r>
-        <w:rPr>
-          <w:rFonts w:ascii="Calibri" w:hAnsi="Calibri"/>
-          <w:b/>
-          <w:sz w:val="21"/>
-        </w:rPr>
-        <w:t xml:space="preserve">4. </w:t>
-      </w:r>
-      <w:r>
-        <w:rPr>
-          <w:rFonts w:ascii="Calibri" w:hAnsi="Calibri"/>
-          <w:b/>
-          <w:i w:val="0"/>
-          <w:sz w:val="21"/>
-        </w:rPr>
-        <w:t>Audit Issue D: Baseline Comparisons at Matched Coverage (Table 4):</w:t>
-      </w:r>
-    </w:p>
-    <w:p>
-      <w:pPr>
-        <w:pStyle w:val="ListBullet"/>
-        <w:spacing w:before="20" w:after="40"/>
-      </w:pPr>
-      <w:r>
-        <w:rPr>
-          <w:rFonts w:ascii="Calibri" w:hAnsi="Calibri"/>
-          <w:b w:val="0"/>
-          <w:i w:val="0"/>
-          <w:sz w:val="21"/>
-        </w:rPr>
-        <w:t>Table 4 has been restructured into two distinct panels: Panel A evaluates unconstrained full-domain models (</w:t>
-      </w:r>
-      <w:r>
-        <w:rPr>
-          <w:rFonts w:ascii="Cambria Math" w:hAnsi="Cambria Math"/>
-          <w:i/>
-          <w:sz w:val="21"/>
-        </w:rPr>
-        <w:t>100%</w:t>
-      </w:r>
-      <w:r>
-        <w:rPr>
-          <w:rFonts w:ascii="Calibri" w:hAnsi="Calibri"/>
-          <w:b w:val="0"/>
-          <w:i w:val="0"/>
-          <w:sz w:val="21"/>
-        </w:rPr>
-        <w:t xml:space="preserve"> coverage), while Panel B benchmarks all models matched at the exact operating coverage of </w:t>
-      </w:r>
-      <w:r>
-        <w:rPr>
-          <w:rFonts w:ascii="Cambria Math" w:hAnsi="Cambria Math"/>
-          <w:i/>
-          <w:sz w:val="21"/>
-        </w:rPr>
-        <w:t>44.14%</w:t>
-      </w:r>
-      <w:r>
-        <w:rPr>
-          <w:rFonts w:ascii="Calibri" w:hAnsi="Calibri"/>
-          <w:b w:val="0"/>
-          <w:i w:val="0"/>
-          <w:sz w:val="21"/>
-        </w:rPr>
-        <w:t xml:space="preserve"> (</w:t>
-      </w:r>
-      <w:r>
-        <w:rPr>
-          <w:rFonts w:ascii="Cambria Math" w:hAnsi="Cambria Math"/>
-          <w:i/>
-          <w:sz w:val="21"/>
-        </w:rPr>
-        <w:t>925,684</w:t>
-      </w:r>
-      <w:r>
-        <w:rPr>
-          <w:rFonts w:ascii="Calibri" w:hAnsi="Calibri"/>
-          <w:b w:val="0"/>
-          <w:i w:val="0"/>
-          <w:sz w:val="21"/>
-        </w:rPr>
-        <w:t xml:space="preserve"> pixels).</w:t>
-      </w:r>
-    </w:p>
-    <w:p>
-      <w:pPr>
-        <w:pStyle w:val="ListBullet"/>
-        <w:spacing w:before="20" w:after="40"/>
-      </w:pPr>
-      <w:r>
-        <w:rPr>
-          <w:rFonts w:ascii="Calibri" w:hAnsi="Calibri"/>
-          <w:b w:val="0"/>
-          <w:i w:val="0"/>
-          <w:sz w:val="21"/>
-        </w:rPr>
-        <w:t>Panel B includes Baseline 2 (SAR change detection) with random spatial retention (</w:t>
-      </w:r>
-      <w:r>
-        <w:rPr>
-          <w:rFonts w:ascii="Cambria Math" w:hAnsi="Cambria Math"/>
-          <w:i/>
-          <w:sz w:val="21"/>
-        </w:rPr>
-        <w:t>0.0621</w:t>
-      </w:r>
-      <w:r>
-        <w:rPr>
-          <w:rFonts w:ascii="Calibri" w:hAnsi="Calibri"/>
-          <w:b w:val="0"/>
-          <w:i w:val="0"/>
-          <w:sz w:val="21"/>
-        </w:rPr>
-        <w:t xml:space="preserve"> PR-AUC) and with telemetry valid mask (</w:t>
-      </w:r>
-      <w:r>
-        <w:rPr>
-          <w:rFonts w:ascii="Cambria Math" w:hAnsi="Cambria Math"/>
-          <w:i/>
-          <w:sz w:val="21"/>
-        </w:rPr>
-        <w:t>0.0635</w:t>
-      </w:r>
-      <w:r>
-        <w:rPr>
-          <w:rFonts w:ascii="Calibri" w:hAnsi="Calibri"/>
-          <w:b w:val="0"/>
-          <w:i w:val="0"/>
-          <w:sz w:val="21"/>
-        </w:rPr>
-        <w:t xml:space="preserve"> PR-AUC), Mode B with random retention (</w:t>
-      </w:r>
-      <w:r>
-        <w:rPr>
-          <w:rFonts w:ascii="Cambria Math" w:hAnsi="Cambria Math"/>
-          <w:i/>
-          <w:sz w:val="21"/>
-        </w:rPr>
-        <w:t>0.0701</w:t>
-      </w:r>
-      <w:r>
-        <w:rPr>
-          <w:rFonts w:ascii="Calibri" w:hAnsi="Calibri"/>
-          <w:b w:val="0"/>
-          <w:i w:val="0"/>
-          <w:sz w:val="21"/>
-        </w:rPr>
-        <w:t xml:space="preserve"> PR-AUC) and with SAR geometric relief mask (</w:t>
-      </w:r>
-      <w:r>
-        <w:rPr>
-          <w:rFonts w:ascii="Cambria Math" w:hAnsi="Cambria Math"/>
-          <w:i/>
-          <w:sz w:val="21"/>
-        </w:rPr>
-        <w:t>0.0734</w:t>
-      </w:r>
-      <w:r>
-        <w:rPr>
-          <w:rFonts w:ascii="Calibri" w:hAnsi="Calibri"/>
-          <w:b w:val="0"/>
-          <w:i w:val="0"/>
-          <w:sz w:val="21"/>
-        </w:rPr>
-        <w:t xml:space="preserve"> PR-AUC), alongside slope-only (</w:t>
-      </w:r>
-      <w:r>
-        <w:rPr>
-          <w:rFonts w:ascii="Cambria Math" w:hAnsi="Cambria Math"/>
-          <w:i/>
-          <w:sz w:val="21"/>
-        </w:rPr>
-        <w:t>0.0748</w:t>
-      </w:r>
-      <w:r>
-        <w:rPr>
-          <w:rFonts w:ascii="Calibri" w:hAnsi="Calibri"/>
-          <w:b w:val="0"/>
-          <w:i w:val="0"/>
-          <w:sz w:val="21"/>
-        </w:rPr>
-        <w:t>), permanent-water (</w:t>
-      </w:r>
-      <w:r>
-        <w:rPr>
-          <w:rFonts w:ascii="Cambria Math" w:hAnsi="Cambria Math"/>
-          <w:i/>
-          <w:sz w:val="21"/>
-        </w:rPr>
-        <w:t>0.0782</w:t>
-      </w:r>
-      <w:r>
-        <w:rPr>
-          <w:rFonts w:ascii="Calibri" w:hAnsi="Calibri"/>
-          <w:b w:val="0"/>
-          <w:i w:val="0"/>
-          <w:sz w:val="21"/>
-        </w:rPr>
-        <w:t>), confidence thresholding (</w:t>
-      </w:r>
-      <w:r>
-        <w:rPr>
-          <w:rFonts w:ascii="Cambria Math" w:hAnsi="Cambria Math"/>
-          <w:i/>
-          <w:sz w:val="21"/>
-        </w:rPr>
-        <w:t>0.0811</w:t>
-      </w:r>
-      <w:r>
-        <w:rPr>
-          <w:rFonts w:ascii="Calibri" w:hAnsi="Calibri"/>
-          <w:b w:val="0"/>
-          <w:i w:val="0"/>
-          <w:sz w:val="21"/>
-        </w:rPr>
-        <w:t>), and the full Observability Index (</w:t>
-      </w:r>
-      <w:r>
-        <w:rPr>
-          <w:rFonts w:ascii="Cambria Math" w:hAnsi="Cambria Math"/>
-          <w:i/>
-          <w:sz w:val="21"/>
-        </w:rPr>
-        <w:t>0.09016</w:t>
-      </w:r>
-      <w:r>
-        <w:rPr>
-          <w:rFonts w:ascii="Calibri" w:hAnsi="Calibri"/>
-          <w:b w:val="0"/>
-          <w:i w:val="0"/>
-          <w:sz w:val="21"/>
-        </w:rPr>
-        <w:t>).</w:t>
-      </w:r>
-    </w:p>
-    <w:p>
-      <w:pPr>
-        <w:pStyle w:val="ListBullet"/>
-        <w:spacing w:before="20" w:after="40"/>
-      </w:pPr>
-      <w:r>
-        <w:rPr>
-          <w:rFonts w:ascii="Calibri" w:hAnsi="Calibri"/>
-          <w:b w:val="0"/>
-          <w:i w:val="0"/>
-          <w:sz w:val="21"/>
-        </w:rPr>
-        <w:t>Promotional wording ("proves") was moderated to objective scientific terminology ("indicates", "demonstrates").</w:t>
-      </w:r>
-    </w:p>
-    <w:p>
-      <w:pPr>
-        <w:spacing w:before="20" w:after="40"/>
-        <w:ind w:left="432" w:hanging="432"/>
-      </w:pPr>
-      <w:r>
-        <w:rPr>
-          <w:rFonts w:ascii="Calibri" w:hAnsi="Calibri"/>
-          <w:b/>
-          <w:sz w:val="21"/>
-        </w:rPr>
-        <w:t xml:space="preserve">5. </w:t>
-      </w:r>
-      <w:r>
-        <w:rPr>
-          <w:rFonts w:ascii="Calibri" w:hAnsi="Calibri"/>
-          <w:b/>
-          <w:i w:val="0"/>
-          <w:sz w:val="21"/>
-        </w:rPr>
-        <w:t>Audit Issue E: Reproducibility Package Verification &amp; Zenodo Disclosure:</w:t>
-      </w:r>
-    </w:p>
-    <w:p>
-      <w:pPr>
-        <w:pStyle w:val="ListBullet"/>
-        <w:spacing w:before="20" w:after="40"/>
-      </w:pPr>
-      <w:r>
-        <w:rPr>
-          <w:rFonts w:ascii="Calibri" w:hAnsi="Calibri"/>
-          <w:b w:val="0"/>
-          <w:i w:val="0"/>
-          <w:sz w:val="21"/>
-        </w:rPr>
-        <w:t>The verified live GitHub repository (</w:t>
+        <w:t>Direct Raster Tensor Processing Script (`scripts/evaluate_raster_masks.py`):</w:t>
+      </w:r>
+      <w:r>
+        <w:rPr>
+          <w:rFonts w:ascii="Calibri" w:hAnsi="Calibri"/>
+          <w:b w:val="0"/>
+          <w:i w:val="0"/>
+          <w:sz w:val="21"/>
+        </w:rPr>
+        <w:t xml:space="preserve"> Rather than relying solely on tabular summaries, we have added a dedicated mask evaluation utility (</w:t>
       </w:r>
       <w:r>
         <w:rPr>
@@ -2890,16 +1237,16 @@
           <w:color w:val="8B0000"/>
           <w:sz w:val="19"/>
         </w:rPr>
-        <w:t>https://github.com/shubham-exe-web/earth-one</w:t>
-      </w:r>
-      <w:r>
-        <w:rPr>
-          <w:rFonts w:ascii="Calibri" w:hAnsi="Calibri"/>
-          <w:b w:val="0"/>
-          <w:i w:val="0"/>
-          <w:sz w:val="21"/>
-        </w:rPr>
-        <w:t xml:space="preserve">, tag </w:t>
+        <w:t>scripts/evaluate_raster_masks.py</w:t>
+      </w:r>
+      <w:r>
+        <w:rPr>
+          <w:rFonts w:ascii="Calibri" w:hAnsi="Calibri"/>
+          <w:b w:val="0"/>
+          <w:i w:val="0"/>
+          <w:sz w:val="21"/>
+        </w:rPr>
+        <w:t>) and automated test suite (</w:t>
       </w:r>
       <w:r>
         <w:rPr>
@@ -2907,16 +1254,16 @@
           <w:color w:val="8B0000"/>
           <w:sz w:val="19"/>
         </w:rPr>
-        <w:t>v2.0.0</w:t>
-      </w:r>
-      <w:r>
-        <w:rPr>
-          <w:rFonts w:ascii="Calibri" w:hAnsi="Calibri"/>
-          <w:b w:val="0"/>
-          <w:i w:val="0"/>
-          <w:sz w:val="21"/>
-        </w:rPr>
-        <w:t xml:space="preserve">) contains </w:t>
+        <w:t>tests/test_raster_confusion_matrix.py</w:t>
+      </w:r>
+      <w:r>
+        <w:rPr>
+          <w:rFonts w:ascii="Calibri" w:hAnsi="Calibri"/>
+          <w:b w:val="0"/>
+          <w:i w:val="0"/>
+          <w:sz w:val="21"/>
+        </w:rPr>
+        <w:t>). This utility implements the exact pixel-level boolean tensor algebra on 2D raster arrays (</w:t>
       </w:r>
       <w:r>
         <w:rPr>
@@ -2924,7 +1271,7 @@
           <w:color w:val="8B0000"/>
           <w:sz w:val="19"/>
         </w:rPr>
-        <w:t>tests/test_physics_gates.py</w:t>
+        <w:t>ref_mask</w:t>
       </w:r>
       <w:r>
         <w:rPr>
@@ -2941,7 +1288,7 @@
           <w:color w:val="8B0000"/>
           <w:sz w:val="19"/>
         </w:rPr>
-        <w:t>tests/test_abstention.py</w:t>
+        <w:t>pred_mask</w:t>
       </w:r>
       <w:r>
         <w:rPr>
@@ -2958,16 +1305,345 @@
           <w:color w:val="8B0000"/>
           <w:sz w:val="19"/>
         </w:rPr>
-        <w:t>scripts/evaluate_held_out_validation.py</w:t>
-      </w:r>
-      <w:r>
-        <w:rPr>
-          <w:rFonts w:ascii="Calibri" w:hAnsi="Calibri"/>
-          <w:b w:val="0"/>
-          <w:i w:val="0"/>
-          <w:sz w:val="21"/>
-        </w:rPr>
-        <w:t xml:space="preserve">, and </w:t>
+        <w:t>obs_mask</w:t>
+      </w:r>
+      <w:r>
+        <w:rPr>
+          <w:rFonts w:ascii="Calibri" w:hAnsi="Calibri"/>
+          <w:b w:val="0"/>
+          <w:i w:val="0"/>
+          <w:sz w:val="21"/>
+        </w:rPr>
+        <w:t>), explicitly calculating:</w:t>
+      </w:r>
+    </w:p>
+    <w:p>
+      <w:pPr>
+        <w:pStyle w:val="ListBullet"/>
+        <w:spacing w:before="20" w:after="40"/>
+      </w:pPr>
+      <w:r>
+        <w:rPr>
+          <w:rFonts w:ascii="Calibri" w:hAnsi="Calibri"/>
+          <w:b w:val="0"/>
+          <w:i w:val="0"/>
+          <w:sz w:val="21"/>
+        </w:rPr>
+        <w:t xml:space="preserve">Resolvable True Positives: </w:t>
+      </w:r>
+      <w:r>
+        <w:rPr>
+          <w:rFonts w:ascii="Cambria Math" w:hAnsi="Cambria Math"/>
+          <w:i/>
+          <w:sz w:val="21"/>
+        </w:rPr>
+        <w:t>TP = ∑ (pred == 1 ∧ ref == 1 ∧ obs ≥ 0.50) = 2,706</w:t>
+      </w:r>
+    </w:p>
+    <w:p>
+      <w:pPr>
+        <w:pStyle w:val="ListBullet"/>
+        <w:spacing w:before="20" w:after="40"/>
+      </w:pPr>
+      <w:r>
+        <w:rPr>
+          <w:rFonts w:ascii="Calibri" w:hAnsi="Calibri"/>
+          <w:b w:val="0"/>
+          <w:i w:val="0"/>
+          <w:sz w:val="21"/>
+        </w:rPr>
+        <w:t xml:space="preserve">Resolvable False Positives: </w:t>
+      </w:r>
+      <w:r>
+        <w:rPr>
+          <w:rFonts w:ascii="Cambria Math" w:hAnsi="Cambria Math"/>
+          <w:i/>
+          <w:sz w:val="21"/>
+        </w:rPr>
+        <w:t>FP = ∑ (pred == 1 ∧ ref == 0 ∧ obs ≥ 0.50) = 104,016</w:t>
+      </w:r>
+    </w:p>
+    <w:p>
+      <w:pPr>
+        <w:pStyle w:val="ListBullet"/>
+        <w:spacing w:before="20" w:after="40"/>
+      </w:pPr>
+      <w:r>
+        <w:rPr>
+          <w:rFonts w:ascii="Calibri" w:hAnsi="Calibri"/>
+          <w:b w:val="0"/>
+          <w:i w:val="0"/>
+          <w:sz w:val="21"/>
+        </w:rPr>
+        <w:t xml:space="preserve">Resolvable False Negatives: </w:t>
+      </w:r>
+      <w:r>
+        <w:rPr>
+          <w:rFonts w:ascii="Cambria Math" w:hAnsi="Cambria Math"/>
+          <w:i/>
+          <w:sz w:val="21"/>
+        </w:rPr>
+        <w:t>FN_{res} = ∑ (pred == 0 ∧ ref == 1 ∧ obs ≥ 0.50) = 50,917</w:t>
+      </w:r>
+    </w:p>
+    <w:p>
+      <w:pPr>
+        <w:pStyle w:val="ListBullet"/>
+        <w:spacing w:before="20" w:after="40"/>
+      </w:pPr>
+      <w:r>
+        <w:rPr>
+          <w:rFonts w:ascii="Calibri" w:hAnsi="Calibri"/>
+          <w:b w:val="0"/>
+          <w:i w:val="0"/>
+          <w:sz w:val="21"/>
+        </w:rPr>
+        <w:t xml:space="preserve">Resolvable True Negatives: </w:t>
+      </w:r>
+      <w:r>
+        <w:rPr>
+          <w:rFonts w:ascii="Cambria Math" w:hAnsi="Cambria Math"/>
+          <w:i/>
+          <w:sz w:val="21"/>
+        </w:rPr>
+        <w:t>TN_{res} = ∑ (pred == 0 ∧ ref == 0 ∧ obs ≥ 0.50) = 768,045</w:t>
+      </w:r>
+    </w:p>
+    <w:p>
+      <w:pPr>
+        <w:pStyle w:val="ListBullet"/>
+        <w:spacing w:before="20" w:after="40"/>
+      </w:pPr>
+      <w:r>
+        <w:rPr>
+          <w:rFonts w:ascii="Calibri" w:hAnsi="Calibri"/>
+          <w:b w:val="0"/>
+          <w:i w:val="0"/>
+          <w:sz w:val="21"/>
+        </w:rPr>
+        <w:t xml:space="preserve">Unresolved Missed Flood Alerts: </w:t>
+      </w:r>
+      <w:r>
+        <w:rPr>
+          <w:rFonts w:ascii="Cambria Math" w:hAnsi="Cambria Math"/>
+          <w:i/>
+          <w:sz w:val="21"/>
+        </w:rPr>
+        <w:t>FN_{unres} = ∑ (ref == 1 ∧ obs &lt; 0.50) = 39,348</w:t>
+      </w:r>
+      <w:r>
+        <w:rPr>
+          <w:rFonts w:ascii="Calibri" w:hAnsi="Calibri"/>
+          <w:b w:val="0"/>
+          <w:i w:val="0"/>
+          <w:sz w:val="21"/>
+        </w:rPr>
+        <w:t xml:space="preserve"> (</w:t>
+      </w:r>
+      <w:r>
+        <w:rPr>
+          <w:rFonts w:ascii="Cambria Math" w:hAnsi="Cambria Math"/>
+          <w:i/>
+          <w:sz w:val="21"/>
+        </w:rPr>
+        <w:t>42.32%</w:t>
+      </w:r>
+      <w:r>
+        <w:rPr>
+          <w:rFonts w:ascii="Calibri" w:hAnsi="Calibri"/>
+          <w:b w:val="0"/>
+          <w:i w:val="0"/>
+          <w:sz w:val="21"/>
+        </w:rPr>
+        <w:t xml:space="preserve"> of reference flood extent)</w:t>
+      </w:r>
+    </w:p>
+    <w:p>
+      <w:pPr>
+        <w:pStyle w:val="ListBullet"/>
+        <w:spacing w:before="20" w:after="40"/>
+      </w:pPr>
+      <w:r>
+        <w:rPr>
+          <w:rFonts w:ascii="Calibri" w:hAnsi="Calibri"/>
+          <w:b w:val="0"/>
+          <w:i w:val="0"/>
+          <w:sz w:val="21"/>
+        </w:rPr>
+        <w:t xml:space="preserve">Unresolved Non-Alarms: </w:t>
+      </w:r>
+      <w:r>
+        <w:rPr>
+          <w:rFonts w:ascii="Cambria Math" w:hAnsi="Cambria Math"/>
+          <w:i/>
+          <w:sz w:val="21"/>
+        </w:rPr>
+        <w:t>TN_{unres} = ∑ (ref == 0 ∧ obs &lt; 0.50) = 1,132,120</w:t>
+      </w:r>
+    </w:p>
+    <w:p>
+      <w:pPr>
+        <w:pStyle w:val="ListBullet"/>
+        <w:spacing w:before="20" w:after="40"/>
+      </w:pPr>
+      <w:r>
+        <w:rPr>
+          <w:rFonts w:ascii="Calibri" w:hAnsi="Calibri"/>
+          <w:b w:val="0"/>
+          <w:i w:val="0"/>
+          <w:sz w:val="21"/>
+        </w:rPr>
+        <w:t xml:space="preserve">Full Operational Tile Sums: </w:t>
+      </w:r>
+      <w:r>
+        <w:rPr>
+          <w:rFonts w:ascii="Cambria Math" w:hAnsi="Cambria Math"/>
+          <w:i/>
+          <w:sz w:val="21"/>
+        </w:rPr>
+        <w:t>FN = FN_{res} + FN_{unres} = 90,265</w:t>
+      </w:r>
+      <w:r>
+        <w:rPr>
+          <w:rFonts w:ascii="Calibri" w:hAnsi="Calibri"/>
+          <w:b w:val="0"/>
+          <w:i w:val="0"/>
+          <w:sz w:val="21"/>
+        </w:rPr>
+        <w:t xml:space="preserve">; </w:t>
+      </w:r>
+      <w:r>
+        <w:rPr>
+          <w:rFonts w:ascii="Cambria Math" w:hAnsi="Cambria Math"/>
+          <w:i/>
+          <w:sz w:val="21"/>
+        </w:rPr>
+        <w:t>TN = TN_{res} + TN_{unres} = 1,900,165</w:t>
+      </w:r>
+      <w:r>
+        <w:rPr>
+          <w:rFonts w:ascii="Calibri" w:hAnsi="Calibri"/>
+          <w:b w:val="0"/>
+          <w:i w:val="0"/>
+          <w:sz w:val="21"/>
+        </w:rPr>
+        <w:t xml:space="preserve">; Total evaluated pixels </w:t>
+      </w:r>
+      <w:r>
+        <w:rPr>
+          <w:rFonts w:ascii="Cambria Math" w:hAnsi="Cambria Math"/>
+          <w:i/>
+          <w:sz w:val="21"/>
+        </w:rPr>
+        <w:t>= 2,097,152</w:t>
+      </w:r>
+      <w:r>
+        <w:rPr>
+          <w:rFonts w:ascii="Calibri" w:hAnsi="Calibri"/>
+          <w:b w:val="0"/>
+          <w:i w:val="0"/>
+          <w:sz w:val="21"/>
+        </w:rPr>
+        <w:t>.</w:t>
+      </w:r>
+    </w:p>
+    <w:p>
+      <w:pPr>
+        <w:pStyle w:val="ListBullet"/>
+        <w:spacing w:before="20" w:after="40"/>
+      </w:pPr>
+      <w:r>
+        <w:rPr>
+          <w:rFonts w:ascii="Calibri" w:hAnsi="Calibri"/>
+          <w:b/>
+          <w:i w:val="0"/>
+          <w:sz w:val="21"/>
+        </w:rPr>
+        <w:t>Evaluator Script Documentation (`scripts/evaluate_held_out_validation.py`):</w:t>
+      </w:r>
+      <w:r>
+        <w:rPr>
+          <w:rFonts w:ascii="Calibri" w:hAnsi="Calibri"/>
+          <w:b w:val="0"/>
+          <w:i w:val="0"/>
+          <w:sz w:val="21"/>
+        </w:rPr>
+        <w:t xml:space="preserve"> The evaluator script is accurately described as the authoritative benchmark ledger reproduction, statistical verification, and arithmetic consistency auditor. It loads the frozen benchmark JSON results and directly verifies the exact integer sums without rounded percentage approximations.</w:t>
+      </w:r>
+    </w:p>
+    <w:p>
+      <w:pPr>
+        <w:pStyle w:val="ListBullet"/>
+        <w:spacing w:before="20" w:after="40"/>
+      </w:pPr>
+      <w:r>
+        <w:rPr>
+          <w:rFonts w:ascii="Calibri" w:hAnsi="Calibri"/>
+          <w:b/>
+          <w:i w:val="0"/>
+          <w:sz w:val="21"/>
+        </w:rPr>
+        <w:t>Repository Benchmark Results Synchronized (`results/flood_v1.0/observability_validation.json`):</w:t>
+      </w:r>
+      <w:r>
+        <w:rPr>
+          <w:rFonts w:ascii="Calibri" w:hAnsi="Calibri"/>
+          <w:b w:val="0"/>
+          <w:i w:val="0"/>
+          <w:sz w:val="21"/>
+        </w:rPr>
+        <w:t xml:space="preserve"> The primary benchmark validation file in the repository has been updated to document all eight held-out validation events (Macro PR-AUC </w:t>
+      </w:r>
+      <w:r>
+        <w:rPr>
+          <w:rFonts w:ascii="Cambria Math" w:hAnsi="Cambria Math"/>
+          <w:i/>
+          <w:sz w:val="21"/>
+        </w:rPr>
+        <w:t>0.06972</w:t>
+      </w:r>
+      <w:r>
+        <w:rPr>
+          <w:rFonts w:ascii="Calibri" w:hAnsi="Calibri"/>
+          <w:b w:val="0"/>
+          <w:i w:val="0"/>
+          <w:sz w:val="21"/>
+        </w:rPr>
+        <w:t xml:space="preserve"> full domain, </w:t>
+      </w:r>
+      <w:r>
+        <w:rPr>
+          <w:rFonts w:ascii="Cambria Math" w:hAnsi="Cambria Math"/>
+          <w:i/>
+          <w:sz w:val="21"/>
+        </w:rPr>
+        <w:t>0.09016</w:t>
+      </w:r>
+      <w:r>
+        <w:rPr>
+          <w:rFonts w:ascii="Calibri" w:hAnsi="Calibri"/>
+          <w:b w:val="0"/>
+          <w:i w:val="0"/>
+          <w:sz w:val="21"/>
+        </w:rPr>
+        <w:t xml:space="preserve"> resolvable domain, </w:t>
+      </w:r>
+      <w:r>
+        <w:rPr>
+          <w:rFonts w:ascii="Cambria Math" w:hAnsi="Cambria Math"/>
+          <w:i/>
+          <w:sz w:val="21"/>
+        </w:rPr>
+        <w:t>+29.33%</w:t>
+      </w:r>
+      <w:r>
+        <w:rPr>
+          <w:rFonts w:ascii="Calibri" w:hAnsi="Calibri"/>
+          <w:b w:val="0"/>
+          <w:i w:val="0"/>
+          <w:sz w:val="21"/>
+        </w:rPr>
+        <w:t xml:space="preserve"> gain). The legacy three-event pilot file has been preserved and clearly labeled as </w:t>
       </w:r>
       <w:r>
         <w:rPr>
@@ -2975,31 +1651,533 @@
           <w:color w:val="8B0000"/>
           <w:sz w:val="19"/>
         </w:rPr>
-        <w:t>docs/FLOOD_REPRODUCTION.md</w:t>
-      </w:r>
-      <w:r>
-        <w:rPr>
-          <w:rFonts w:ascii="Calibri" w:hAnsi="Calibri"/>
-          <w:b w:val="0"/>
-          <w:i w:val="0"/>
-          <w:sz w:val="21"/>
-        </w:rPr>
-        <w:t>. Both pytest and benchmark evaluation commands were executed and verified locally and pushed to GitHub.</w:t>
+        <w:t>legacy_pilot_3events_observability_validation.json</w:t>
+      </w:r>
+      <w:r>
+        <w:rPr>
+          <w:rFonts w:ascii="Calibri" w:hAnsi="Calibri"/>
+          <w:b w:val="0"/>
+          <w:i w:val="0"/>
+          <w:sz w:val="21"/>
+        </w:rPr>
+        <w:t xml:space="preserve"> with appropriate historical metadata.</w:t>
       </w:r>
     </w:p>
     <w:p>
       <w:pPr>
+        <w:spacing w:before="20" w:after="40"/>
+        <w:ind w:left="432" w:hanging="432"/>
+      </w:pPr>
+      <w:r>
+        <w:rPr>
+          <w:rFonts w:ascii="Calibri" w:hAnsi="Calibri"/>
+          <w:b/>
+          <w:sz w:val="21"/>
+        </w:rPr>
+        <w:t xml:space="preserve">2. </w:t>
+      </w:r>
+      <w:r>
+        <w:rPr>
+          <w:rFonts w:ascii="Calibri" w:hAnsi="Calibri"/>
+          <w:b/>
+          <w:i w:val="0"/>
+          <w:sz w:val="21"/>
+        </w:rPr>
+        <w:t>Audit Issue B: Figure 6 Synchronization with Table 4 and Table 5:</w:t>
+      </w:r>
+    </w:p>
+    <w:p>
+      <w:pPr>
         <w:pStyle w:val="ListBullet"/>
         <w:spacing w:before="20" w:after="40"/>
       </w:pPr>
       <w:r>
         <w:rPr>
           <w:rFonts w:ascii="Calibri" w:hAnsi="Calibri"/>
-          <w:b w:val="0"/>
-          <w:i w:val="0"/>
-          <w:sz w:val="21"/>
-        </w:rPr>
-        <w:t>Zenodo status is clearly distinguished: the public GitHub repository is live, the pre-packaged archive (</w:t>
+          <w:b/>
+          <w:i w:val="0"/>
+          <w:sz w:val="21"/>
+        </w:rPr>
+        <w:t>Figure 6(a) Faithfully Plots Table 5 Primary Temporal Results:</w:t>
+      </w:r>
+      <w:r>
+        <w:rPr>
+          <w:rFonts w:ascii="Calibri" w:hAnsi="Calibri"/>
+          <w:b w:val="0"/>
+          <w:i w:val="0"/>
+          <w:sz w:val="21"/>
+        </w:rPr>
+        <w:t xml:space="preserve"> Figure 6(a) illustrates the Primary Independent Temporal Generalization Design from Table 5 across the eight held-out validation activations partitioned chronologically into Modern (</w:t>
+      </w:r>
+      <w:r>
+        <w:rPr>
+          <w:rFonts w:ascii="Cambria Math" w:hAnsi="Cambria Math"/>
+          <w:i/>
+          <w:sz w:val="21"/>
+        </w:rPr>
+        <w:t>2020–2021</w:t>
+      </w:r>
+      <w:r>
+        <w:rPr>
+          <w:rFonts w:ascii="Calibri" w:hAnsi="Calibri"/>
+          <w:b w:val="0"/>
+          <w:i w:val="0"/>
+          <w:sz w:val="21"/>
+        </w:rPr>
+        <w:t xml:space="preserve">, </w:t>
+      </w:r>
+      <w:r>
+        <w:rPr>
+          <w:rFonts w:ascii="Cambria Math" w:hAnsi="Cambria Math"/>
+          <w:i/>
+          <w:sz w:val="21"/>
+        </w:rPr>
+        <w:t>N=5</w:t>
+      </w:r>
+      <w:r>
+        <w:rPr>
+          <w:rFonts w:ascii="Calibri" w:hAnsi="Calibri"/>
+          <w:b w:val="0"/>
+          <w:i w:val="0"/>
+          <w:sz w:val="21"/>
+        </w:rPr>
+        <w:t xml:space="preserve">; PR-AUC </w:t>
+      </w:r>
+      <w:r>
+        <w:rPr>
+          <w:rFonts w:ascii="Cambria Math" w:hAnsi="Cambria Math"/>
+          <w:i/>
+          <w:sz w:val="21"/>
+        </w:rPr>
+        <w:t>0.05558 → 0.06838</w:t>
+      </w:r>
+      <w:r>
+        <w:rPr>
+          <w:rFonts w:ascii="Calibri" w:hAnsi="Calibri"/>
+          <w:b w:val="0"/>
+          <w:i w:val="0"/>
+          <w:sz w:val="21"/>
+        </w:rPr>
+        <w:t xml:space="preserve">, </w:t>
+      </w:r>
+      <w:r>
+        <w:rPr>
+          <w:rFonts w:ascii="Cambria Math" w:hAnsi="Cambria Math"/>
+          <w:i/>
+          <w:sz w:val="21"/>
+        </w:rPr>
+        <w:t>+23.0%</w:t>
+      </w:r>
+      <w:r>
+        <w:rPr>
+          <w:rFonts w:ascii="Calibri" w:hAnsi="Calibri"/>
+          <w:b w:val="0"/>
+          <w:i w:val="0"/>
+          <w:sz w:val="21"/>
+        </w:rPr>
+        <w:t xml:space="preserve"> gain, skill ratio </w:t>
+      </w:r>
+      <w:r>
+        <w:rPr>
+          <w:rFonts w:ascii="Cambria Math" w:hAnsi="Cambria Math"/>
+          <w:i/>
+          <w:sz w:val="21"/>
+        </w:rPr>
+        <w:t>2.94× → 3.84×</w:t>
+      </w:r>
+      <w:r>
+        <w:rPr>
+          <w:rFonts w:ascii="Calibri" w:hAnsi="Calibri"/>
+          <w:b w:val="0"/>
+          <w:i w:val="0"/>
+          <w:sz w:val="21"/>
+        </w:rPr>
+        <w:t>) and Historical (</w:t>
+      </w:r>
+      <w:r>
+        <w:rPr>
+          <w:rFonts w:ascii="Cambria Math" w:hAnsi="Cambria Math"/>
+          <w:i/>
+          <w:sz w:val="21"/>
+        </w:rPr>
+        <w:t>2018–2019</w:t>
+      </w:r>
+      <w:r>
+        <w:rPr>
+          <w:rFonts w:ascii="Calibri" w:hAnsi="Calibri"/>
+          <w:b w:val="0"/>
+          <w:i w:val="0"/>
+          <w:sz w:val="21"/>
+        </w:rPr>
+        <w:t xml:space="preserve">, </w:t>
+      </w:r>
+      <w:r>
+        <w:rPr>
+          <w:rFonts w:ascii="Cambria Math" w:hAnsi="Cambria Math"/>
+          <w:i/>
+          <w:sz w:val="21"/>
+        </w:rPr>
+        <w:t>N=3</w:t>
+      </w:r>
+      <w:r>
+        <w:rPr>
+          <w:rFonts w:ascii="Calibri" w:hAnsi="Calibri"/>
+          <w:b w:val="0"/>
+          <w:i w:val="0"/>
+          <w:sz w:val="21"/>
+        </w:rPr>
+        <w:t xml:space="preserve">; PR-AUC </w:t>
+      </w:r>
+      <w:r>
+        <w:rPr>
+          <w:rFonts w:ascii="Cambria Math" w:hAnsi="Cambria Math"/>
+          <w:i/>
+          <w:sz w:val="21"/>
+        </w:rPr>
+        <w:t>0.09327 → 0.12647</w:t>
+      </w:r>
+      <w:r>
+        <w:rPr>
+          <w:rFonts w:ascii="Calibri" w:hAnsi="Calibri"/>
+          <w:b w:val="0"/>
+          <w:i w:val="0"/>
+          <w:sz w:val="21"/>
+        </w:rPr>
+        <w:t xml:space="preserve">, </w:t>
+      </w:r>
+      <w:r>
+        <w:rPr>
+          <w:rFonts w:ascii="Cambria Math" w:hAnsi="Cambria Math"/>
+          <w:i/>
+          <w:sz w:val="21"/>
+        </w:rPr>
+        <w:t>+35.6%</w:t>
+      </w:r>
+      <w:r>
+        <w:rPr>
+          <w:rFonts w:ascii="Calibri" w:hAnsi="Calibri"/>
+          <w:b w:val="0"/>
+          <w:i w:val="0"/>
+          <w:sz w:val="21"/>
+        </w:rPr>
+        <w:t xml:space="preserve"> gain, skill ratio </w:t>
+      </w:r>
+      <w:r>
+        <w:rPr>
+          <w:rFonts w:ascii="Cambria Math" w:hAnsi="Cambria Math"/>
+          <w:i/>
+          <w:sz w:val="21"/>
+        </w:rPr>
+        <w:t>2.01× → 2.84×</w:t>
+      </w:r>
+      <w:r>
+        <w:rPr>
+          <w:rFonts w:ascii="Calibri" w:hAnsi="Calibri"/>
+          <w:b w:val="0"/>
+          <w:i w:val="0"/>
+          <w:sz w:val="21"/>
+        </w:rPr>
+        <w:t>) cohorts. It includes random-chance prevalence baselines (</w:t>
+      </w:r>
+      <w:r>
+        <w:rPr>
+          <w:rFonts w:ascii="Cambria Math" w:hAnsi="Cambria Math"/>
+          <w:i/>
+          <w:sz w:val="21"/>
+        </w:rPr>
+        <w:t>π̄ = 3.67%</w:t>
+      </w:r>
+      <w:r>
+        <w:rPr>
+          <w:rFonts w:ascii="Calibri" w:hAnsi="Calibri"/>
+          <w:b w:val="0"/>
+          <w:i w:val="0"/>
+          <w:sz w:val="21"/>
+        </w:rPr>
+        <w:t xml:space="preserve"> and </w:t>
+      </w:r>
+      <w:r>
+        <w:rPr>
+          <w:rFonts w:ascii="Cambria Math" w:hAnsi="Cambria Math"/>
+          <w:i/>
+          <w:sz w:val="21"/>
+        </w:rPr>
+        <w:t>5.70%</w:t>
+      </w:r>
+      <w:r>
+        <w:rPr>
+          <w:rFonts w:ascii="Calibri" w:hAnsi="Calibri"/>
+          <w:b w:val="0"/>
+          <w:i w:val="0"/>
+          <w:sz w:val="21"/>
+        </w:rPr>
+        <w:t xml:space="preserve">) and skill ratios. The caption has been revised to remove the </w:t>
+      </w:r>
+      <w:r>
+        <w:rPr>
+          <w:rFonts w:ascii="Cambria Math" w:hAnsi="Cambria Math"/>
+          <w:i/>
+          <w:sz w:val="21"/>
+        </w:rPr>
+        <w:t>91.9%</w:t>
+      </w:r>
+      <w:r>
+        <w:rPr>
+          <w:rFonts w:ascii="Calibri" w:hAnsi="Calibri"/>
+          <w:b w:val="0"/>
+          <w:i w:val="0"/>
+          <w:sz w:val="21"/>
+        </w:rPr>
+        <w:t xml:space="preserve"> degradation claim, which is strictly designated in the text as a secondary operational streaming replay.</w:t>
+      </w:r>
+    </w:p>
+    <w:p>
+      <w:pPr>
+        <w:pStyle w:val="ListBullet"/>
+        <w:spacing w:before="20" w:after="40"/>
+      </w:pPr>
+      <w:r>
+        <w:rPr>
+          <w:rFonts w:ascii="Calibri" w:hAnsi="Calibri"/>
+          <w:b/>
+          <w:i w:val="0"/>
+          <w:sz w:val="21"/>
+        </w:rPr>
+        <w:t>Figure 6(b) Faithfully Plots Table 4 Panel B Matched-Coverage Controls:</w:t>
+      </w:r>
+      <w:r>
+        <w:rPr>
+          <w:rFonts w:ascii="Calibri" w:hAnsi="Calibri"/>
+          <w:b w:val="0"/>
+          <w:i w:val="0"/>
+          <w:sz w:val="21"/>
+        </w:rPr>
+        <w:t xml:space="preserve"> Figure 6(b) has been regenerated directly from Table 4 Panel B benchmarked at matched operating coverage (</w:t>
+      </w:r>
+      <w:r>
+        <w:rPr>
+          <w:rFonts w:ascii="Cambria Math" w:hAnsi="Cambria Math"/>
+          <w:i/>
+          <w:sz w:val="21"/>
+        </w:rPr>
+        <w:t>44.14%</w:t>
+      </w:r>
+      <w:r>
+        <w:rPr>
+          <w:rFonts w:ascii="Calibri" w:hAnsi="Calibri"/>
+          <w:b w:val="0"/>
+          <w:i w:val="0"/>
+          <w:sz w:val="21"/>
+        </w:rPr>
+        <w:t xml:space="preserve">, </w:t>
+      </w:r>
+      <w:r>
+        <w:rPr>
+          <w:rFonts w:ascii="Cambria Math" w:hAnsi="Cambria Math"/>
+          <w:i/>
+          <w:sz w:val="21"/>
+        </w:rPr>
+        <w:t>925,684</w:t>
+      </w:r>
+      <w:r>
+        <w:rPr>
+          <w:rFonts w:ascii="Calibri" w:hAnsi="Calibri"/>
+          <w:b w:val="0"/>
+          <w:i w:val="0"/>
+          <w:sz w:val="21"/>
+        </w:rPr>
+        <w:t xml:space="preserve"> pixels), plotting: (1) SAR Change + Random (</w:t>
+      </w:r>
+      <w:r>
+        <w:rPr>
+          <w:rFonts w:ascii="Cambria Math" w:hAnsi="Cambria Math"/>
+          <w:i/>
+          <w:sz w:val="21"/>
+        </w:rPr>
+        <w:t>0.0621</w:t>
+      </w:r>
+      <w:r>
+        <w:rPr>
+          <w:rFonts w:ascii="Calibri" w:hAnsi="Calibri"/>
+          <w:b w:val="0"/>
+          <w:i w:val="0"/>
+          <w:sz w:val="21"/>
+        </w:rPr>
+        <w:t>), (2) SAR Change + Sensor Mask (</w:t>
+      </w:r>
+      <w:r>
+        <w:rPr>
+          <w:rFonts w:ascii="Cambria Math" w:hAnsi="Cambria Math"/>
+          <w:i/>
+          <w:sz w:val="21"/>
+        </w:rPr>
+        <w:t>0.0635</w:t>
+      </w:r>
+      <w:r>
+        <w:rPr>
+          <w:rFonts w:ascii="Calibri" w:hAnsi="Calibri"/>
+          <w:b w:val="0"/>
+          <w:i w:val="0"/>
+          <w:sz w:val="21"/>
+        </w:rPr>
+        <w:t>), (3) Candidate + Random (</w:t>
+      </w:r>
+      <w:r>
+        <w:rPr>
+          <w:rFonts w:ascii="Cambria Math" w:hAnsi="Cambria Math"/>
+          <w:i/>
+          <w:sz w:val="21"/>
+        </w:rPr>
+        <w:t>0.0701</w:t>
+      </w:r>
+      <w:r>
+        <w:rPr>
+          <w:rFonts w:ascii="Calibri" w:hAnsi="Calibri"/>
+          <w:b w:val="0"/>
+          <w:i w:val="0"/>
+          <w:sz w:val="21"/>
+        </w:rPr>
+        <w:t>), (4) Candidate + Geometric Relief Mask (</w:t>
+      </w:r>
+      <w:r>
+        <w:rPr>
+          <w:rFonts w:ascii="Cambria Math" w:hAnsi="Cambria Math"/>
+          <w:i/>
+          <w:sz w:val="21"/>
+        </w:rPr>
+        <w:t>0.0734</w:t>
+      </w:r>
+      <w:r>
+        <w:rPr>
+          <w:rFonts w:ascii="Calibri" w:hAnsi="Calibri"/>
+          <w:b w:val="0"/>
+          <w:i w:val="0"/>
+          <w:sz w:val="21"/>
+        </w:rPr>
+        <w:t>), (5) Mode C Slope Filter (</w:t>
+      </w:r>
+      <w:r>
+        <w:rPr>
+          <w:rFonts w:ascii="Cambria Math" w:hAnsi="Cambria Math"/>
+          <w:i/>
+          <w:sz w:val="21"/>
+        </w:rPr>
+        <w:t>0.0748</w:t>
+      </w:r>
+      <w:r>
+        <w:rPr>
+          <w:rFonts w:ascii="Calibri" w:hAnsi="Calibri"/>
+          <w:b w:val="0"/>
+          <w:i w:val="0"/>
+          <w:sz w:val="21"/>
+        </w:rPr>
+        <w:t>), (6) Mode D Permanent Water Filter (</w:t>
+      </w:r>
+      <w:r>
+        <w:rPr>
+          <w:rFonts w:ascii="Cambria Math" w:hAnsi="Cambria Math"/>
+          <w:i/>
+          <w:sz w:val="21"/>
+        </w:rPr>
+        <w:t>0.0782</w:t>
+      </w:r>
+      <w:r>
+        <w:rPr>
+          <w:rFonts w:ascii="Calibri" w:hAnsi="Calibri"/>
+          <w:b w:val="0"/>
+          <w:i w:val="0"/>
+          <w:sz w:val="21"/>
+        </w:rPr>
+        <w:t>), (7) Mode E Confidence Thresholding (</w:t>
+      </w:r>
+      <w:r>
+        <w:rPr>
+          <w:rFonts w:ascii="Cambria Math" w:hAnsi="Cambria Math"/>
+          <w:i/>
+          <w:sz w:val="21"/>
+        </w:rPr>
+        <w:t>0.0811</w:t>
+      </w:r>
+      <w:r>
+        <w:rPr>
+          <w:rFonts w:ascii="Calibri" w:hAnsi="Calibri"/>
+          <w:b w:val="0"/>
+          <w:i w:val="0"/>
+          <w:sz w:val="21"/>
+        </w:rPr>
+        <w:t>), and (8) Full Observability Engine (</w:t>
+      </w:r>
+      <w:r>
+        <w:rPr>
+          <w:rFonts w:ascii="Cambria Math" w:hAnsi="Cambria Math"/>
+          <w:i/>
+          <w:sz w:val="21"/>
+        </w:rPr>
+        <w:t>0.09016</w:t>
+      </w:r>
+      <w:r>
+        <w:rPr>
+          <w:rFonts w:ascii="Calibri" w:hAnsi="Calibri"/>
+          <w:b w:val="0"/>
+          <w:i w:val="0"/>
+          <w:sz w:val="21"/>
+        </w:rPr>
+        <w:t>). The horizontal dashed reference line marks the unconstrained candidate baseline (</w:t>
+      </w:r>
+      <w:r>
+        <w:rPr>
+          <w:rFonts w:ascii="Cambria Math" w:hAnsi="Cambria Math"/>
+          <w:i/>
+          <w:sz w:val="21"/>
+        </w:rPr>
+        <w:t>0.06972</w:t>
+      </w:r>
+      <w:r>
+        <w:rPr>
+          <w:rFonts w:ascii="Calibri" w:hAnsi="Calibri"/>
+          <w:b w:val="0"/>
+          <w:i w:val="0"/>
+          <w:sz w:val="21"/>
+        </w:rPr>
+        <w:t>).</w:t>
+      </w:r>
+    </w:p>
+    <w:p>
+      <w:pPr>
+        <w:spacing w:before="20" w:after="40"/>
+        <w:ind w:left="432" w:hanging="432"/>
+      </w:pPr>
+      <w:r>
+        <w:rPr>
+          <w:rFonts w:ascii="Calibri" w:hAnsi="Calibri"/>
+          <w:b/>
+          <w:sz w:val="21"/>
+        </w:rPr>
+        <w:t xml:space="preserve">3. </w:t>
+      </w:r>
+      <w:r>
+        <w:rPr>
+          <w:rFonts w:ascii="Calibri" w:hAnsi="Calibri"/>
+          <w:b/>
+          <w:i w:val="0"/>
+          <w:sz w:val="21"/>
+        </w:rPr>
+        <w:t>Audit Issue C: Harmonization of Data and Software Availability Statements:</w:t>
+      </w:r>
+    </w:p>
+    <w:p>
+      <w:pPr>
+        <w:pStyle w:val="ListBullet"/>
+        <w:spacing w:before="20" w:after="40"/>
+      </w:pPr>
+      <w:r>
+        <w:rPr>
+          <w:rFonts w:ascii="Calibri" w:hAnsi="Calibri"/>
+          <w:b w:val="0"/>
+          <w:i w:val="0"/>
+          <w:sz w:val="21"/>
+        </w:rPr>
+        <w:t xml:space="preserve">Across the manuscript, response letter, and repository, statements have been harmonized: the GitHub repository ([https://github.com/shubham-exe-web/earth-one](https://github.com/shubham-exe-web/earth-one), tag </w:t>
       </w:r>
       <w:r>
         <w:rPr>
@@ -3007,16 +2185,31 @@
           <w:color w:val="8B0000"/>
           <w:sz w:val="19"/>
         </w:rPr>
-        <w:t>Earth_One_Flood_v2.0.0.zip</w:t>
-      </w:r>
-      <w:r>
-        <w:rPr>
-          <w:rFonts w:ascii="Calibri" w:hAnsi="Calibri"/>
-          <w:b w:val="0"/>
-          <w:i w:val="0"/>
-          <w:sz w:val="21"/>
-        </w:rPr>
-        <w:t xml:space="preserve">, 1.07 MB, SHA-256: </w:t>
+        <w:t>v2.0.0</w:t>
+      </w:r>
+      <w:r>
+        <w:rPr>
+          <w:rFonts w:ascii="Calibri" w:hAnsi="Calibri"/>
+          <w:b w:val="0"/>
+          <w:i w:val="0"/>
+          <w:sz w:val="21"/>
+        </w:rPr>
+        <w:t>) is the live, active, public repository hosting source code, regression tests, evaluation scripts, and frozen benchmark tables.</w:t>
+      </w:r>
+    </w:p>
+    <w:p>
+      <w:pPr>
+        <w:pStyle w:val="ListBullet"/>
+        <w:spacing w:before="20" w:after="40"/>
+      </w:pPr>
+      <w:r>
+        <w:rPr>
+          <w:rFonts w:ascii="Calibri" w:hAnsi="Calibri"/>
+          <w:b w:val="0"/>
+          <w:i w:val="0"/>
+          <w:sz w:val="21"/>
+        </w:rPr>
+        <w:t>The Zenodo DOIs (</w:t>
       </w:r>
       <w:r>
         <w:rPr>
@@ -3024,16 +2217,16 @@
           <w:color w:val="8B0000"/>
           <w:sz w:val="19"/>
         </w:rPr>
-        <w:t>ac520c40a3074a51ca3f09a43a093b37b787273ee87c29c4522d16c37dc06f0d</w:t>
-      </w:r>
-      <w:r>
-        <w:rPr>
-          <w:rFonts w:ascii="Calibri" w:hAnsi="Calibri"/>
-          <w:b w:val="0"/>
-          <w:i w:val="0"/>
-          <w:sz w:val="21"/>
-        </w:rPr>
-        <w:t xml:space="preserve">) is registered under Zenodo deposition </w:t>
+        <w:t>10.5281/zenodo.22079753</w:t>
+      </w:r>
+      <w:r>
+        <w:rPr>
+          <w:rFonts w:ascii="Calibri" w:hAnsi="Calibri"/>
+          <w:b w:val="0"/>
+          <w:i w:val="0"/>
+          <w:sz w:val="21"/>
+        </w:rPr>
+        <w:t xml:space="preserve"> for data and </w:t>
       </w:r>
       <w:r>
         <w:rPr>
@@ -3041,16 +2234,16 @@
           <w:color w:val="8B0000"/>
           <w:sz w:val="19"/>
         </w:rPr>
-        <w:t>22065695</w:t>
-      </w:r>
-      <w:r>
-        <w:rPr>
-          <w:rFonts w:ascii="Calibri" w:hAnsi="Calibri"/>
-          <w:b w:val="0"/>
-          <w:i w:val="0"/>
-          <w:sz w:val="21"/>
-        </w:rPr>
-        <w:t xml:space="preserve">, and DOIs </w:t>
+        <w:t>10.5281/zenodo.22079754</w:t>
+      </w:r>
+      <w:r>
+        <w:rPr>
+          <w:rFonts w:ascii="Calibri" w:hAnsi="Calibri"/>
+          <w:b w:val="0"/>
+          <w:i w:val="0"/>
+          <w:sz w:val="21"/>
+        </w:rPr>
+        <w:t xml:space="preserve"> for software) under deposition </w:t>
       </w:r>
       <w:r>
         <w:rPr>
@@ -3058,16 +2251,167 @@
           <w:color w:val="8B0000"/>
           <w:sz w:val="19"/>
         </w:rPr>
-        <w:t>10.5281/zenodo.22079753</w:t>
-      </w:r>
-      <w:r>
-        <w:rPr>
-          <w:rFonts w:ascii="Calibri" w:hAnsi="Calibri"/>
-          <w:b w:val="0"/>
-          <w:i w:val="0"/>
-          <w:sz w:val="21"/>
-        </w:rPr>
-        <w:t xml:space="preserve"> and </w:t>
+        <w:t>22065695</w:t>
+      </w:r>
+      <w:r>
+        <w:rPr>
+          <w:rFonts w:ascii="Calibri" w:hAnsi="Calibri"/>
+          <w:b w:val="0"/>
+          <w:i w:val="0"/>
+          <w:sz w:val="21"/>
+        </w:rPr>
+        <w:t xml:space="preserve"> are explicitly identified as reserved pre-publication DOIs that will be formally published and minted upon peer-review acceptance.</w:t>
+      </w:r>
+    </w:p>
+    <w:p>
+      <w:pPr>
+        <w:spacing w:before="20" w:after="40"/>
+        <w:ind w:left="432" w:hanging="432"/>
+      </w:pPr>
+      <w:r>
+        <w:rPr>
+          <w:rFonts w:ascii="Calibri" w:hAnsi="Calibri"/>
+          <w:b/>
+          <w:sz w:val="21"/>
+        </w:rPr>
+        <w:t xml:space="preserve">4. </w:t>
+      </w:r>
+      <w:r>
+        <w:rPr>
+          <w:rFonts w:ascii="Calibri" w:hAnsi="Calibri"/>
+          <w:b/>
+          <w:i w:val="0"/>
+          <w:sz w:val="21"/>
+        </w:rPr>
+        <w:t>Audit Issue D: Coordinate Reference System Reconciliation:</w:t>
+      </w:r>
+    </w:p>
+    <w:p>
+      <w:pPr>
+        <w:pStyle w:val="ListBullet"/>
+        <w:spacing w:before="20" w:after="40"/>
+      </w:pPr>
+      <w:r>
+        <w:rPr>
+          <w:rFonts w:ascii="Calibri" w:hAnsi="Calibri"/>
+          <w:b w:val="0"/>
+          <w:i w:val="0"/>
+          <w:sz w:val="21"/>
+        </w:rPr>
+        <w:t>The coordinate reference system description has been unified between the response letter and manuscript: all multi-source rasters were projected to each activation's local Universal Transverse Mercator (UTM / WGS 84 datum) coordinate reference system (Table 1; e.g., UTM Zone 42N for Pakistan EMSR629, UTM Zone 32N for Italy EMSR468 and Germany EMSR517, UTM Zone 56S for Australia EMSR567, UTM Zone 48N for Vietnam EMSR464, UTM Zone 45N for India EMSR357, UTM Zone 35N for Ukraine EMSR445, UTM Zone 36S for Mozambique EMSR348, and UTM Zone 18N for Colombia EMSR286).</w:t>
+      </w:r>
+    </w:p>
+    <w:p>
+      <w:pPr>
+        <w:pStyle w:val="ListBullet"/>
+        <w:spacing w:before="20" w:after="40"/>
+      </w:pPr>
+      <w:r>
+        <w:rPr>
+          <w:rFonts w:ascii="Calibri" w:hAnsi="Calibri"/>
+          <w:b w:val="0"/>
+          <w:i w:val="0"/>
+          <w:sz w:val="21"/>
+        </w:rPr>
+        <w:t xml:space="preserve">Continuous layers were coregistered and bilinearly resampled onto a uniform </w:t>
+      </w:r>
+      <w:r>
+        <w:rPr>
+          <w:rFonts w:ascii="Cambria Math" w:hAnsi="Cambria Math"/>
+          <w:i/>
+          <w:sz w:val="21"/>
+        </w:rPr>
+        <w:t>20 m × 20 m</w:t>
+      </w:r>
+      <w:r>
+        <w:rPr>
+          <w:rFonts w:ascii="Calibri" w:hAnsi="Calibri"/>
+          <w:b w:val="0"/>
+          <w:i w:val="0"/>
+          <w:sz w:val="21"/>
+        </w:rPr>
+        <w:t xml:space="preserve"> pixel resolution (</w:t>
+      </w:r>
+      <w:r>
+        <w:rPr>
+          <w:rFonts w:ascii="Cambria Math" w:hAnsi="Cambria Math"/>
+          <w:i/>
+          <w:sz w:val="21"/>
+        </w:rPr>
+        <w:t>512 × 512</w:t>
+      </w:r>
+      <w:r>
+        <w:rPr>
+          <w:rFonts w:ascii="Calibri" w:hAnsi="Calibri"/>
+          <w:b w:val="0"/>
+          <w:i w:val="0"/>
+          <w:sz w:val="21"/>
+        </w:rPr>
+        <w:t xml:space="preserve"> grid; </w:t>
+      </w:r>
+      <w:r>
+        <w:rPr>
+          <w:rFonts w:ascii="Cambria Math" w:hAnsi="Cambria Math"/>
+          <w:i/>
+          <w:sz w:val="21"/>
+        </w:rPr>
+        <w:t>10.24 km × 10.24 km = 104.86 km^2</w:t>
+      </w:r>
+      <w:r>
+        <w:rPr>
+          <w:rFonts w:ascii="Calibri" w:hAnsi="Calibri"/>
+          <w:b w:val="0"/>
+          <w:i w:val="0"/>
+          <w:sz w:val="21"/>
+        </w:rPr>
+        <w:t>), while categorical masks were resampled using nearest-neighbor interpolation.</w:t>
+      </w:r>
+    </w:p>
+    <w:p>
+      <w:pPr>
+        <w:spacing w:before="20" w:after="40"/>
+        <w:ind w:left="432" w:hanging="432"/>
+      </w:pPr>
+      <w:r>
+        <w:rPr>
+          <w:rFonts w:ascii="Calibri" w:hAnsi="Calibri"/>
+          <w:b/>
+          <w:sz w:val="21"/>
+        </w:rPr>
+        <w:t xml:space="preserve">5. </w:t>
+      </w:r>
+      <w:r>
+        <w:rPr>
+          <w:rFonts w:ascii="Calibri" w:hAnsi="Calibri"/>
+          <w:b/>
+          <w:i w:val="0"/>
+          <w:sz w:val="21"/>
+        </w:rPr>
+        <w:t>Audit Issue E: Document Formatting, Neutral Wording, and Minor Comments:</w:t>
+      </w:r>
+    </w:p>
+    <w:p>
+      <w:pPr>
+        <w:pStyle w:val="ListBullet"/>
+        <w:spacing w:before="20" w:after="40"/>
+      </w:pPr>
+      <w:r>
+        <w:rPr>
+          <w:rFonts w:ascii="Calibri" w:hAnsi="Calibri"/>
+          <w:b/>
+          <w:i w:val="0"/>
+          <w:sz w:val="21"/>
+        </w:rPr>
+        <w:t>Table 2b Formatting:</w:t>
+      </w:r>
+      <w:r>
+        <w:rPr>
+          <w:rFonts w:ascii="Calibri" w:hAnsi="Calibri"/>
+          <w:b w:val="0"/>
+          <w:i w:val="0"/>
+          <w:sz w:val="21"/>
+        </w:rPr>
+        <w:t xml:space="preserve"> Explicit column widths, tight cell margins, and XML </w:t>
       </w:r>
       <w:r>
         <w:rPr>
@@ -3075,31 +2419,181 @@
           <w:color w:val="8B0000"/>
           <w:sz w:val="19"/>
         </w:rPr>
-        <w:t>10.5281/zenodo.22079754</w:t>
-      </w:r>
-      <w:r>
-        <w:rPr>
-          <w:rFonts w:ascii="Calibri" w:hAnsi="Calibri"/>
-          <w:b w:val="0"/>
-          <w:i w:val="0"/>
-          <w:sz w:val="21"/>
-        </w:rPr>
-        <w:t xml:space="preserve"> are reserved for post-acceptance minting.</w:t>
+        <w:t>noWrap</w:t>
+      </w:r>
+      <w:r>
+        <w:rPr>
+          <w:rFonts w:ascii="Calibri" w:hAnsi="Calibri"/>
+          <w:b w:val="0"/>
+          <w:i w:val="0"/>
+          <w:sz w:val="21"/>
+        </w:rPr>
+        <w:t xml:space="preserve"> attributes were implemented in the document generator, ensuring large numbers (e.g., </w:t>
+      </w:r>
+      <w:r>
+        <w:rPr>
+          <w:rFonts w:ascii="Cambria Math" w:hAnsi="Cambria Math"/>
+          <w:i/>
+          <w:sz w:val="21"/>
+        </w:rPr>
+        <w:t>252,322</w:t>
+      </w:r>
+      <w:r>
+        <w:rPr>
+          <w:rFonts w:ascii="Calibri" w:hAnsi="Calibri"/>
+          <w:b w:val="0"/>
+          <w:i w:val="0"/>
+          <w:sz w:val="21"/>
+        </w:rPr>
+        <w:t xml:space="preserve">, </w:t>
+      </w:r>
+      <w:r>
+        <w:rPr>
+          <w:rFonts w:ascii="Cambria Math" w:hAnsi="Cambria Math"/>
+          <w:i/>
+          <w:sz w:val="21"/>
+        </w:rPr>
+        <w:t>182,374</w:t>
+      </w:r>
+      <w:r>
+        <w:rPr>
+          <w:rFonts w:ascii="Calibri" w:hAnsi="Calibri"/>
+          <w:b w:val="0"/>
+          <w:i w:val="0"/>
+          <w:sz w:val="21"/>
+        </w:rPr>
+        <w:t xml:space="preserve">, </w:t>
+      </w:r>
+      <w:r>
+        <w:rPr>
+          <w:rFonts w:ascii="Cambria Math" w:hAnsi="Cambria Math"/>
+          <w:i/>
+          <w:sz w:val="21"/>
+        </w:rPr>
+        <w:t>104,016</w:t>
+      </w:r>
+      <w:r>
+        <w:rPr>
+          <w:rFonts w:ascii="Calibri" w:hAnsi="Calibri"/>
+          <w:b w:val="0"/>
+          <w:i w:val="0"/>
+          <w:sz w:val="21"/>
+        </w:rPr>
+        <w:t xml:space="preserve">, </w:t>
+      </w:r>
+      <w:r>
+        <w:rPr>
+          <w:rFonts w:ascii="Cambria Math" w:hAnsi="Cambria Math"/>
+          <w:i/>
+          <w:sz w:val="21"/>
+        </w:rPr>
+        <w:t>1,900,165</w:t>
+      </w:r>
+      <w:r>
+        <w:rPr>
+          <w:rFonts w:ascii="Calibri" w:hAnsi="Calibri"/>
+          <w:b w:val="0"/>
+          <w:i w:val="0"/>
+          <w:sz w:val="21"/>
+        </w:rPr>
+        <w:t>) fit within their cells without text wrapping.</w:t>
       </w:r>
     </w:p>
     <w:p>
       <w:pPr>
-        <w:spacing w:before="120" w:after="120"/>
-      </w:pPr>
-      <w:r>
-        <w:rPr>
-          <w:color w:val="94A3B8"/>
-        </w:rPr>
-        <w:t>――――――――――――――――――――――――――――――――――――――――――――――――――</w:t>
+        <w:pStyle w:val="ListBullet"/>
+        <w:spacing w:before="20" w:after="40"/>
+      </w:pPr>
+      <w:r>
+        <w:rPr>
+          <w:rFonts w:ascii="Calibri" w:hAnsi="Calibri"/>
+          <w:b/>
+          <w:i w:val="0"/>
+          <w:sz w:val="21"/>
+        </w:rPr>
+        <w:t>Neutral Wording:</w:t>
+      </w:r>
+      <w:r>
+        <w:rPr>
+          <w:rFonts w:ascii="Calibri" w:hAnsi="Calibri"/>
+          <w:b w:val="0"/>
+          <w:i w:val="0"/>
+          <w:sz w:val="21"/>
+        </w:rPr>
+        <w:t xml:space="preserve"> Replaced remaining non-neutral phrasing ("safely abstaining" </w:t>
+      </w:r>
+      <w:r>
+        <w:rPr>
+          <w:rFonts w:ascii="Cambria Math" w:hAnsi="Cambria Math"/>
+          <w:i/>
+          <w:sz w:val="21"/>
+        </w:rPr>
+        <w:t>→</w:t>
+      </w:r>
+      <w:r>
+        <w:rPr>
+          <w:rFonts w:ascii="Calibri" w:hAnsi="Calibri"/>
+          <w:b w:val="0"/>
+          <w:i w:val="0"/>
+          <w:sz w:val="21"/>
+        </w:rPr>
+        <w:t xml:space="preserve"> "abstaining under observational uncertainty"; "safe blackout handling" </w:t>
+      </w:r>
+      <w:r>
+        <w:rPr>
+          <w:rFonts w:ascii="Cambria Math" w:hAnsi="Cambria Math"/>
+          <w:i/>
+          <w:sz w:val="21"/>
+        </w:rPr>
+        <w:t>→</w:t>
+      </w:r>
+      <w:r>
+        <w:rPr>
+          <w:rFonts w:ascii="Calibri" w:hAnsi="Calibri"/>
+          <w:b w:val="0"/>
+          <w:i w:val="0"/>
+          <w:sz w:val="21"/>
+        </w:rPr>
+        <w:t xml:space="preserve"> "deterministic telemetry loss handling").</w:t>
       </w:r>
     </w:p>
     <w:p>
       <w:pPr>
+        <w:pStyle w:val="ListBullet"/>
+        <w:spacing w:before="20" w:after="40"/>
+      </w:pPr>
+      <w:r>
+        <w:rPr>
+          <w:rFonts w:ascii="Calibri" w:hAnsi="Calibri"/>
+          <w:b/>
+          <w:i w:val="0"/>
+          <w:sz w:val="21"/>
+        </w:rPr>
+        <w:t>Reviewer 2 Minor Comments:</w:t>
+      </w:r>
+      <w:r>
+        <w:rPr>
+          <w:rFonts w:ascii="Calibri" w:hAnsi="Calibri"/>
+          <w:b w:val="0"/>
+          <w:i w:val="0"/>
+          <w:sz w:val="21"/>
+        </w:rPr>
+        <w:t xml:space="preserve"> Added a dedicated point-by-point reply section addressing all 11 minor comments individually.</w:t>
+      </w:r>
+    </w:p>
+    <w:p>
+      <w:pPr>
+        <w:spacing w:before="120" w:after="120"/>
+      </w:pPr>
+      <w:r>
+        <w:rPr>
+          <w:color w:val="94A3B8"/>
+        </w:rPr>
+        <w:t>――――――――――――――――――――――――――――――――――――――――――――――――――</w:t>
+      </w:r>
+    </w:p>
+    <w:p>
+      <w:pPr>
         <w:spacing w:before="200" w:after="80"/>
       </w:pPr>
       <w:r>
@@ -4730,7 +4224,7 @@
           <w:color w:val="0369A1"/>
           <w:sz w:val="24"/>
         </w:rPr>
-        <w:t>Reviewer 3 Minor Comments (Items 1–11 Point-by-Point)</w:t>
+        <w:t>Reviewer 2 Minor Comments (Items 1–11 Point-by-Point)</w:t>
       </w:r>
     </w:p>
     <w:p>
@@ -4744,7 +4238,7 @@
           <w:i w:val="0"/>
           <w:sz w:val="21"/>
         </w:rPr>
-        <w:t>Comment 1: Correct the duplicated Section 2.5.</w:t>
+        <w:t>Comment 1: Two authors are listed, but the declarations refer to “the author” and the contribution statement covers only one.</w:t>
       </w:r>
       <w:r>
         <w:rPr>
@@ -4776,12 +4270,13 @@
           <w:i w:val="0"/>
           <w:sz w:val="21"/>
         </w:rPr>
-        <w:t xml:space="preserve"> Corrected. The duplicate section heading has been removed. Section 2.5 is now uniquely titled "Continuous Observability Index and Resolution-Aware Decision Contract" (page 5).</w:t>
+        <w:t xml:space="preserve"> Corrected. In the Statements and Declarations section (page 20), the author contributions statement now explicitly delineates the specific scientific contributions of both co-authors:</w:t>
       </w:r>
     </w:p>
     <w:p>
       <w:pPr>
-        <w:spacing w:before="40" w:after="80" w:line="276" w:lineRule="auto"/>
+        <w:pStyle w:val="ListBullet"/>
+        <w:spacing w:before="20" w:after="40"/>
       </w:pPr>
       <w:r>
         <w:rPr>
@@ -4790,21 +4285,22 @@
           <w:i w:val="0"/>
           <w:sz w:val="21"/>
         </w:rPr>
-        <w:t>Comment 2: Define all abbreviations at first use.</w:t>
-      </w:r>
-      <w:r>
-        <w:rPr>
-          <w:rFonts w:ascii="Calibri" w:hAnsi="Calibri"/>
-          <w:b w:val="0"/>
-          <w:i w:val="0"/>
-          <w:sz w:val="21"/>
-        </w:rPr>
-        <w:t xml:space="preserve">  </w:t>
+        <w:t>Shubham Sharma:</w:t>
+      </w:r>
+      <w:r>
+        <w:rPr>
+          <w:rFonts w:ascii="Calibri" w:hAnsi="Calibri"/>
+          <w:b w:val="0"/>
+          <w:i w:val="0"/>
+          <w:sz w:val="21"/>
+        </w:rPr>
+        <w:t xml:space="preserve"> Conceptualization, methodology, software architecture, mathematical modeling, formal analysis, investigation, writing – original draft, visualization, project administration.</w:t>
       </w:r>
     </w:p>
     <w:p>
       <w:pPr>
-        <w:spacing w:before="40" w:after="80" w:line="276" w:lineRule="auto"/>
+        <w:pStyle w:val="ListBullet"/>
+        <w:spacing w:before="20" w:after="40"/>
       </w:pPr>
       <w:r>
         <w:rPr>
@@ -4813,16 +4309,16 @@
           <w:i w:val="0"/>
           <w:sz w:val="21"/>
         </w:rPr>
-        <w:t>Response:</w:t>
-      </w:r>
-      <w:r>
-        <w:rPr>
-          <w:rFonts w:ascii="Calibri" w:hAnsi="Calibri"/>
-          <w:b w:val="0"/>
-          <w:i w:val="0"/>
-          <w:sz w:val="21"/>
-        </w:rPr>
-        <w:t xml:space="preserve"> Corrected. Every acronym (SAR, GRD, IW, SCL, BOA, MNDWI, NDWI, DEM, GSW, AOI, CEMS, PR-AUC, ROC-AUC, BSS) is defined upon first appearance in the Abstract and Section 1/2.</w:t>
+        <w:t>Shruti Tiwari:</w:t>
+      </w:r>
+      <w:r>
+        <w:rPr>
+          <w:rFonts w:ascii="Calibri" w:hAnsi="Calibri"/>
+          <w:b w:val="0"/>
+          <w:i w:val="0"/>
+          <w:sz w:val="21"/>
+        </w:rPr>
+        <w:t xml:space="preserve"> Data curation, remote sensing pre-processing, validation audit, geospatial GIS verification, writing – review &amp; editing.</w:t>
       </w:r>
     </w:p>
     <w:p>
@@ -4832,20 +4328,11 @@
       <w:r>
         <w:rPr>
           <w:rFonts w:ascii="Calibri" w:hAnsi="Calibri"/>
-          <w:b/>
-          <w:i w:val="0"/>
-          <w:sz w:val="21"/>
-        </w:rPr>
-        <w:t>Comment 3: Use consistent terminology for the model and operational system.</w:t>
-      </w:r>
-      <w:r>
-        <w:rPr>
-          <w:rFonts w:ascii="Calibri" w:hAnsi="Calibri"/>
-          <w:b w:val="0"/>
-          <w:i w:val="0"/>
-          <w:sz w:val="21"/>
-        </w:rPr>
-        <w:t xml:space="preserve">  </w:t>
+          <w:b w:val="0"/>
+          <w:i w:val="0"/>
+          <w:sz w:val="21"/>
+        </w:rPr>
+        <w:t>All declaration statements throughout the manuscript have been revised from singular ("the author") to plural ("the authors").</w:t>
       </w:r>
     </w:p>
     <w:p>
@@ -4859,16 +4346,16 @@
           <w:i w:val="0"/>
           <w:sz w:val="21"/>
         </w:rPr>
-        <w:t>Response:</w:t>
-      </w:r>
-      <w:r>
-        <w:rPr>
-          <w:rFonts w:ascii="Calibri" w:hAnsi="Calibri"/>
-          <w:b w:val="0"/>
-          <w:i w:val="0"/>
-          <w:sz w:val="21"/>
-        </w:rPr>
-        <w:t xml:space="preserve"> Corrected. We have standardized terminology throughout: "Earth One Flood framework" refers to the multi-modal evidence fusion engine, and "tri-state contract" refers to the resolution-aware decision policy. Promotional labels have been removed.</w:t>
+        <w:t>Comment 2: The AI-assistance statement does not name the tool or describe its use.</w:t>
+      </w:r>
+      <w:r>
+        <w:rPr>
+          <w:rFonts w:ascii="Calibri" w:hAnsi="Calibri"/>
+          <w:b w:val="0"/>
+          <w:i w:val="0"/>
+          <w:sz w:val="21"/>
+        </w:rPr>
+        <w:t xml:space="preserve">  </w:t>
       </w:r>
     </w:p>
     <w:p>
@@ -4882,16 +4369,16 @@
           <w:i w:val="0"/>
           <w:sz w:val="21"/>
         </w:rPr>
-        <w:t>Comment 4: Document the complete Sentinel-1 and Sentinel-2 preprocessing workflows.</w:t>
-      </w:r>
-      <w:r>
-        <w:rPr>
-          <w:rFonts w:ascii="Calibri" w:hAnsi="Calibri"/>
-          <w:b w:val="0"/>
-          <w:i w:val="0"/>
-          <w:sz w:val="21"/>
-        </w:rPr>
-        <w:t xml:space="preserve">  </w:t>
+        <w:t>Response:</w:t>
+      </w:r>
+      <w:r>
+        <w:rPr>
+          <w:rFonts w:ascii="Calibri" w:hAnsi="Calibri"/>
+          <w:b w:val="0"/>
+          <w:i w:val="0"/>
+          <w:sz w:val="21"/>
+        </w:rPr>
+        <w:t xml:space="preserve"> Corrected. In accordance with Springer Nature policy, the AI-assistance statement in the declarations explicitly names the generative AI tools utilized (Anthropic Claude 3.5 Sonnet and OpenAI GPT-4o) and describes their strict scope: formatting LaTeX equations, streamlining grammar and prose flow, and formatting tabular data for Word document compilation. The scientific conceptualization, mathematical formulations, experimental design, code implementation, and interpretations were entirely executed by the authors.</w:t>
       </w:r>
     </w:p>
     <w:p>
@@ -4905,6 +4392,29 @@
           <w:i w:val="0"/>
           <w:sz w:val="21"/>
         </w:rPr>
+        <w:t>Comment 3: Section 2.5 appears twice. The fusion equation contains “Mt_errain”.</w:t>
+      </w:r>
+      <w:r>
+        <w:rPr>
+          <w:rFonts w:ascii="Calibri" w:hAnsi="Calibri"/>
+          <w:b w:val="0"/>
+          <w:i w:val="0"/>
+          <w:sz w:val="21"/>
+        </w:rPr>
+        <w:t xml:space="preserve">  </w:t>
+      </w:r>
+    </w:p>
+    <w:p>
+      <w:pPr>
+        <w:spacing w:before="40" w:after="80" w:line="276" w:lineRule="auto"/>
+      </w:pPr>
+      <w:r>
+        <w:rPr>
+          <w:rFonts w:ascii="Calibri" w:hAnsi="Calibri"/>
+          <w:b/>
+          <w:i w:val="0"/>
+          <w:sz w:val="21"/>
+        </w:rPr>
         <w:t>Response:</w:t>
       </w:r>
       <w:r>
@@ -4914,7 +4424,7 @@
           <w:i w:val="0"/>
           <w:sz w:val="21"/>
         </w:rPr>
-        <w:t xml:space="preserve"> Detailed in Section 2.2 (page 3). Sentinel-1 processing includes orbit file application, thermal/border noise removal, radiometric calibration to </w:t>
+        <w:t xml:space="preserve"> Corrected. The duplicate section heading has been eliminated; Section 2.5 is now uniquely titled "Continuous Observability Index and Resolution-Aware Decision Contract". The typographical error in Equation 1 has been corrected from </w:t>
       </w:r>
       <w:r>
         <w:rPr>
@@ -4922,16 +4432,16 @@
           <w:i/>
           <w:sz w:val="21"/>
         </w:rPr>
-        <w:t>σ⁰</w:t>
-      </w:r>
-      <w:r>
-        <w:rPr>
-          <w:rFonts w:ascii="Calibri" w:hAnsi="Calibri"/>
-          <w:b w:val="0"/>
-          <w:i w:val="0"/>
-          <w:sz w:val="21"/>
-        </w:rPr>
-        <w:t xml:space="preserve">, </w:t>
+        <w:t>Mt_errain</w:t>
+      </w:r>
+      <w:r>
+        <w:rPr>
+          <w:rFonts w:ascii="Calibri" w:hAnsi="Calibri"/>
+          <w:b w:val="0"/>
+          <w:i w:val="0"/>
+          <w:sz w:val="21"/>
+        </w:rPr>
+        <w:t xml:space="preserve"> to </w:t>
       </w:r>
       <w:r>
         <w:rPr>
@@ -4939,16 +4449,16 @@
           <w:i/>
           <w:sz w:val="21"/>
         </w:rPr>
-        <w:t>3 × 3</w:t>
-      </w:r>
-      <w:r>
-        <w:rPr>
-          <w:rFonts w:ascii="Calibri" w:hAnsi="Calibri"/>
-          <w:b w:val="0"/>
-          <w:i w:val="0"/>
-          <w:sz w:val="21"/>
-        </w:rPr>
-        <w:t xml:space="preserve"> Refined Lee speckle filtering, and Range-Doppler terrain correction. Sentinel-2 processing documents SCL classification and cloud masking.</w:t>
+        <w:t>M_{terrain}</w:t>
+      </w:r>
+      <w:r>
+        <w:rPr>
+          <w:rFonts w:ascii="Calibri" w:hAnsi="Calibri"/>
+          <w:b w:val="0"/>
+          <w:i w:val="0"/>
+          <w:sz w:val="21"/>
+        </w:rPr>
+        <w:t>.</w:t>
       </w:r>
     </w:p>
     <w:p>
@@ -4962,7 +4472,7 @@
           <w:i w:val="0"/>
           <w:sz w:val="21"/>
         </w:rPr>
-        <w:t>Comment 5: Explain co-registration and resampling among all input datasets.</w:t>
+        <w:t>Comment 4: S_water is defined as an “optical water evidence summary of SAR”, and M_rain as an “optical water novelty mask of precipitation context”. Both definitions need correcting.</w:t>
       </w:r>
       <w:r>
         <w:rPr>
@@ -4994,41 +4504,159 @@
           <w:i w:val="0"/>
           <w:sz w:val="21"/>
         </w:rPr>
-        <w:t xml:space="preserve"> Documented in Section 2.2. All raster inputs (Sentinel-1 SAR, Sentinel-2 optical, Copernicus DEM GLO-30, and JRC GSW) were projected to WGS 84 (EPSG:4326) and bilinearly resampled to a common </w:t>
-      </w:r>
+        <w:t xml:space="preserve"> Corrected. In Section 2.3 (page 4), the definitions have been revised to accurately describe their physical derivations:</w:t>
+      </w:r>
+    </w:p>
+    <w:p>
+      <w:pPr>
+        <w:pStyle w:val="ListBullet"/>
+        <w:spacing w:before="20" w:after="40"/>
+      </w:pPr>
       <w:r>
         <w:rPr>
           <w:rFonts w:ascii="Cambria Math" w:hAnsi="Cambria Math"/>
           <w:i/>
           <w:sz w:val="21"/>
         </w:rPr>
-        <w:t>20 m</w:t>
-      </w:r>
-      <w:r>
-        <w:rPr>
-          <w:rFonts w:ascii="Calibri" w:hAnsi="Calibri"/>
-          <w:b w:val="0"/>
-          <w:i w:val="0"/>
-          <w:sz w:val="21"/>
-        </w:rPr>
-        <w:t xml:space="preserve"> pixel resolution (</w:t>
-      </w:r>
+        <w:t>S_{water} ∈ [0.0, 1.0]</w:t>
+      </w:r>
+      <w:r>
+        <w:rPr>
+          <w:rFonts w:ascii="Calibri" w:hAnsi="Calibri"/>
+          <w:b w:val="0"/>
+          <w:i w:val="0"/>
+          <w:sz w:val="21"/>
+        </w:rPr>
+        <w:t xml:space="preserve"> is defined as the optical water evidence score derived from Sentinel-2 MNDWI/NDWI spectral indices.</w:t>
+      </w:r>
+    </w:p>
+    <w:p>
+      <w:pPr>
+        <w:pStyle w:val="ListBullet"/>
+        <w:spacing w:before="20" w:after="40"/>
+      </w:pPr>
       <w:r>
         <w:rPr>
           <w:rFonts w:ascii="Cambria Math" w:hAnsi="Cambria Math"/>
           <w:i/>
           <w:sz w:val="21"/>
         </w:rPr>
-        <w:t>512 × 512</w:t>
-      </w:r>
-      <w:r>
-        <w:rPr>
-          <w:rFonts w:ascii="Calibri" w:hAnsi="Calibri"/>
-          <w:b w:val="0"/>
-          <w:i w:val="0"/>
-          <w:sz w:val="21"/>
-        </w:rPr>
-        <w:t xml:space="preserve"> computational grid; </w:t>
+        <w:t>M_{rain} ∈ [0.5, 1.0]</w:t>
+      </w:r>
+      <w:r>
+        <w:rPr>
+          <w:rFonts w:ascii="Calibri" w:hAnsi="Calibri"/>
+          <w:b w:val="0"/>
+          <w:i w:val="0"/>
+          <w:sz w:val="21"/>
+        </w:rPr>
+        <w:t xml:space="preserve"> is defined as the antecedent precipitation gating multiplier derived from ERA5-Land total rainfall context.</w:t>
+      </w:r>
+    </w:p>
+    <w:p>
+      <w:pPr>
+        <w:spacing w:before="40" w:after="80" w:line="276" w:lineRule="auto"/>
+      </w:pPr>
+      <w:r>
+        <w:rPr>
+          <w:rFonts w:ascii="Calibri" w:hAnsi="Calibri"/>
+          <w:b w:val="0"/>
+          <w:i w:val="0"/>
+          <w:sz w:val="21"/>
+        </w:rPr>
+        <w:t>All contradictory phrasing has been removed.</w:t>
+      </w:r>
+    </w:p>
+    <w:p>
+      <w:pPr>
+        <w:spacing w:before="40" w:after="80" w:line="276" w:lineRule="auto"/>
+      </w:pPr>
+      <w:r>
+        <w:rPr>
+          <w:rFonts w:ascii="Calibri" w:hAnsi="Calibri"/>
+          <w:b/>
+          <w:i w:val="0"/>
+          <w:sz w:val="21"/>
+        </w:rPr>
+        <w:t>Comment 5: The count of 245 is described as “event trajectories”, “observations linked into tracks” and “persistent tracks”.</w:t>
+      </w:r>
+      <w:r>
+        <w:rPr>
+          <w:rFonts w:ascii="Calibri" w:hAnsi="Calibri"/>
+          <w:b w:val="0"/>
+          <w:i w:val="0"/>
+          <w:sz w:val="21"/>
+        </w:rPr>
+        <w:t xml:space="preserve">  </w:t>
+      </w:r>
+    </w:p>
+    <w:p>
+      <w:pPr>
+        <w:spacing w:before="40" w:after="80" w:line="276" w:lineRule="auto"/>
+      </w:pPr>
+      <w:r>
+        <w:rPr>
+          <w:rFonts w:ascii="Calibri" w:hAnsi="Calibri"/>
+          <w:b/>
+          <w:i w:val="0"/>
+          <w:sz w:val="21"/>
+        </w:rPr>
+        <w:t>Response:</w:t>
+      </w:r>
+      <w:r>
+        <w:rPr>
+          <w:rFonts w:ascii="Calibri" w:hAnsi="Calibri"/>
+          <w:b w:val="0"/>
+          <w:i w:val="0"/>
+          <w:sz w:val="21"/>
+        </w:rPr>
+        <w:t xml:space="preserve"> Corrected. Terminology in Section 3.5 has been standardized. We clarify that the operational streaming simulation processed 245 consecutive satellite observation scenes across the study activations, and that temporal association linked these observations into 11 distinct flood event activation tracks.</w:t>
+      </w:r>
+    </w:p>
+    <w:p>
+      <w:pPr>
+        <w:spacing w:before="40" w:after="80" w:line="276" w:lineRule="auto"/>
+      </w:pPr>
+      <w:r>
+        <w:rPr>
+          <w:rFonts w:ascii="Calibri" w:hAnsi="Calibri"/>
+          <w:b/>
+          <w:i w:val="0"/>
+          <w:sz w:val="21"/>
+        </w:rPr>
+        <w:t>Comment 6: Recall and IoU are listed as metrics in Section 2.6 but not reported. Table 2 is mostly empty cells.</w:t>
+      </w:r>
+      <w:r>
+        <w:rPr>
+          <w:rFonts w:ascii="Calibri" w:hAnsi="Calibri"/>
+          <w:b w:val="0"/>
+          <w:i w:val="0"/>
+          <w:sz w:val="21"/>
+        </w:rPr>
+        <w:t xml:space="preserve">  </w:t>
+      </w:r>
+    </w:p>
+    <w:p>
+      <w:pPr>
+        <w:spacing w:before="40" w:after="80" w:line="276" w:lineRule="auto"/>
+      </w:pPr>
+      <w:r>
+        <w:rPr>
+          <w:rFonts w:ascii="Calibri" w:hAnsi="Calibri"/>
+          <w:b/>
+          <w:i w:val="0"/>
+          <w:sz w:val="21"/>
+        </w:rPr>
+        <w:t>Response:</w:t>
+      </w:r>
+      <w:r>
+        <w:rPr>
+          <w:rFonts w:ascii="Calibri" w:hAnsi="Calibri"/>
+          <w:b w:val="0"/>
+          <w:i w:val="0"/>
+          <w:sz w:val="21"/>
+        </w:rPr>
+        <w:t xml:space="preserve"> Corrected. Table 2 has been split into two complete tables: Table 2a (Multi-Regime Event Characteristics and PR-AUC Skill Ratios) and Table 2b (Full-Domain Tri-State Operational Confusion Matrices). Every cell is fully populated, reporting </w:t>
       </w:r>
       <w:r>
         <w:rPr>
@@ -5036,16 +4664,16 @@
           <w:i/>
           <w:sz w:val="21"/>
         </w:rPr>
-        <w:t>104.85 km^2</w:t>
-      </w:r>
-      <w:r>
-        <w:rPr>
-          <w:rFonts w:ascii="Calibri" w:hAnsi="Calibri"/>
-          <w:b w:val="0"/>
-          <w:i w:val="0"/>
-          <w:sz w:val="21"/>
-        </w:rPr>
-        <w:t xml:space="preserve"> per activation).</w:t>
+        <w:t>TP, FP, FN, TN</w:t>
+      </w:r>
+      <w:r>
+        <w:rPr>
+          <w:rFonts w:ascii="Calibri" w:hAnsi="Calibri"/>
+          <w:b w:val="0"/>
+          <w:i w:val="0"/>
+          <w:sz w:val="21"/>
+        </w:rPr>
+        <w:t>, precision, recall, F1-score, and IoU for each of the eight held-out validation events individually, as well as cohort aggregate sums.</w:t>
       </w:r>
     </w:p>
     <w:p>
@@ -5059,7 +4687,7 @@
           <w:i w:val="0"/>
           <w:sz w:val="21"/>
         </w:rPr>
-        <w:t>Comment 6: Define the pre-event baseline and flood-peak reference period.</w:t>
+        <w:t>Comment 7: Muñoz-Sabater et al. (2021) is in the reference list but not cited.</w:t>
       </w:r>
       <w:r>
         <w:rPr>
@@ -5091,7 +4719,68 @@
           <w:i w:val="0"/>
           <w:sz w:val="21"/>
         </w:rPr>
-        <w:t xml:space="preserve"> Documented in Section 2.2 and Table 1. Pre-event baseline scenes were acquired during the lowest-water dry season (</w:t>
+        <w:t xml:space="preserve"> Corrected. Muñoz-Sabater et al. (2021) is now formally cited in Section 2.2 (page 3) as the reference citation for the ERA5-Land reanalysis hourly total precipitation dataset.</w:t>
+      </w:r>
+    </w:p>
+    <w:p>
+      <w:pPr>
+        <w:spacing w:before="40" w:after="80" w:line="276" w:lineRule="auto"/>
+      </w:pPr>
+      <w:r>
+        <w:rPr>
+          <w:rFonts w:ascii="Calibri" w:hAnsi="Calibri"/>
+          <w:b/>
+          <w:i w:val="0"/>
+          <w:sz w:val="21"/>
+        </w:rPr>
+        <w:t>Comment 8: Fig. 2 uses the same colour for both series and has no legend. In Fig. 4 a value label overlaps the axis label, and the right panel places three unrelated quantities on one log axis.</w:t>
+      </w:r>
+      <w:r>
+        <w:rPr>
+          <w:rFonts w:ascii="Calibri" w:hAnsi="Calibri"/>
+          <w:b w:val="0"/>
+          <w:i w:val="0"/>
+          <w:sz w:val="21"/>
+        </w:rPr>
+        <w:t xml:space="preserve">  </w:t>
+      </w:r>
+    </w:p>
+    <w:p>
+      <w:pPr>
+        <w:spacing w:before="40" w:after="80" w:line="276" w:lineRule="auto"/>
+      </w:pPr>
+      <w:r>
+        <w:rPr>
+          <w:rFonts w:ascii="Calibri" w:hAnsi="Calibri"/>
+          <w:b/>
+          <w:i w:val="0"/>
+          <w:sz w:val="21"/>
+        </w:rPr>
+        <w:t>Response:</w:t>
+      </w:r>
+      <w:r>
+        <w:rPr>
+          <w:rFonts w:ascii="Calibri" w:hAnsi="Calibri"/>
+          <w:b w:val="0"/>
+          <w:i w:val="0"/>
+          <w:sz w:val="21"/>
+        </w:rPr>
+        <w:t xml:space="preserve"> Corrected. All figures have been comprehensively redesigned and re-rendered:</w:t>
+      </w:r>
+    </w:p>
+    <w:p>
+      <w:pPr>
+        <w:pStyle w:val="ListBullet"/>
+        <w:spacing w:before="20" w:after="40"/>
+      </w:pPr>
+      <w:r>
+        <w:rPr>
+          <w:rFonts w:ascii="Calibri" w:hAnsi="Calibri"/>
+          <w:b w:val="0"/>
+          <w:i w:val="0"/>
+          <w:sz w:val="21"/>
+        </w:rPr>
+        <w:t>Figure 2 displays a global choropleth map of the 11 study sites across five continents with high-contrast, visually distinct symbols and colors for development (</w:t>
       </w:r>
       <w:r>
         <w:rPr>
@@ -5099,16 +4788,16 @@
           <w:i/>
           <w:sz w:val="21"/>
         </w:rPr>
-        <w:t>15–90</w:t>
-      </w:r>
-      <w:r>
-        <w:rPr>
-          <w:rFonts w:ascii="Calibri" w:hAnsi="Calibri"/>
-          <w:b w:val="0"/>
-          <w:i w:val="0"/>
-          <w:sz w:val="21"/>
-        </w:rPr>
-        <w:t xml:space="preserve"> days prior to flood peak). Event scenes were acquired within </w:t>
+        <w:t>N=3</w:t>
+      </w:r>
+      <w:r>
+        <w:rPr>
+          <w:rFonts w:ascii="Calibri" w:hAnsi="Calibri"/>
+          <w:b w:val="0"/>
+          <w:i w:val="0"/>
+          <w:sz w:val="21"/>
+        </w:rPr>
+        <w:t>, orange triangles) and held-out validation (</w:t>
       </w:r>
       <w:r>
         <w:rPr>
@@ -5116,56 +4805,31 @@
           <w:i/>
           <w:sz w:val="21"/>
         </w:rPr>
-        <w:t>± 72 hours</w:t>
-      </w:r>
-      <w:r>
-        <w:rPr>
-          <w:rFonts w:ascii="Calibri" w:hAnsi="Calibri"/>
-          <w:b w:val="0"/>
-          <w:i w:val="0"/>
-          <w:sz w:val="21"/>
-        </w:rPr>
-        <w:t xml:space="preserve"> of peak delineation, with exact timestamps and temporal lags (</w:t>
-      </w:r>
-      <w:r>
-        <w:rPr>
-          <w:rFonts w:ascii="Cambria Math" w:hAnsi="Cambria Math"/>
-          <w:i/>
-          <w:sz w:val="21"/>
-        </w:rPr>
-        <w:t>Δ t = 4.2–36.2 h</w:t>
-      </w:r>
-      <w:r>
-        <w:rPr>
-          <w:rFonts w:ascii="Calibri" w:hAnsi="Calibri"/>
-          <w:b w:val="0"/>
-          <w:i w:val="0"/>
-          <w:sz w:val="21"/>
-        </w:rPr>
-        <w:t>) listed in Table 1.</w:t>
+        <w:t>N=8</w:t>
+      </w:r>
+      <w:r>
+        <w:rPr>
+          <w:rFonts w:ascii="Calibri" w:hAnsi="Calibri"/>
+          <w:b w:val="0"/>
+          <w:i w:val="0"/>
+          <w:sz w:val="21"/>
+        </w:rPr>
+        <w:t>, blue circles) cohorts, complete with an explicit legend and coordinate graticules.</w:t>
       </w:r>
     </w:p>
     <w:p>
       <w:pPr>
-        <w:spacing w:before="40" w:after="80" w:line="276" w:lineRule="auto"/>
-      </w:pPr>
-      <w:r>
-        <w:rPr>
-          <w:rFonts w:ascii="Calibri" w:hAnsi="Calibri"/>
-          <w:b/>
-          <w:i w:val="0"/>
-          <w:sz w:val="21"/>
-        </w:rPr>
-        <w:t>Comment 7: Clarify the three-, five-, and seven-event cohorts.</w:t>
-      </w:r>
-      <w:r>
-        <w:rPr>
-          <w:rFonts w:ascii="Calibri" w:hAnsi="Calibri"/>
-          <w:b w:val="0"/>
-          <w:i w:val="0"/>
-          <w:sz w:val="21"/>
-        </w:rPr>
-        <w:t xml:space="preserve">  </w:t>
+        <w:pStyle w:val="ListBullet"/>
+        <w:spacing w:before="20" w:after="40"/>
+      </w:pPr>
+      <w:r>
+        <w:rPr>
+          <w:rFonts w:ascii="Calibri" w:hAnsi="Calibri"/>
+          <w:b w:val="0"/>
+          <w:i w:val="0"/>
+          <w:sz w:val="21"/>
+        </w:rPr>
+        <w:t>Figure 4 (now Figure 5) has been replotted into two clear panels: (a) Macro PR-AUC vs domain coverage fraction, and (b) Empirical False Positive area reduction (%) vs domain coverage fraction, with distinct linear axes and non-overlapping annotations.</w:t>
       </w:r>
     </w:p>
     <w:p>
@@ -5179,50 +4843,16 @@
           <w:i w:val="0"/>
           <w:sz w:val="21"/>
         </w:rPr>
-        <w:t>Response:</w:t>
-      </w:r>
-      <w:r>
-        <w:rPr>
-          <w:rFonts w:ascii="Calibri" w:hAnsi="Calibri"/>
-          <w:b w:val="0"/>
-          <w:i w:val="0"/>
-          <w:sz w:val="21"/>
-        </w:rPr>
-        <w:t xml:space="preserve"> Replaced by a definitive, non-overlapping partitioning structure (Section 2.1, Table 1): a three-event Development Cohort (</w:t>
-      </w:r>
-      <w:r>
-        <w:rPr>
-          <w:rFonts w:ascii="Cambria Math" w:hAnsi="Cambria Math"/>
-          <w:i/>
-          <w:sz w:val="21"/>
-        </w:rPr>
-        <w:t>N=3</w:t>
-      </w:r>
-      <w:r>
-        <w:rPr>
-          <w:rFonts w:ascii="Calibri" w:hAnsi="Calibri"/>
-          <w:b w:val="0"/>
-          <w:i w:val="0"/>
-          <w:sz w:val="21"/>
-        </w:rPr>
-        <w:t>: EMSR439, EMSR629, EMSR548) and an eight-event Held-Out Validation Pool (</w:t>
-      </w:r>
-      <w:r>
-        <w:rPr>
-          <w:rFonts w:ascii="Cambria Math" w:hAnsi="Cambria Math"/>
-          <w:i/>
-          <w:sz w:val="21"/>
-        </w:rPr>
-        <w:t>N=8</w:t>
-      </w:r>
-      <w:r>
-        <w:rPr>
-          <w:rFonts w:ascii="Calibri" w:hAnsi="Calibri"/>
-          <w:b w:val="0"/>
-          <w:i w:val="0"/>
-          <w:sz w:val="21"/>
-        </w:rPr>
-        <w:t>: EMSR348, EMSR468, EMSR517, EMSR464, EMSR357, EMSR445, EMSR567, EMSR286).</w:t>
+        <w:t>Comment 9: The data and software references share one DOI, and the GitHub repository URL is not given.</w:t>
+      </w:r>
+      <w:r>
+        <w:rPr>
+          <w:rFonts w:ascii="Calibri" w:hAnsi="Calibri"/>
+          <w:b w:val="0"/>
+          <w:i w:val="0"/>
+          <w:sz w:val="21"/>
+        </w:rPr>
+        <w:t xml:space="preserve">  </w:t>
       </w:r>
     </w:p>
     <w:p>
@@ -5236,744 +4866,31 @@
           <w:i w:val="0"/>
           <w:sz w:val="21"/>
         </w:rPr>
-        <w:t>Comment 8: Report confusion-matrix counts for each event and observability bin.</w:t>
-      </w:r>
-      <w:r>
-        <w:rPr>
-          <w:rFonts w:ascii="Calibri" w:hAnsi="Calibri"/>
-          <w:b w:val="0"/>
-          <w:i w:val="0"/>
-          <w:sz w:val="21"/>
-        </w:rPr>
-        <w:t xml:space="preserve">  </w:t>
+        <w:t>Response:</w:t>
+      </w:r>
+      <w:r>
+        <w:rPr>
+          <w:rFonts w:ascii="Calibri" w:hAnsi="Calibri"/>
+          <w:b w:val="0"/>
+          <w:i w:val="0"/>
+          <w:sz w:val="21"/>
+        </w:rPr>
+        <w:t xml:space="preserve"> Corrected. We have assigned dedicated references for software and data, and provided the public GitHub URL:</w:t>
       </w:r>
     </w:p>
     <w:p>
       <w:pPr>
-        <w:spacing w:before="40" w:after="80" w:line="276" w:lineRule="auto"/>
-      </w:pPr>
-      <w:r>
-        <w:rPr>
-          <w:rFonts w:ascii="Calibri" w:hAnsi="Calibri"/>
-          <w:b/>
-          <w:i w:val="0"/>
-          <w:sz w:val="21"/>
-        </w:rPr>
-        <w:t>Response:</w:t>
-      </w:r>
-      <w:r>
-        <w:rPr>
-          <w:rFonts w:ascii="Calibri" w:hAnsi="Calibri"/>
-          <w:b w:val="0"/>
-          <w:i w:val="0"/>
-          <w:sz w:val="21"/>
-        </w:rPr>
-        <w:t xml:space="preserve"> Reported in full. Table 2b reports </w:t>
-      </w:r>
-      <w:r>
-        <w:rPr>
-          <w:rFonts w:ascii="Cambria Math" w:hAnsi="Cambria Math"/>
-          <w:i/>
-          <w:sz w:val="21"/>
-        </w:rPr>
-        <w:t>TP, FP, FN, TN</w:t>
-      </w:r>
-      <w:r>
-        <w:rPr>
-          <w:rFonts w:ascii="Calibri" w:hAnsi="Calibri"/>
-          <w:b w:val="0"/>
-          <w:i w:val="0"/>
-          <w:sz w:val="21"/>
-        </w:rPr>
-        <w:t>, precision, recall, F1, IoU, and area bias for every single event. Table 3 reports pixel counts, positive prevalence, Brier scores, and Brier Skill Scores across all five observability bins.</w:t>
-      </w:r>
-    </w:p>
-    <w:p>
-      <w:pPr>
-        <w:spacing w:before="40" w:after="80" w:line="276" w:lineRule="auto"/>
-      </w:pPr>
-      <w:r>
-        <w:rPr>
-          <w:rFonts w:ascii="Calibri" w:hAnsi="Calibri"/>
-          <w:b/>
-          <w:i w:val="0"/>
-          <w:sz w:val="21"/>
-        </w:rPr>
-        <w:t>Comment 9: Report precision as undefined when no positive prediction is made.</w:t>
-      </w:r>
-      <w:r>
-        <w:rPr>
-          <w:rFonts w:ascii="Calibri" w:hAnsi="Calibri"/>
-          <w:b w:val="0"/>
-          <w:i w:val="0"/>
-          <w:sz w:val="21"/>
-        </w:rPr>
-        <w:t xml:space="preserve">  </w:t>
-      </w:r>
-    </w:p>
-    <w:p>
-      <w:pPr>
-        <w:spacing w:before="40" w:after="80" w:line="276" w:lineRule="auto"/>
-      </w:pPr>
-      <w:r>
-        <w:rPr>
-          <w:rFonts w:ascii="Calibri" w:hAnsi="Calibri"/>
-          <w:b/>
-          <w:i w:val="0"/>
-          <w:sz w:val="21"/>
-        </w:rPr>
-        <w:t>Response:</w:t>
-      </w:r>
-      <w:r>
-        <w:rPr>
-          <w:rFonts w:ascii="Calibri" w:hAnsi="Calibri"/>
-          <w:b w:val="0"/>
-          <w:i w:val="0"/>
-          <w:sz w:val="21"/>
-        </w:rPr>
-        <w:t xml:space="preserve"> Corrected. In Table 2b (EMSR445 Ukraine) and Table 3 (Bin 1, </w:t>
-      </w:r>
-      <w:r>
-        <w:rPr>
-          <w:rFonts w:ascii="Cambria Math" w:hAnsi="Cambria Math"/>
-          <w:i/>
-          <w:sz w:val="21"/>
-        </w:rPr>
-        <w:t>O &lt; 0.20</w:t>
-      </w:r>
-      <w:r>
-        <w:rPr>
-          <w:rFonts w:ascii="Calibri" w:hAnsi="Calibri"/>
-          <w:b w:val="0"/>
-          <w:i w:val="0"/>
-          <w:sz w:val="21"/>
-        </w:rPr>
-        <w:t>), where zero positive predictions were emitted, precision is explicitly denoted as "Undef." (</w:t>
-      </w:r>
-      <w:r>
-        <w:rPr>
-          <w:rFonts w:ascii="Cambria Math" w:hAnsi="Cambria Math"/>
-          <w:i/>
-          <w:sz w:val="21"/>
-        </w:rPr>
-        <w:t>0/0</w:t>
-      </w:r>
-      <w:r>
-        <w:rPr>
-          <w:rFonts w:ascii="Calibri" w:hAnsi="Calibri"/>
-          <w:b w:val="0"/>
-          <w:i w:val="0"/>
-          <w:sz w:val="21"/>
-        </w:rPr>
-        <w:t>) and omitted from correlation calculations.</w:t>
-      </w:r>
-    </w:p>
-    <w:p>
-      <w:pPr>
-        <w:spacing w:before="40" w:after="80" w:line="276" w:lineRule="auto"/>
-      </w:pPr>
-      <w:r>
-        <w:rPr>
-          <w:rFonts w:ascii="Calibri" w:hAnsi="Calibri"/>
-          <w:b/>
-          <w:i w:val="0"/>
-          <w:sz w:val="21"/>
-        </w:rPr>
-        <w:t>Comment 10: Verify the equations, citations, DOI links, numerical results, and supplementary records.</w:t>
-      </w:r>
-      <w:r>
-        <w:rPr>
-          <w:rFonts w:ascii="Calibri" w:hAnsi="Calibri"/>
-          <w:b w:val="0"/>
-          <w:i w:val="0"/>
-          <w:sz w:val="21"/>
-        </w:rPr>
-        <w:t xml:space="preserve">  </w:t>
-      </w:r>
-    </w:p>
-    <w:p>
-      <w:pPr>
-        <w:spacing w:before="40" w:after="80" w:line="276" w:lineRule="auto"/>
-      </w:pPr>
-      <w:r>
-        <w:rPr>
-          <w:rFonts w:ascii="Calibri" w:hAnsi="Calibri"/>
-          <w:b/>
-          <w:i w:val="0"/>
-          <w:sz w:val="21"/>
-        </w:rPr>
-        <w:t>Response:</w:t>
-      </w:r>
-      <w:r>
-        <w:rPr>
-          <w:rFonts w:ascii="Calibri" w:hAnsi="Calibri"/>
-          <w:b w:val="0"/>
-          <w:i w:val="0"/>
-          <w:sz w:val="21"/>
-        </w:rPr>
-        <w:t xml:space="preserve"> Thoroughly audited and verified. All equations are fully grouped; all citations and DOIs verified; all confusion matrix counts (</w:t>
-      </w:r>
-      <w:r>
-        <w:rPr>
-          <w:rFonts w:ascii="Cambria Math" w:hAnsi="Cambria Math"/>
-          <w:i/>
-          <w:sz w:val="21"/>
-        </w:rPr>
-        <w:t>TP, FP, FN, TN</w:t>
-      </w:r>
-      <w:r>
-        <w:rPr>
-          <w:rFonts w:ascii="Calibri" w:hAnsi="Calibri"/>
-          <w:b w:val="0"/>
-          <w:i w:val="0"/>
-          <w:sz w:val="21"/>
-        </w:rPr>
-        <w:t>) mathematically sum to the full tile footprint (</w:t>
-      </w:r>
-      <w:r>
-        <w:rPr>
-          <w:rFonts w:ascii="Cambria Math" w:hAnsi="Cambria Math"/>
-          <w:i/>
-          <w:sz w:val="21"/>
-        </w:rPr>
-        <w:t>2,097,152</w:t>
-      </w:r>
-      <w:r>
-        <w:rPr>
-          <w:rFonts w:ascii="Calibri" w:hAnsi="Calibri"/>
-          <w:b w:val="0"/>
-          <w:i w:val="0"/>
-          <w:sz w:val="21"/>
-        </w:rPr>
-        <w:t xml:space="preserve"> pixels); and Figure 3 raster counts match Table 2a (</w:t>
-      </w:r>
-      <w:r>
-        <w:rPr>
-          <w:rFonts w:ascii="Cambria Math" w:hAnsi="Cambria Math"/>
-          <w:i/>
-          <w:sz w:val="21"/>
-        </w:rPr>
-        <w:t>134,923</w:t>
-      </w:r>
-      <w:r>
-        <w:rPr>
-          <w:rFonts w:ascii="Calibri" w:hAnsi="Calibri"/>
-          <w:b w:val="0"/>
-          <w:i w:val="0"/>
-          <w:sz w:val="21"/>
-        </w:rPr>
-        <w:t xml:space="preserve">, </w:t>
-      </w:r>
-      <w:r>
-        <w:rPr>
-          <w:rFonts w:ascii="Cambria Math" w:hAnsi="Cambria Math"/>
-          <w:i/>
-          <w:sz w:val="21"/>
-        </w:rPr>
-        <w:t>1,529</w:t>
-      </w:r>
-      <w:r>
-        <w:rPr>
-          <w:rFonts w:ascii="Calibri" w:hAnsi="Calibri"/>
-          <w:b w:val="0"/>
-          <w:i w:val="0"/>
-          <w:sz w:val="21"/>
-        </w:rPr>
-        <w:t xml:space="preserve">, </w:t>
-      </w:r>
-      <w:r>
-        <w:rPr>
-          <w:rFonts w:ascii="Cambria Math" w:hAnsi="Cambria Math"/>
-          <w:i/>
-          <w:sz w:val="21"/>
-        </w:rPr>
-        <w:t>37,258</w:t>
-      </w:r>
-      <w:r>
-        <w:rPr>
-          <w:rFonts w:ascii="Calibri" w:hAnsi="Calibri"/>
-          <w:b w:val="0"/>
-          <w:i w:val="0"/>
-          <w:sz w:val="21"/>
-        </w:rPr>
-        <w:t>).</w:t>
-      </w:r>
-    </w:p>
-    <w:p>
-      <w:pPr>
-        <w:spacing w:before="40" w:after="80" w:line="276" w:lineRule="auto"/>
-      </w:pPr>
-      <w:r>
-        <w:rPr>
-          <w:rFonts w:ascii="Calibri" w:hAnsi="Calibri"/>
-          <w:b/>
-          <w:i w:val="0"/>
-          <w:sz w:val="21"/>
-        </w:rPr>
-        <w:t>Comment 11: Remove repetitive and promotional wording.</w:t>
-      </w:r>
-      <w:r>
-        <w:rPr>
-          <w:rFonts w:ascii="Calibri" w:hAnsi="Calibri"/>
-          <w:b w:val="0"/>
-          <w:i w:val="0"/>
-          <w:sz w:val="21"/>
-        </w:rPr>
-        <w:t xml:space="preserve">  </w:t>
-      </w:r>
-    </w:p>
-    <w:p>
-      <w:pPr>
-        <w:spacing w:before="40" w:after="80" w:line="276" w:lineRule="auto"/>
-      </w:pPr>
-      <w:r>
-        <w:rPr>
-          <w:rFonts w:ascii="Calibri" w:hAnsi="Calibri"/>
-          <w:b/>
-          <w:i w:val="0"/>
-          <w:sz w:val="21"/>
-        </w:rPr>
-        <w:t>Response:</w:t>
-      </w:r>
-      <w:r>
-        <w:rPr>
-          <w:rFonts w:ascii="Calibri" w:hAnsi="Calibri"/>
-          <w:b w:val="0"/>
-          <w:i w:val="0"/>
-          <w:sz w:val="21"/>
-        </w:rPr>
-        <w:t xml:space="preserve"> Corrected. Words such as "safe," "independent," "defendable," "proves," and "autonomous proof" have been removed or replaced with objective scientific terminology ("indicates," "demonstrates," "objective decision policy").</w:t>
-      </w:r>
-    </w:p>
-    <w:p>
-      <w:pPr>
-        <w:spacing w:before="120" w:after="120"/>
-      </w:pPr>
-      <w:r>
-        <w:rPr>
-          <w:color w:val="94A3B8"/>
-        </w:rPr>
-        <w:t>――――――――――――――――――――――――――――――――――――――――――――――――――</w:t>
-      </w:r>
-    </w:p>
-    <w:p>
-      <w:pPr>
-        <w:spacing w:before="200" w:after="80"/>
-      </w:pPr>
-      <w:r>
-        <w:rPr>
-          <w:rFonts w:ascii="Calibri" w:hAnsi="Calibri"/>
-          <w:b/>
-          <w:i w:val="0"/>
-          <w:color w:val="0369A1"/>
-          <w:sz w:val="24"/>
-        </w:rPr>
-        <w:t>Reviewer 3 Major Comments &amp; Checklist</w:t>
-      </w:r>
-    </w:p>
-    <w:p>
-      <w:pPr>
+        <w:pStyle w:val="ListBullet"/>
         <w:spacing w:before="20" w:after="40"/>
-        <w:ind w:left="432" w:hanging="432"/>
-      </w:pPr>
-      <w:r>
-        <w:rPr>
-          <w:rFonts w:ascii="Calibri" w:hAnsi="Calibri"/>
-          <w:b/>
-          <w:sz w:val="21"/>
-        </w:rPr>
-        <w:t xml:space="preserve">1. </w:t>
-      </w:r>
-      <w:r>
-        <w:rPr>
-          <w:rFonts w:ascii="Calibri" w:hAnsi="Calibri"/>
-          <w:b/>
-          <w:i w:val="0"/>
-          <w:sz w:val="21"/>
-        </w:rPr>
-        <w:t>Testable hypothesis:</w:t>
-      </w:r>
-      <w:r>
-        <w:rPr>
-          <w:rFonts w:ascii="Calibri" w:hAnsi="Calibri"/>
-          <w:b w:val="0"/>
-          <w:i w:val="0"/>
-          <w:sz w:val="21"/>
-        </w:rPr>
-        <w:t xml:space="preserve"> Stated explicitly in Section 1 and tested across eight held-out events.</w:t>
-      </w:r>
-    </w:p>
-    <w:p>
-      <w:pPr>
-        <w:spacing w:before="20" w:after="40"/>
-        <w:ind w:left="432" w:hanging="432"/>
-      </w:pPr>
-      <w:r>
-        <w:rPr>
-          <w:rFonts w:ascii="Calibri" w:hAnsi="Calibri"/>
-          <w:b/>
-          <w:sz w:val="21"/>
-        </w:rPr>
-        <w:t xml:space="preserve">2. </w:t>
-      </w:r>
-      <w:r>
-        <w:rPr>
-          <w:rFonts w:ascii="Calibri" w:hAnsi="Calibri"/>
-          <w:b/>
-          <w:i w:val="0"/>
-          <w:sz w:val="21"/>
-        </w:rPr>
-        <w:t>Baselines &amp; Risk-Coverage:</w:t>
-      </w:r>
-      <w:r>
-        <w:rPr>
-          <w:rFonts w:ascii="Calibri" w:hAnsi="Calibri"/>
-          <w:b w:val="0"/>
-          <w:i w:val="0"/>
-          <w:sz w:val="21"/>
-        </w:rPr>
-        <w:t xml:space="preserve"> Provided in Table 4 and Figure 5.</w:t>
-      </w:r>
-    </w:p>
-    <w:p>
-      <w:pPr>
-        <w:spacing w:before="20" w:after="40"/>
-        <w:ind w:left="432" w:hanging="432"/>
-      </w:pPr>
-      <w:r>
-        <w:rPr>
-          <w:rFonts w:ascii="Calibri" w:hAnsi="Calibri"/>
-          <w:b/>
-          <w:sz w:val="21"/>
-        </w:rPr>
-        <w:t xml:space="preserve">3. </w:t>
-      </w:r>
-      <w:r>
-        <w:rPr>
-          <w:rFonts w:ascii="Calibri" w:hAnsi="Calibri"/>
-          <w:b/>
-          <w:i w:val="0"/>
-          <w:sz w:val="21"/>
-        </w:rPr>
-        <w:t>Reproducibility:</w:t>
-      </w:r>
-      <w:r>
-        <w:rPr>
-          <w:rFonts w:ascii="Calibri" w:hAnsi="Calibri"/>
-          <w:b w:val="0"/>
-          <w:i w:val="0"/>
-          <w:sz w:val="21"/>
-        </w:rPr>
-        <w:t xml:space="preserve"> All equations, scaling factors, and fallback rules fully written out.</w:t>
-      </w:r>
-    </w:p>
-    <w:p>
-      <w:pPr>
-        <w:spacing w:before="20" w:after="40"/>
-        <w:ind w:left="432" w:hanging="432"/>
-      </w:pPr>
-      <w:r>
-        <w:rPr>
-          <w:rFonts w:ascii="Calibri" w:hAnsi="Calibri"/>
-          <w:b/>
-          <w:sz w:val="21"/>
-        </w:rPr>
-        <w:t xml:space="preserve">4. </w:t>
-      </w:r>
-      <w:r>
-        <w:rPr>
-          <w:rFonts w:ascii="Calibri" w:hAnsi="Calibri"/>
-          <w:b/>
-          <w:i w:val="0"/>
-          <w:sz w:val="21"/>
-        </w:rPr>
-        <w:t>Mutually consistent cohorts:</w:t>
-      </w:r>
-      <w:r>
-        <w:rPr>
-          <w:rFonts w:ascii="Calibri" w:hAnsi="Calibri"/>
-          <w:b w:val="0"/>
-          <w:i w:val="0"/>
-          <w:sz w:val="21"/>
-        </w:rPr>
-        <w:t xml:space="preserve"> Fixed via the </w:t>
-      </w:r>
-      <w:r>
-        <w:rPr>
-          <w:rFonts w:ascii="Cambria Math" w:hAnsi="Cambria Math"/>
-          <w:i/>
-          <w:sz w:val="21"/>
-        </w:rPr>
-        <w:t>3</w:t>
-      </w:r>
-      <w:r>
-        <w:rPr>
-          <w:rFonts w:ascii="Calibri" w:hAnsi="Calibri"/>
-          <w:b w:val="0"/>
-          <w:i w:val="0"/>
-          <w:sz w:val="21"/>
-        </w:rPr>
-        <w:t xml:space="preserve"> development vs </w:t>
-      </w:r>
-      <w:r>
-        <w:rPr>
-          <w:rFonts w:ascii="Cambria Math" w:hAnsi="Cambria Math"/>
-          <w:i/>
-          <w:sz w:val="21"/>
-        </w:rPr>
-        <w:t>8</w:t>
-      </w:r>
-      <w:r>
-        <w:rPr>
-          <w:rFonts w:ascii="Calibri" w:hAnsi="Calibri"/>
-          <w:b w:val="0"/>
-          <w:i w:val="0"/>
-          <w:sz w:val="21"/>
-        </w:rPr>
-        <w:t xml:space="preserve"> held-out validation structure.</w:t>
-      </w:r>
-    </w:p>
-    <w:p>
-      <w:pPr>
-        <w:spacing w:before="20" w:after="40"/>
-        <w:ind w:left="432" w:hanging="432"/>
-      </w:pPr>
-      <w:r>
-        <w:rPr>
-          <w:rFonts w:ascii="Calibri" w:hAnsi="Calibri"/>
-          <w:b/>
-          <w:sz w:val="21"/>
-        </w:rPr>
-        <w:t xml:space="preserve">5. </w:t>
-      </w:r>
-      <w:r>
-        <w:rPr>
-          <w:rFonts w:ascii="Calibri" w:hAnsi="Calibri"/>
-          <w:b/>
-          <w:i w:val="0"/>
-          <w:sz w:val="21"/>
-        </w:rPr>
-        <w:t>Reference data provenance:</w:t>
-      </w:r>
-      <w:r>
-        <w:rPr>
-          <w:rFonts w:ascii="Calibri" w:hAnsi="Calibri"/>
-          <w:b w:val="0"/>
-          <w:i w:val="0"/>
-          <w:sz w:val="21"/>
-        </w:rPr>
-        <w:t xml:space="preserve"> CEMS vector product IDs, dates, sensors, and lags detailed in Table 1.</w:t>
-      </w:r>
-    </w:p>
-    <w:p>
-      <w:pPr>
-        <w:spacing w:before="20" w:after="40"/>
-        <w:ind w:left="432" w:hanging="432"/>
-      </w:pPr>
-      <w:r>
-        <w:rPr>
-          <w:rFonts w:ascii="Calibri" w:hAnsi="Calibri"/>
-          <w:b/>
-          <w:sz w:val="21"/>
-        </w:rPr>
-        <w:t xml:space="preserve">6. </w:t>
-      </w:r>
-      <w:r>
-        <w:rPr>
-          <w:rFonts w:ascii="Calibri" w:hAnsi="Calibri"/>
-          <w:b/>
-          <w:i w:val="0"/>
-          <w:sz w:val="21"/>
-        </w:rPr>
-        <w:t>Full event-level metrics:</w:t>
-      </w:r>
-      <w:r>
-        <w:rPr>
-          <w:rFonts w:ascii="Calibri" w:hAnsi="Calibri"/>
-          <w:b w:val="0"/>
-          <w:i w:val="0"/>
-          <w:sz w:val="21"/>
-        </w:rPr>
-        <w:t xml:space="preserve"> Complete confusion matrices (</w:t>
-      </w:r>
-      <w:r>
-        <w:rPr>
-          <w:rFonts w:ascii="Cambria Math" w:hAnsi="Cambria Math"/>
-          <w:i/>
-          <w:sz w:val="21"/>
-        </w:rPr>
-        <w:t>TP, FP, FN, TN</w:t>
-      </w:r>
-      <w:r>
-        <w:rPr>
-          <w:rFonts w:ascii="Calibri" w:hAnsi="Calibri"/>
-          <w:b w:val="0"/>
-          <w:i w:val="0"/>
-          <w:sz w:val="21"/>
-        </w:rPr>
-        <w:t>), IoU, area bias, and CIs provided in Table 2b.</w:t>
-      </w:r>
-    </w:p>
-    <w:p>
-      <w:pPr>
-        <w:spacing w:before="20" w:after="40"/>
-        <w:ind w:left="432" w:hanging="432"/>
-      </w:pPr>
-      <w:r>
-        <w:rPr>
-          <w:rFonts w:ascii="Calibri" w:hAnsi="Calibri"/>
-          <w:b/>
-          <w:sz w:val="21"/>
-        </w:rPr>
-        <w:t xml:space="preserve">7. </w:t>
-      </w:r>
-      <w:r>
-        <w:rPr>
-          <w:rFonts w:ascii="Calibri" w:hAnsi="Calibri"/>
-          <w:b/>
-          <w:i w:val="0"/>
-          <w:sz w:val="21"/>
-        </w:rPr>
-        <w:t>Spatial autocorrelation:</w:t>
-      </w:r>
-      <w:r>
-        <w:rPr>
-          <w:rFonts w:ascii="Calibri" w:hAnsi="Calibri"/>
-          <w:b w:val="0"/>
-          <w:i w:val="0"/>
-          <w:sz w:val="21"/>
-        </w:rPr>
-        <w:t xml:space="preserve"> Semivariogram range (</w:t>
-      </w:r>
-      <w:r>
-        <w:rPr>
-          <w:rFonts w:ascii="Cambria Math" w:hAnsi="Cambria Math"/>
-          <w:i/>
-          <w:sz w:val="21"/>
-        </w:rPr>
-        <w:t>~ 500 m</w:t>
-      </w:r>
-      <w:r>
-        <w:rPr>
-          <w:rFonts w:ascii="Calibri" w:hAnsi="Calibri"/>
-          <w:b w:val="0"/>
-          <w:i w:val="0"/>
-          <w:sz w:val="21"/>
-        </w:rPr>
-        <w:t xml:space="preserve">) used to justify </w:t>
-      </w:r>
-      <w:r>
-        <w:rPr>
-          <w:rFonts w:ascii="Cambria Math" w:hAnsi="Cambria Math"/>
-          <w:i/>
-          <w:sz w:val="21"/>
-        </w:rPr>
-        <w:t>640 × 640 m</w:t>
-      </w:r>
-      <w:r>
-        <w:rPr>
-          <w:rFonts w:ascii="Calibri" w:hAnsi="Calibri"/>
-          <w:b w:val="0"/>
-          <w:i w:val="0"/>
-          <w:sz w:val="21"/>
-        </w:rPr>
-        <w:t xml:space="preserve"> bootstrap blocks.</w:t>
-      </w:r>
-    </w:p>
-    <w:p>
-      <w:pPr>
-        <w:spacing w:before="20" w:after="40"/>
-        <w:ind w:left="432" w:hanging="432"/>
-      </w:pPr>
-      <w:r>
-        <w:rPr>
-          <w:rFonts w:ascii="Calibri" w:hAnsi="Calibri"/>
-          <w:b/>
-          <w:sz w:val="21"/>
-        </w:rPr>
-        <w:t xml:space="preserve">8. </w:t>
-      </w:r>
-      <w:r>
-        <w:rPr>
-          <w:rFonts w:ascii="Calibri" w:hAnsi="Calibri"/>
-          <w:b/>
-          <w:i w:val="0"/>
-          <w:sz w:val="21"/>
-        </w:rPr>
-        <w:t>Circularity &amp; dependency:</w:t>
-      </w:r>
-      <w:r>
-        <w:rPr>
-          <w:rFonts w:ascii="Calibri" w:hAnsi="Calibri"/>
-          <w:b w:val="0"/>
-          <w:i w:val="0"/>
-          <w:sz w:val="21"/>
-        </w:rPr>
-        <w:t xml:space="preserve"> Dependency diagram (Figure 1) and component ablation (Table 4) supplied.</w:t>
-      </w:r>
-    </w:p>
-    <w:p>
-      <w:pPr>
-        <w:spacing w:before="20" w:after="40"/>
-        <w:ind w:left="432" w:hanging="432"/>
-      </w:pPr>
-      <w:r>
-        <w:rPr>
-          <w:rFonts w:ascii="Calibri" w:hAnsi="Calibri"/>
-          <w:b/>
-          <w:sz w:val="21"/>
-        </w:rPr>
-        <w:t xml:space="preserve">9. </w:t>
-      </w:r>
-      <w:r>
-        <w:rPr>
-          <w:rFonts w:ascii="Calibri" w:hAnsi="Calibri"/>
-          <w:b/>
-          <w:i w:val="0"/>
-          <w:sz w:val="21"/>
-        </w:rPr>
-        <w:t>Operational separation:</w:t>
-      </w:r>
-      <w:r>
-        <w:rPr>
-          <w:rFonts w:ascii="Calibri" w:hAnsi="Calibri"/>
-          <w:b w:val="0"/>
-          <w:i w:val="0"/>
-          <w:sz w:val="21"/>
-        </w:rPr>
-        <w:t xml:space="preserve"> Software metrics isolated in Section 3.5.</w:t>
-      </w:r>
-    </w:p>
-    <w:p>
-      <w:pPr>
-        <w:spacing w:before="20" w:after="40"/>
-        <w:ind w:left="432" w:hanging="432"/>
-      </w:pPr>
-      <w:r>
-        <w:rPr>
-          <w:rFonts w:ascii="Calibri" w:hAnsi="Calibri"/>
-          <w:b/>
-          <w:sz w:val="21"/>
-        </w:rPr>
-        <w:t xml:space="preserve">10. </w:t>
-      </w:r>
-      <w:r>
-        <w:rPr>
-          <w:rFonts w:ascii="Calibri" w:hAnsi="Calibri"/>
-          <w:b/>
-          <w:i w:val="0"/>
-          <w:sz w:val="21"/>
-        </w:rPr>
-        <w:t>Reproducibility package:</w:t>
-      </w:r>
-      <w:r>
-        <w:rPr>
-          <w:rFonts w:ascii="Calibri" w:hAnsi="Calibri"/>
-          <w:b w:val="0"/>
-          <w:i w:val="0"/>
-          <w:sz w:val="21"/>
-        </w:rPr>
-        <w:t xml:space="preserve"> Open Zenodo DOIs (Data: </w:t>
+      </w:pPr>
+      <w:r>
+        <w:rPr>
+          <w:rFonts w:ascii="Calibri" w:hAnsi="Calibri"/>
+          <w:b w:val="0"/>
+          <w:i w:val="0"/>
+          <w:sz w:val="21"/>
+        </w:rPr>
+        <w:t xml:space="preserve">Public GitHub Repository: [https://github.com/shubham-exe-web/earth-one](https://github.com/shubham-exe-web/earth-one) (release tag </w:t>
       </w:r>
       <w:r>
         <w:rPr>
@@ -5981,16 +4898,31 @@
           <w:color w:val="8B0000"/>
           <w:sz w:val="19"/>
         </w:rPr>
-        <w:t>10.5281/zenodo.22079753</w:t>
-      </w:r>
-      <w:r>
-        <w:rPr>
-          <w:rFonts w:ascii="Calibri" w:hAnsi="Calibri"/>
-          <w:b w:val="0"/>
-          <w:i w:val="0"/>
-          <w:sz w:val="21"/>
-        </w:rPr>
-        <w:t xml:space="preserve">; Code: </w:t>
+        <w:t>v2.0.0</w:t>
+      </w:r>
+      <w:r>
+        <w:rPr>
+          <w:rFonts w:ascii="Calibri" w:hAnsi="Calibri"/>
+          <w:b w:val="0"/>
+          <w:i w:val="0"/>
+          <w:sz w:val="21"/>
+        </w:rPr>
+        <w:t>).</w:t>
+      </w:r>
+    </w:p>
+    <w:p>
+      <w:pPr>
+        <w:pStyle w:val="ListBullet"/>
+        <w:spacing w:before="20" w:after="40"/>
+      </w:pPr>
+      <w:r>
+        <w:rPr>
+          <w:rFonts w:ascii="Calibri" w:hAnsi="Calibri"/>
+          <w:b w:val="0"/>
+          <w:i w:val="0"/>
+          <w:sz w:val="21"/>
+        </w:rPr>
+        <w:t xml:space="preserve">Software Release DOI: </w:t>
       </w:r>
       <w:r>
         <w:rPr>
@@ -6007,124 +4939,7 @@
           <w:i w:val="0"/>
           <w:sz w:val="21"/>
         </w:rPr>
-        <w:t>) and GitHub repository provided.</w:t>
-      </w:r>
-    </w:p>
-    <w:p>
-      <w:pPr>
-        <w:spacing w:before="120" w:after="120"/>
-      </w:pPr>
-      <w:r>
-        <w:rPr>
-          <w:color w:val="94A3B8"/>
-        </w:rPr>
-        <w:t>――――――――――――――――――――――――――――――――――――――――――――――――――</w:t>
-      </w:r>
-    </w:p>
-    <w:p>
-      <w:pPr>
-        <w:spacing w:before="40" w:after="80" w:line="276" w:lineRule="auto"/>
-      </w:pPr>
-      <w:r>
-        <w:rPr>
-          <w:rFonts w:ascii="Calibri" w:hAnsi="Calibri"/>
-          <w:b w:val="0"/>
-          <w:i w:val="0"/>
-          <w:sz w:val="21"/>
-        </w:rPr>
-        <w:t xml:space="preserve">Sincerely,  </w:t>
-      </w:r>
-    </w:p>
-    <w:p>
-      <w:pPr>
-        <w:spacing w:before="40" w:after="80" w:line="276" w:lineRule="auto"/>
-      </w:pPr>
-      <w:r>
-        <w:rPr>
-          <w:rFonts w:ascii="Calibri" w:hAnsi="Calibri"/>
-          <w:b/>
-          <w:i w:val="0"/>
-          <w:sz w:val="21"/>
-        </w:rPr>
-        <w:t>Dr. Shubham Sharma</w:t>
-      </w:r>
-      <w:r>
-        <w:rPr>
-          <w:rFonts w:ascii="Calibri" w:hAnsi="Calibri"/>
-          <w:b w:val="0"/>
-          <w:i w:val="0"/>
-          <w:sz w:val="21"/>
-        </w:rPr>
-        <w:t xml:space="preserve"> </w:t>
-      </w:r>
-      <w:r>
-        <w:rPr>
-          <w:rFonts w:ascii="Calibri" w:hAnsi="Calibri"/>
-          <w:b w:val="0"/>
-          <w:i/>
-          <w:sz w:val="21"/>
-        </w:rPr>
-        <w:t>(Corresponding Author)</w:t>
-      </w:r>
-      <w:r>
-        <w:rPr>
-          <w:rFonts w:ascii="Calibri" w:hAnsi="Calibri"/>
-          <w:b w:val="0"/>
-          <w:i w:val="0"/>
-          <w:sz w:val="21"/>
-        </w:rPr>
-        <w:t xml:space="preserve">  </w:t>
-      </w:r>
-    </w:p>
-    <w:p>
-      <w:pPr>
-        <w:spacing w:before="40" w:after="80" w:line="276" w:lineRule="auto"/>
-      </w:pPr>
-      <w:r>
-        <w:rPr>
-          <w:rFonts w:ascii="Calibri" w:hAnsi="Calibri"/>
-          <w:b/>
-          <w:i w:val="0"/>
-          <w:sz w:val="21"/>
-        </w:rPr>
-        <w:t>Shruti Tiwari</w:t>
-      </w:r>
-      <w:r>
-        <w:rPr>
-          <w:rFonts w:ascii="Calibri" w:hAnsi="Calibri"/>
-          <w:b w:val="0"/>
-          <w:i w:val="0"/>
-          <w:sz w:val="21"/>
-        </w:rPr>
-        <w:t xml:space="preserve">  </w:t>
-      </w:r>
-    </w:p>
-    <w:p>
-      <w:pPr>
-        <w:spacing w:before="40" w:after="80" w:line="276" w:lineRule="auto"/>
-      </w:pPr>
-      <w:r>
-        <w:rPr>
-          <w:rFonts w:ascii="Calibri" w:hAnsi="Calibri"/>
-          <w:b w:val="0"/>
-          <w:i w:val="0"/>
-          <w:sz w:val="21"/>
-        </w:rPr>
-        <w:t xml:space="preserve">School of Studies in Environmental Science, Pt. Ravishankar Shukla University, Raipur, India  </w:t>
-      </w:r>
-    </w:p>
-    <w:p>
-      <w:pPr>
-        <w:spacing w:before="40" w:after="80" w:line="276" w:lineRule="auto"/>
-      </w:pPr>
-      <w:r>
-        <w:rPr>
-          <w:rFonts w:ascii="Calibri" w:hAnsi="Calibri"/>
-          <w:b w:val="0"/>
-          <w:i w:val="0"/>
-          <w:sz w:val="21"/>
-        </w:rPr>
-        <w:t xml:space="preserve">Email: </w:t>
+        <w:t xml:space="preserve"> (Sharma &amp; Tiwari, 2026), reserved under deposition </w:t>
       </w:r>
       <w:r>
         <w:rPr>
@@ -6132,12 +4947,1624 @@
           <w:color w:val="8B0000"/>
           <w:sz w:val="19"/>
         </w:rPr>
+        <w:t>22065695</w:t>
+      </w:r>
+      <w:r>
+        <w:rPr>
+          <w:rFonts w:ascii="Calibri" w:hAnsi="Calibri"/>
+          <w:b w:val="0"/>
+          <w:i w:val="0"/>
+          <w:sz w:val="21"/>
+        </w:rPr>
+        <w:t>.</w:t>
+      </w:r>
+    </w:p>
+    <w:p>
+      <w:pPr>
+        <w:pStyle w:val="ListBullet"/>
+        <w:spacing w:before="20" w:after="40"/>
+      </w:pPr>
+      <w:r>
+        <w:rPr>
+          <w:rFonts w:ascii="Calibri" w:hAnsi="Calibri"/>
+          <w:b w:val="0"/>
+          <w:i w:val="0"/>
+          <w:sz w:val="21"/>
+        </w:rPr>
+        <w:t xml:space="preserve">Data Archive DOI: </w:t>
+      </w:r>
+      <w:r>
+        <w:rPr>
+          <w:rFonts w:ascii="Consolas" w:hAnsi="Consolas"/>
+          <w:color w:val="8B0000"/>
+          <w:sz w:val="19"/>
+        </w:rPr>
+        <w:t>10.5281/zenodo.22079753</w:t>
+      </w:r>
+      <w:r>
+        <w:rPr>
+          <w:rFonts w:ascii="Calibri" w:hAnsi="Calibri"/>
+          <w:b w:val="0"/>
+          <w:i w:val="0"/>
+          <w:sz w:val="21"/>
+        </w:rPr>
+        <w:t xml:space="preserve"> (Sharma, 2026), reserved under deposition </w:t>
+      </w:r>
+      <w:r>
+        <w:rPr>
+          <w:rFonts w:ascii="Consolas" w:hAnsi="Consolas"/>
+          <w:color w:val="8B0000"/>
+          <w:sz w:val="19"/>
+        </w:rPr>
+        <w:t>22065695</w:t>
+      </w:r>
+      <w:r>
+        <w:rPr>
+          <w:rFonts w:ascii="Calibri" w:hAnsi="Calibri"/>
+          <w:b w:val="0"/>
+          <w:i w:val="0"/>
+          <w:sz w:val="21"/>
+        </w:rPr>
+        <w:t>.</w:t>
+      </w:r>
+    </w:p>
+    <w:p>
+      <w:pPr>
+        <w:spacing w:before="40" w:after="80" w:line="276" w:lineRule="auto"/>
+      </w:pPr>
+      <w:r>
+        <w:rPr>
+          <w:rFonts w:ascii="Calibri" w:hAnsi="Calibri"/>
+          <w:b/>
+          <w:i w:val="0"/>
+          <w:sz w:val="21"/>
+        </w:rPr>
+        <w:t>Comment 10: Section 4 is a list of fragments and should be written as prose.</w:t>
+      </w:r>
+      <w:r>
+        <w:rPr>
+          <w:rFonts w:ascii="Calibri" w:hAnsi="Calibri"/>
+          <w:b w:val="0"/>
+          <w:i w:val="0"/>
+          <w:sz w:val="21"/>
+        </w:rPr>
+        <w:t xml:space="preserve">  </w:t>
+      </w:r>
+    </w:p>
+    <w:p>
+      <w:pPr>
+        <w:spacing w:before="40" w:after="80" w:line="276" w:lineRule="auto"/>
+      </w:pPr>
+      <w:r>
+        <w:rPr>
+          <w:rFonts w:ascii="Calibri" w:hAnsi="Calibri"/>
+          <w:b/>
+          <w:i w:val="0"/>
+          <w:sz w:val="21"/>
+        </w:rPr>
+        <w:t>Response:</w:t>
+      </w:r>
+      <w:r>
+        <w:rPr>
+          <w:rFonts w:ascii="Calibri" w:hAnsi="Calibri"/>
+          <w:b w:val="0"/>
+          <w:i w:val="0"/>
+          <w:sz w:val="21"/>
+        </w:rPr>
+        <w:t xml:space="preserve"> Corrected. Section 4 (Discussion) has been rewritten completely as continuous, structured geoscientific prose across four subsections: 4.1 Physical Interpretation of Observability-Driven Performance Gains; 4.2 Class Imbalance, Prevalence Constraints, and Skill Ratios; 4.3 Operational Disaster Response Implications of Abstention; and 4.4 Framework Limitations and Future Sensor Synergies. All bullet fragments have been removed.</w:t>
+      </w:r>
+    </w:p>
+    <w:p>
+      <w:pPr>
+        <w:spacing w:before="40" w:after="80" w:line="276" w:lineRule="auto"/>
+      </w:pPr>
+      <w:r>
+        <w:rPr>
+          <w:rFonts w:ascii="Calibri" w:hAnsi="Calibri"/>
+          <w:b/>
+          <w:i w:val="0"/>
+          <w:sz w:val="21"/>
+        </w:rPr>
+        <w:t>Comment 11: The English needs thorough editing (e.g. “pixel/classification/classification”, “GHC”, “NO_(FLOOD)” formatting).</w:t>
+      </w:r>
+      <w:r>
+        <w:rPr>
+          <w:rFonts w:ascii="Calibri" w:hAnsi="Calibri"/>
+          <w:b w:val="0"/>
+          <w:i w:val="0"/>
+          <w:sz w:val="21"/>
+        </w:rPr>
+        <w:t xml:space="preserve">  </w:t>
+      </w:r>
+    </w:p>
+    <w:p>
+      <w:pPr>
+        <w:spacing w:before="40" w:after="80" w:line="276" w:lineRule="auto"/>
+      </w:pPr>
+      <w:r>
+        <w:rPr>
+          <w:rFonts w:ascii="Calibri" w:hAnsi="Calibri"/>
+          <w:b/>
+          <w:i w:val="0"/>
+          <w:sz w:val="21"/>
+        </w:rPr>
+        <w:t>Response:</w:t>
+      </w:r>
+      <w:r>
+        <w:rPr>
+          <w:rFonts w:ascii="Calibri" w:hAnsi="Calibri"/>
+          <w:b w:val="0"/>
+          <w:i w:val="0"/>
+          <w:sz w:val="21"/>
+        </w:rPr>
+        <w:t xml:space="preserve"> Corrected. The entire manuscript has undergone line-by-line copyediting to eliminate grammatical inconsistencies, repetitive tokens, formatting anomalies, and typographic errors.</w:t>
+      </w:r>
+    </w:p>
+    <w:p>
+      <w:pPr>
+        <w:spacing w:before="120" w:after="120"/>
+      </w:pPr>
+      <w:r>
+        <w:rPr>
+          <w:color w:val="94A3B8"/>
+        </w:rPr>
+        <w:t>――――――――――――――――――――――――――――――――――――――――――――――――――</w:t>
+      </w:r>
+    </w:p>
+    <w:p>
+      <w:pPr>
+        <w:spacing w:before="200" w:after="80"/>
+      </w:pPr>
+      <w:r>
+        <w:rPr>
+          <w:rFonts w:ascii="Calibri" w:hAnsi="Calibri"/>
+          <w:b/>
+          <w:i w:val="0"/>
+          <w:color w:val="0369A1"/>
+          <w:sz w:val="24"/>
+        </w:rPr>
+        <w:t>Reviewer 3 Minor Comments (Items 1–11 Point-by-Point)</w:t>
+      </w:r>
+    </w:p>
+    <w:p>
+      <w:pPr>
+        <w:spacing w:before="40" w:after="80" w:line="276" w:lineRule="auto"/>
+      </w:pPr>
+      <w:r>
+        <w:rPr>
+          <w:rFonts w:ascii="Calibri" w:hAnsi="Calibri"/>
+          <w:b/>
+          <w:i w:val="0"/>
+          <w:sz w:val="21"/>
+        </w:rPr>
+        <w:t>Comment 1: Correct the duplicated Section 2.5.</w:t>
+      </w:r>
+      <w:r>
+        <w:rPr>
+          <w:rFonts w:ascii="Calibri" w:hAnsi="Calibri"/>
+          <w:b w:val="0"/>
+          <w:i w:val="0"/>
+          <w:sz w:val="21"/>
+        </w:rPr>
+        <w:t xml:space="preserve">  </w:t>
+      </w:r>
+    </w:p>
+    <w:p>
+      <w:pPr>
+        <w:spacing w:before="40" w:after="80" w:line="276" w:lineRule="auto"/>
+      </w:pPr>
+      <w:r>
+        <w:rPr>
+          <w:rFonts w:ascii="Calibri" w:hAnsi="Calibri"/>
+          <w:b/>
+          <w:i w:val="0"/>
+          <w:sz w:val="21"/>
+        </w:rPr>
+        <w:t>Response:</w:t>
+      </w:r>
+      <w:r>
+        <w:rPr>
+          <w:rFonts w:ascii="Calibri" w:hAnsi="Calibri"/>
+          <w:b w:val="0"/>
+          <w:i w:val="0"/>
+          <w:sz w:val="21"/>
+        </w:rPr>
+        <w:t xml:space="preserve"> Corrected. The duplicate section heading has been removed. Section 2.5 is now uniquely titled "Continuous Observability Index and Resolution-Aware Decision Contract" (page 5).</w:t>
+      </w:r>
+    </w:p>
+    <w:p>
+      <w:pPr>
+        <w:spacing w:before="40" w:after="80" w:line="276" w:lineRule="auto"/>
+      </w:pPr>
+      <w:r>
+        <w:rPr>
+          <w:rFonts w:ascii="Calibri" w:hAnsi="Calibri"/>
+          <w:b/>
+          <w:i w:val="0"/>
+          <w:sz w:val="21"/>
+        </w:rPr>
+        <w:t>Comment 2: Define all abbreviations at first use.</w:t>
+      </w:r>
+      <w:r>
+        <w:rPr>
+          <w:rFonts w:ascii="Calibri" w:hAnsi="Calibri"/>
+          <w:b w:val="0"/>
+          <w:i w:val="0"/>
+          <w:sz w:val="21"/>
+        </w:rPr>
+        <w:t xml:space="preserve">  </w:t>
+      </w:r>
+    </w:p>
+    <w:p>
+      <w:pPr>
+        <w:spacing w:before="40" w:after="80" w:line="276" w:lineRule="auto"/>
+      </w:pPr>
+      <w:r>
+        <w:rPr>
+          <w:rFonts w:ascii="Calibri" w:hAnsi="Calibri"/>
+          <w:b/>
+          <w:i w:val="0"/>
+          <w:sz w:val="21"/>
+        </w:rPr>
+        <w:t>Response:</w:t>
+      </w:r>
+      <w:r>
+        <w:rPr>
+          <w:rFonts w:ascii="Calibri" w:hAnsi="Calibri"/>
+          <w:b w:val="0"/>
+          <w:i w:val="0"/>
+          <w:sz w:val="21"/>
+        </w:rPr>
+        <w:t xml:space="preserve"> Corrected. Every acronym (SAR, GRD, IW, SCL, BOA, MNDWI, NDWI, DEM, GSW, AOI, CEMS, PR-AUC, ROC-AUC, BSS) is defined upon first appearance in the Abstract and Section 1/2.</w:t>
+      </w:r>
+    </w:p>
+    <w:p>
+      <w:pPr>
+        <w:spacing w:before="40" w:after="80" w:line="276" w:lineRule="auto"/>
+      </w:pPr>
+      <w:r>
+        <w:rPr>
+          <w:rFonts w:ascii="Calibri" w:hAnsi="Calibri"/>
+          <w:b/>
+          <w:i w:val="0"/>
+          <w:sz w:val="21"/>
+        </w:rPr>
+        <w:t>Comment 3: Use consistent terminology for the model and operational system.</w:t>
+      </w:r>
+      <w:r>
+        <w:rPr>
+          <w:rFonts w:ascii="Calibri" w:hAnsi="Calibri"/>
+          <w:b w:val="0"/>
+          <w:i w:val="0"/>
+          <w:sz w:val="21"/>
+        </w:rPr>
+        <w:t xml:space="preserve">  </w:t>
+      </w:r>
+    </w:p>
+    <w:p>
+      <w:pPr>
+        <w:spacing w:before="40" w:after="80" w:line="276" w:lineRule="auto"/>
+      </w:pPr>
+      <w:r>
+        <w:rPr>
+          <w:rFonts w:ascii="Calibri" w:hAnsi="Calibri"/>
+          <w:b/>
+          <w:i w:val="0"/>
+          <w:sz w:val="21"/>
+        </w:rPr>
+        <w:t>Response:</w:t>
+      </w:r>
+      <w:r>
+        <w:rPr>
+          <w:rFonts w:ascii="Calibri" w:hAnsi="Calibri"/>
+          <w:b w:val="0"/>
+          <w:i w:val="0"/>
+          <w:sz w:val="21"/>
+        </w:rPr>
+        <w:t xml:space="preserve"> Corrected. We have standardized terminology throughout: "Earth One Flood framework" refers to the multi-modal evidence fusion engine, and "tri-state contract" refers to the resolution-aware decision policy. Promotional labels have been removed.</w:t>
+      </w:r>
+    </w:p>
+    <w:p>
+      <w:pPr>
+        <w:spacing w:before="40" w:after="80" w:line="276" w:lineRule="auto"/>
+      </w:pPr>
+      <w:r>
+        <w:rPr>
+          <w:rFonts w:ascii="Calibri" w:hAnsi="Calibri"/>
+          <w:b/>
+          <w:i w:val="0"/>
+          <w:sz w:val="21"/>
+        </w:rPr>
+        <w:t>Comment 4: Document the complete Sentinel-1 and Sentinel-2 preprocessing workflows.</w:t>
+      </w:r>
+      <w:r>
+        <w:rPr>
+          <w:rFonts w:ascii="Calibri" w:hAnsi="Calibri"/>
+          <w:b w:val="0"/>
+          <w:i w:val="0"/>
+          <w:sz w:val="21"/>
+        </w:rPr>
+        <w:t xml:space="preserve">  </w:t>
+      </w:r>
+    </w:p>
+    <w:p>
+      <w:pPr>
+        <w:spacing w:before="40" w:after="80" w:line="276" w:lineRule="auto"/>
+      </w:pPr>
+      <w:r>
+        <w:rPr>
+          <w:rFonts w:ascii="Calibri" w:hAnsi="Calibri"/>
+          <w:b/>
+          <w:i w:val="0"/>
+          <w:sz w:val="21"/>
+        </w:rPr>
+        <w:t>Response:</w:t>
+      </w:r>
+      <w:r>
+        <w:rPr>
+          <w:rFonts w:ascii="Calibri" w:hAnsi="Calibri"/>
+          <w:b w:val="0"/>
+          <w:i w:val="0"/>
+          <w:sz w:val="21"/>
+        </w:rPr>
+        <w:t xml:space="preserve"> Detailed in Section 2.2 (page 3). Sentinel-1 processing includes orbit file application, thermal/border noise removal, radiometric calibration to </w:t>
+      </w:r>
+      <w:r>
+        <w:rPr>
+          <w:rFonts w:ascii="Cambria Math" w:hAnsi="Cambria Math"/>
+          <w:i/>
+          <w:sz w:val="21"/>
+        </w:rPr>
+        <w:t>σ⁰</w:t>
+      </w:r>
+      <w:r>
+        <w:rPr>
+          <w:rFonts w:ascii="Calibri" w:hAnsi="Calibri"/>
+          <w:b w:val="0"/>
+          <w:i w:val="0"/>
+          <w:sz w:val="21"/>
+        </w:rPr>
+        <w:t xml:space="preserve">, </w:t>
+      </w:r>
+      <w:r>
+        <w:rPr>
+          <w:rFonts w:ascii="Cambria Math" w:hAnsi="Cambria Math"/>
+          <w:i/>
+          <w:sz w:val="21"/>
+        </w:rPr>
+        <w:t>3 × 3</w:t>
+      </w:r>
+      <w:r>
+        <w:rPr>
+          <w:rFonts w:ascii="Calibri" w:hAnsi="Calibri"/>
+          <w:b w:val="0"/>
+          <w:i w:val="0"/>
+          <w:sz w:val="21"/>
+        </w:rPr>
+        <w:t xml:space="preserve"> Refined Lee speckle filtering, and Range-Doppler terrain correction. Sentinel-2 processing documents SCL classification and cloud masking.</w:t>
+      </w:r>
+    </w:p>
+    <w:p>
+      <w:pPr>
+        <w:spacing w:before="40" w:after="80" w:line="276" w:lineRule="auto"/>
+      </w:pPr>
+      <w:r>
+        <w:rPr>
+          <w:rFonts w:ascii="Calibri" w:hAnsi="Calibri"/>
+          <w:b/>
+          <w:i w:val="0"/>
+          <w:sz w:val="21"/>
+        </w:rPr>
+        <w:t>Comment 5: Explain co-registration and resampling among all input datasets.</w:t>
+      </w:r>
+      <w:r>
+        <w:rPr>
+          <w:rFonts w:ascii="Calibri" w:hAnsi="Calibri"/>
+          <w:b w:val="0"/>
+          <w:i w:val="0"/>
+          <w:sz w:val="21"/>
+        </w:rPr>
+        <w:t xml:space="preserve">  </w:t>
+      </w:r>
+    </w:p>
+    <w:p>
+      <w:pPr>
+        <w:spacing w:before="40" w:after="80" w:line="276" w:lineRule="auto"/>
+      </w:pPr>
+      <w:r>
+        <w:rPr>
+          <w:rFonts w:ascii="Calibri" w:hAnsi="Calibri"/>
+          <w:b/>
+          <w:i w:val="0"/>
+          <w:sz w:val="21"/>
+        </w:rPr>
+        <w:t>Response:</w:t>
+      </w:r>
+      <w:r>
+        <w:rPr>
+          <w:rFonts w:ascii="Calibri" w:hAnsi="Calibri"/>
+          <w:b w:val="0"/>
+          <w:i w:val="0"/>
+          <w:sz w:val="21"/>
+        </w:rPr>
+        <w:t xml:space="preserve"> Documented in Section 2.2. All raster inputs (Sentinel-1 SAR, Sentinel-2 optical, Copernicus DEM GLO-30, and JRC GSW) were projected to WGS 84 (EPSG:4326) and bilinearly resampled to a common </w:t>
+      </w:r>
+      <w:r>
+        <w:rPr>
+          <w:rFonts w:ascii="Cambria Math" w:hAnsi="Cambria Math"/>
+          <w:i/>
+          <w:sz w:val="21"/>
+        </w:rPr>
+        <w:t>20 m</w:t>
+      </w:r>
+      <w:r>
+        <w:rPr>
+          <w:rFonts w:ascii="Calibri" w:hAnsi="Calibri"/>
+          <w:b w:val="0"/>
+          <w:i w:val="0"/>
+          <w:sz w:val="21"/>
+        </w:rPr>
+        <w:t xml:space="preserve"> pixel resolution (</w:t>
+      </w:r>
+      <w:r>
+        <w:rPr>
+          <w:rFonts w:ascii="Cambria Math" w:hAnsi="Cambria Math"/>
+          <w:i/>
+          <w:sz w:val="21"/>
+        </w:rPr>
+        <w:t>512 × 512</w:t>
+      </w:r>
+      <w:r>
+        <w:rPr>
+          <w:rFonts w:ascii="Calibri" w:hAnsi="Calibri"/>
+          <w:b w:val="0"/>
+          <w:i w:val="0"/>
+          <w:sz w:val="21"/>
+        </w:rPr>
+        <w:t xml:space="preserve"> computational grid; </w:t>
+      </w:r>
+      <w:r>
+        <w:rPr>
+          <w:rFonts w:ascii="Cambria Math" w:hAnsi="Cambria Math"/>
+          <w:i/>
+          <w:sz w:val="21"/>
+        </w:rPr>
+        <w:t>104.85 km^2</w:t>
+      </w:r>
+      <w:r>
+        <w:rPr>
+          <w:rFonts w:ascii="Calibri" w:hAnsi="Calibri"/>
+          <w:b w:val="0"/>
+          <w:i w:val="0"/>
+          <w:sz w:val="21"/>
+        </w:rPr>
+        <w:t xml:space="preserve"> per activation).</w:t>
+      </w:r>
+    </w:p>
+    <w:p>
+      <w:pPr>
+        <w:spacing w:before="40" w:after="80" w:line="276" w:lineRule="auto"/>
+      </w:pPr>
+      <w:r>
+        <w:rPr>
+          <w:rFonts w:ascii="Calibri" w:hAnsi="Calibri"/>
+          <w:b/>
+          <w:i w:val="0"/>
+          <w:sz w:val="21"/>
+        </w:rPr>
+        <w:t>Comment 6: Define the pre-event baseline and flood-peak reference period.</w:t>
+      </w:r>
+      <w:r>
+        <w:rPr>
+          <w:rFonts w:ascii="Calibri" w:hAnsi="Calibri"/>
+          <w:b w:val="0"/>
+          <w:i w:val="0"/>
+          <w:sz w:val="21"/>
+        </w:rPr>
+        <w:t xml:space="preserve">  </w:t>
+      </w:r>
+    </w:p>
+    <w:p>
+      <w:pPr>
+        <w:spacing w:before="40" w:after="80" w:line="276" w:lineRule="auto"/>
+      </w:pPr>
+      <w:r>
+        <w:rPr>
+          <w:rFonts w:ascii="Calibri" w:hAnsi="Calibri"/>
+          <w:b/>
+          <w:i w:val="0"/>
+          <w:sz w:val="21"/>
+        </w:rPr>
+        <w:t>Response:</w:t>
+      </w:r>
+      <w:r>
+        <w:rPr>
+          <w:rFonts w:ascii="Calibri" w:hAnsi="Calibri"/>
+          <w:b w:val="0"/>
+          <w:i w:val="0"/>
+          <w:sz w:val="21"/>
+        </w:rPr>
+        <w:t xml:space="preserve"> Documented in Section 2.2 and Table 1. Pre-event baseline scenes were acquired during the lowest-water dry season (</w:t>
+      </w:r>
+      <w:r>
+        <w:rPr>
+          <w:rFonts w:ascii="Cambria Math" w:hAnsi="Cambria Math"/>
+          <w:i/>
+          <w:sz w:val="21"/>
+        </w:rPr>
+        <w:t>15–90</w:t>
+      </w:r>
+      <w:r>
+        <w:rPr>
+          <w:rFonts w:ascii="Calibri" w:hAnsi="Calibri"/>
+          <w:b w:val="0"/>
+          <w:i w:val="0"/>
+          <w:sz w:val="21"/>
+        </w:rPr>
+        <w:t xml:space="preserve"> days prior to flood peak). Event scenes were acquired within </w:t>
+      </w:r>
+      <w:r>
+        <w:rPr>
+          <w:rFonts w:ascii="Cambria Math" w:hAnsi="Cambria Math"/>
+          <w:i/>
+          <w:sz w:val="21"/>
+        </w:rPr>
+        <w:t>± 72 hours</w:t>
+      </w:r>
+      <w:r>
+        <w:rPr>
+          <w:rFonts w:ascii="Calibri" w:hAnsi="Calibri"/>
+          <w:b w:val="0"/>
+          <w:i w:val="0"/>
+          <w:sz w:val="21"/>
+        </w:rPr>
+        <w:t xml:space="preserve"> of peak delineation, with exact timestamps and temporal lags (</w:t>
+      </w:r>
+      <w:r>
+        <w:rPr>
+          <w:rFonts w:ascii="Cambria Math" w:hAnsi="Cambria Math"/>
+          <w:i/>
+          <w:sz w:val="21"/>
+        </w:rPr>
+        <w:t>Δ t = 4.2–36.2 h</w:t>
+      </w:r>
+      <w:r>
+        <w:rPr>
+          <w:rFonts w:ascii="Calibri" w:hAnsi="Calibri"/>
+          <w:b w:val="0"/>
+          <w:i w:val="0"/>
+          <w:sz w:val="21"/>
+        </w:rPr>
+        <w:t>) listed in Table 1.</w:t>
+      </w:r>
+    </w:p>
+    <w:p>
+      <w:pPr>
+        <w:spacing w:before="40" w:after="80" w:line="276" w:lineRule="auto"/>
+      </w:pPr>
+      <w:r>
+        <w:rPr>
+          <w:rFonts w:ascii="Calibri" w:hAnsi="Calibri"/>
+          <w:b/>
+          <w:i w:val="0"/>
+          <w:sz w:val="21"/>
+        </w:rPr>
+        <w:t>Comment 7: Clarify the three-, five-, and seven-event cohorts.</w:t>
+      </w:r>
+      <w:r>
+        <w:rPr>
+          <w:rFonts w:ascii="Calibri" w:hAnsi="Calibri"/>
+          <w:b w:val="0"/>
+          <w:i w:val="0"/>
+          <w:sz w:val="21"/>
+        </w:rPr>
+        <w:t xml:space="preserve">  </w:t>
+      </w:r>
+    </w:p>
+    <w:p>
+      <w:pPr>
+        <w:spacing w:before="40" w:after="80" w:line="276" w:lineRule="auto"/>
+      </w:pPr>
+      <w:r>
+        <w:rPr>
+          <w:rFonts w:ascii="Calibri" w:hAnsi="Calibri"/>
+          <w:b/>
+          <w:i w:val="0"/>
+          <w:sz w:val="21"/>
+        </w:rPr>
+        <w:t>Response:</w:t>
+      </w:r>
+      <w:r>
+        <w:rPr>
+          <w:rFonts w:ascii="Calibri" w:hAnsi="Calibri"/>
+          <w:b w:val="0"/>
+          <w:i w:val="0"/>
+          <w:sz w:val="21"/>
+        </w:rPr>
+        <w:t xml:space="preserve"> Replaced by a definitive, non-overlapping partitioning structure (Section 2.1, Table 1): a three-event Development Cohort (</w:t>
+      </w:r>
+      <w:r>
+        <w:rPr>
+          <w:rFonts w:ascii="Cambria Math" w:hAnsi="Cambria Math"/>
+          <w:i/>
+          <w:sz w:val="21"/>
+        </w:rPr>
+        <w:t>N=3</w:t>
+      </w:r>
+      <w:r>
+        <w:rPr>
+          <w:rFonts w:ascii="Calibri" w:hAnsi="Calibri"/>
+          <w:b w:val="0"/>
+          <w:i w:val="0"/>
+          <w:sz w:val="21"/>
+        </w:rPr>
+        <w:t>: EMSR439, EMSR629, EMSR548) and an eight-event Held-Out Validation Pool (</w:t>
+      </w:r>
+      <w:r>
+        <w:rPr>
+          <w:rFonts w:ascii="Cambria Math" w:hAnsi="Cambria Math"/>
+          <w:i/>
+          <w:sz w:val="21"/>
+        </w:rPr>
+        <w:t>N=8</w:t>
+      </w:r>
+      <w:r>
+        <w:rPr>
+          <w:rFonts w:ascii="Calibri" w:hAnsi="Calibri"/>
+          <w:b w:val="0"/>
+          <w:i w:val="0"/>
+          <w:sz w:val="21"/>
+        </w:rPr>
+        <w:t>: EMSR348, EMSR468, EMSR517, EMSR464, EMSR357, EMSR445, EMSR567, EMSR286).</w:t>
+      </w:r>
+    </w:p>
+    <w:p>
+      <w:pPr>
+        <w:spacing w:before="40" w:after="80" w:line="276" w:lineRule="auto"/>
+      </w:pPr>
+      <w:r>
+        <w:rPr>
+          <w:rFonts w:ascii="Calibri" w:hAnsi="Calibri"/>
+          <w:b/>
+          <w:i w:val="0"/>
+          <w:sz w:val="21"/>
+        </w:rPr>
+        <w:t>Comment 8: Report confusion-matrix counts for each event and observability bin.</w:t>
+      </w:r>
+      <w:r>
+        <w:rPr>
+          <w:rFonts w:ascii="Calibri" w:hAnsi="Calibri"/>
+          <w:b w:val="0"/>
+          <w:i w:val="0"/>
+          <w:sz w:val="21"/>
+        </w:rPr>
+        <w:t xml:space="preserve">  </w:t>
+      </w:r>
+    </w:p>
+    <w:p>
+      <w:pPr>
+        <w:spacing w:before="40" w:after="80" w:line="276" w:lineRule="auto"/>
+      </w:pPr>
+      <w:r>
+        <w:rPr>
+          <w:rFonts w:ascii="Calibri" w:hAnsi="Calibri"/>
+          <w:b/>
+          <w:i w:val="0"/>
+          <w:sz w:val="21"/>
+        </w:rPr>
+        <w:t>Response:</w:t>
+      </w:r>
+      <w:r>
+        <w:rPr>
+          <w:rFonts w:ascii="Calibri" w:hAnsi="Calibri"/>
+          <w:b w:val="0"/>
+          <w:i w:val="0"/>
+          <w:sz w:val="21"/>
+        </w:rPr>
+        <w:t xml:space="preserve"> Reported in full. Table 2b reports </w:t>
+      </w:r>
+      <w:r>
+        <w:rPr>
+          <w:rFonts w:ascii="Cambria Math" w:hAnsi="Cambria Math"/>
+          <w:i/>
+          <w:sz w:val="21"/>
+        </w:rPr>
+        <w:t>TP, FP, FN, TN</w:t>
+      </w:r>
+      <w:r>
+        <w:rPr>
+          <w:rFonts w:ascii="Calibri" w:hAnsi="Calibri"/>
+          <w:b w:val="0"/>
+          <w:i w:val="0"/>
+          <w:sz w:val="21"/>
+        </w:rPr>
+        <w:t>, precision, recall, F1, IoU, and area bias for every single event. Table 3 reports pixel counts, positive prevalence, Brier scores, and Brier Skill Scores across all five observability bins.</w:t>
+      </w:r>
+    </w:p>
+    <w:p>
+      <w:pPr>
+        <w:spacing w:before="40" w:after="80" w:line="276" w:lineRule="auto"/>
+      </w:pPr>
+      <w:r>
+        <w:rPr>
+          <w:rFonts w:ascii="Calibri" w:hAnsi="Calibri"/>
+          <w:b/>
+          <w:i w:val="0"/>
+          <w:sz w:val="21"/>
+        </w:rPr>
+        <w:t>Comment 9: Report precision as undefined when no positive prediction is made.</w:t>
+      </w:r>
+      <w:r>
+        <w:rPr>
+          <w:rFonts w:ascii="Calibri" w:hAnsi="Calibri"/>
+          <w:b w:val="0"/>
+          <w:i w:val="0"/>
+          <w:sz w:val="21"/>
+        </w:rPr>
+        <w:t xml:space="preserve">  </w:t>
+      </w:r>
+    </w:p>
+    <w:p>
+      <w:pPr>
+        <w:spacing w:before="40" w:after="80" w:line="276" w:lineRule="auto"/>
+      </w:pPr>
+      <w:r>
+        <w:rPr>
+          <w:rFonts w:ascii="Calibri" w:hAnsi="Calibri"/>
+          <w:b/>
+          <w:i w:val="0"/>
+          <w:sz w:val="21"/>
+        </w:rPr>
+        <w:t>Response:</w:t>
+      </w:r>
+      <w:r>
+        <w:rPr>
+          <w:rFonts w:ascii="Calibri" w:hAnsi="Calibri"/>
+          <w:b w:val="0"/>
+          <w:i w:val="0"/>
+          <w:sz w:val="21"/>
+        </w:rPr>
+        <w:t xml:space="preserve"> Corrected. In Table 2b (EMSR445 Ukraine) and Table 3 (Bin 1, </w:t>
+      </w:r>
+      <w:r>
+        <w:rPr>
+          <w:rFonts w:ascii="Cambria Math" w:hAnsi="Cambria Math"/>
+          <w:i/>
+          <w:sz w:val="21"/>
+        </w:rPr>
+        <w:t>O &lt; 0.20</w:t>
+      </w:r>
+      <w:r>
+        <w:rPr>
+          <w:rFonts w:ascii="Calibri" w:hAnsi="Calibri"/>
+          <w:b w:val="0"/>
+          <w:i w:val="0"/>
+          <w:sz w:val="21"/>
+        </w:rPr>
+        <w:t>), where zero positive predictions were emitted, precision is explicitly denoted as "Undef." (</w:t>
+      </w:r>
+      <w:r>
+        <w:rPr>
+          <w:rFonts w:ascii="Cambria Math" w:hAnsi="Cambria Math"/>
+          <w:i/>
+          <w:sz w:val="21"/>
+        </w:rPr>
+        <w:t>0/0</w:t>
+      </w:r>
+      <w:r>
+        <w:rPr>
+          <w:rFonts w:ascii="Calibri" w:hAnsi="Calibri"/>
+          <w:b w:val="0"/>
+          <w:i w:val="0"/>
+          <w:sz w:val="21"/>
+        </w:rPr>
+        <w:t>) and omitted from correlation calculations.</w:t>
+      </w:r>
+    </w:p>
+    <w:p>
+      <w:pPr>
+        <w:spacing w:before="40" w:after="80" w:line="276" w:lineRule="auto"/>
+      </w:pPr>
+      <w:r>
+        <w:rPr>
+          <w:rFonts w:ascii="Calibri" w:hAnsi="Calibri"/>
+          <w:b/>
+          <w:i w:val="0"/>
+          <w:sz w:val="21"/>
+        </w:rPr>
+        <w:t>Comment 10: Verify the equations, citations, DOI links, numerical results, and supplementary records.</w:t>
+      </w:r>
+      <w:r>
+        <w:rPr>
+          <w:rFonts w:ascii="Calibri" w:hAnsi="Calibri"/>
+          <w:b w:val="0"/>
+          <w:i w:val="0"/>
+          <w:sz w:val="21"/>
+        </w:rPr>
+        <w:t xml:space="preserve">  </w:t>
+      </w:r>
+    </w:p>
+    <w:p>
+      <w:pPr>
+        <w:spacing w:before="40" w:after="80" w:line="276" w:lineRule="auto"/>
+      </w:pPr>
+      <w:r>
+        <w:rPr>
+          <w:rFonts w:ascii="Calibri" w:hAnsi="Calibri"/>
+          <w:b/>
+          <w:i w:val="0"/>
+          <w:sz w:val="21"/>
+        </w:rPr>
+        <w:t>Response:</w:t>
+      </w:r>
+      <w:r>
+        <w:rPr>
+          <w:rFonts w:ascii="Calibri" w:hAnsi="Calibri"/>
+          <w:b w:val="0"/>
+          <w:i w:val="0"/>
+          <w:sz w:val="21"/>
+        </w:rPr>
+        <w:t xml:space="preserve"> Thoroughly audited and verified. All equations are fully grouped; all citations and DOIs verified; all confusion matrix counts (</w:t>
+      </w:r>
+      <w:r>
+        <w:rPr>
+          <w:rFonts w:ascii="Cambria Math" w:hAnsi="Cambria Math"/>
+          <w:i/>
+          <w:sz w:val="21"/>
+        </w:rPr>
+        <w:t>TP, FP, FN, TN</w:t>
+      </w:r>
+      <w:r>
+        <w:rPr>
+          <w:rFonts w:ascii="Calibri" w:hAnsi="Calibri"/>
+          <w:b w:val="0"/>
+          <w:i w:val="0"/>
+          <w:sz w:val="21"/>
+        </w:rPr>
+        <w:t>) mathematically sum to the full tile footprint (</w:t>
+      </w:r>
+      <w:r>
+        <w:rPr>
+          <w:rFonts w:ascii="Cambria Math" w:hAnsi="Cambria Math"/>
+          <w:i/>
+          <w:sz w:val="21"/>
+        </w:rPr>
+        <w:t>2,097,152</w:t>
+      </w:r>
+      <w:r>
+        <w:rPr>
+          <w:rFonts w:ascii="Calibri" w:hAnsi="Calibri"/>
+          <w:b w:val="0"/>
+          <w:i w:val="0"/>
+          <w:sz w:val="21"/>
+        </w:rPr>
+        <w:t xml:space="preserve"> pixels); and Figure 3 raster counts match Table 2a (</w:t>
+      </w:r>
+      <w:r>
+        <w:rPr>
+          <w:rFonts w:ascii="Cambria Math" w:hAnsi="Cambria Math"/>
+          <w:i/>
+          <w:sz w:val="21"/>
+        </w:rPr>
+        <w:t>134,923</w:t>
+      </w:r>
+      <w:r>
+        <w:rPr>
+          <w:rFonts w:ascii="Calibri" w:hAnsi="Calibri"/>
+          <w:b w:val="0"/>
+          <w:i w:val="0"/>
+          <w:sz w:val="21"/>
+        </w:rPr>
+        <w:t xml:space="preserve">, </w:t>
+      </w:r>
+      <w:r>
+        <w:rPr>
+          <w:rFonts w:ascii="Cambria Math" w:hAnsi="Cambria Math"/>
+          <w:i/>
+          <w:sz w:val="21"/>
+        </w:rPr>
+        <w:t>1,529</w:t>
+      </w:r>
+      <w:r>
+        <w:rPr>
+          <w:rFonts w:ascii="Calibri" w:hAnsi="Calibri"/>
+          <w:b w:val="0"/>
+          <w:i w:val="0"/>
+          <w:sz w:val="21"/>
+        </w:rPr>
+        <w:t xml:space="preserve">, </w:t>
+      </w:r>
+      <w:r>
+        <w:rPr>
+          <w:rFonts w:ascii="Cambria Math" w:hAnsi="Cambria Math"/>
+          <w:i/>
+          <w:sz w:val="21"/>
+        </w:rPr>
+        <w:t>37,258</w:t>
+      </w:r>
+      <w:r>
+        <w:rPr>
+          <w:rFonts w:ascii="Calibri" w:hAnsi="Calibri"/>
+          <w:b w:val="0"/>
+          <w:i w:val="0"/>
+          <w:sz w:val="21"/>
+        </w:rPr>
+        <w:t>).</w:t>
+      </w:r>
+    </w:p>
+    <w:p>
+      <w:pPr>
+        <w:spacing w:before="40" w:after="80" w:line="276" w:lineRule="auto"/>
+      </w:pPr>
+      <w:r>
+        <w:rPr>
+          <w:rFonts w:ascii="Calibri" w:hAnsi="Calibri"/>
+          <w:b/>
+          <w:i w:val="0"/>
+          <w:sz w:val="21"/>
+        </w:rPr>
+        <w:t>Comment 11: Remove repetitive and promotional wording.</w:t>
+      </w:r>
+      <w:r>
+        <w:rPr>
+          <w:rFonts w:ascii="Calibri" w:hAnsi="Calibri"/>
+          <w:b w:val="0"/>
+          <w:i w:val="0"/>
+          <w:sz w:val="21"/>
+        </w:rPr>
+        <w:t xml:space="preserve">  </w:t>
+      </w:r>
+    </w:p>
+    <w:p>
+      <w:pPr>
+        <w:spacing w:before="40" w:after="80" w:line="276" w:lineRule="auto"/>
+      </w:pPr>
+      <w:r>
+        <w:rPr>
+          <w:rFonts w:ascii="Calibri" w:hAnsi="Calibri"/>
+          <w:b/>
+          <w:i w:val="0"/>
+          <w:sz w:val="21"/>
+        </w:rPr>
+        <w:t>Response:</w:t>
+      </w:r>
+      <w:r>
+        <w:rPr>
+          <w:rFonts w:ascii="Calibri" w:hAnsi="Calibri"/>
+          <w:b w:val="0"/>
+          <w:i w:val="0"/>
+          <w:sz w:val="21"/>
+        </w:rPr>
+        <w:t xml:space="preserve"> Corrected. Words such as "safe," "independent," "defendable," "proves," and "autonomous proof" have been removed or replaced with objective scientific terminology ("indicates," "demonstrates," "objective decision policy").</w:t>
+      </w:r>
+    </w:p>
+    <w:p>
+      <w:pPr>
+        <w:spacing w:before="120" w:after="120"/>
+      </w:pPr>
+      <w:r>
+        <w:rPr>
+          <w:color w:val="94A3B8"/>
+        </w:rPr>
+        <w:t>――――――――――――――――――――――――――――――――――――――――――――――――――</w:t>
+      </w:r>
+    </w:p>
+    <w:p>
+      <w:pPr>
+        <w:spacing w:before="200" w:after="80"/>
+      </w:pPr>
+      <w:r>
+        <w:rPr>
+          <w:rFonts w:ascii="Calibri" w:hAnsi="Calibri"/>
+          <w:b/>
+          <w:i w:val="0"/>
+          <w:color w:val="0369A1"/>
+          <w:sz w:val="24"/>
+        </w:rPr>
+        <w:t>Reviewer 3 Major Comments &amp; Checklist</w:t>
+      </w:r>
+    </w:p>
+    <w:p>
+      <w:pPr>
+        <w:spacing w:before="20" w:after="40"/>
+        <w:ind w:left="432" w:hanging="432"/>
+      </w:pPr>
+      <w:r>
+        <w:rPr>
+          <w:rFonts w:ascii="Calibri" w:hAnsi="Calibri"/>
+          <w:b/>
+          <w:sz w:val="21"/>
+        </w:rPr>
+        <w:t xml:space="preserve">1. </w:t>
+      </w:r>
+      <w:r>
+        <w:rPr>
+          <w:rFonts w:ascii="Calibri" w:hAnsi="Calibri"/>
+          <w:b/>
+          <w:i w:val="0"/>
+          <w:sz w:val="21"/>
+        </w:rPr>
+        <w:t>Testable hypothesis:</w:t>
+      </w:r>
+      <w:r>
+        <w:rPr>
+          <w:rFonts w:ascii="Calibri" w:hAnsi="Calibri"/>
+          <w:b w:val="0"/>
+          <w:i w:val="0"/>
+          <w:sz w:val="21"/>
+        </w:rPr>
+        <w:t xml:space="preserve"> Stated explicitly in Section 1 and tested across eight held-out events.</w:t>
+      </w:r>
+    </w:p>
+    <w:p>
+      <w:pPr>
+        <w:spacing w:before="20" w:after="40"/>
+        <w:ind w:left="432" w:hanging="432"/>
+      </w:pPr>
+      <w:r>
+        <w:rPr>
+          <w:rFonts w:ascii="Calibri" w:hAnsi="Calibri"/>
+          <w:b/>
+          <w:sz w:val="21"/>
+        </w:rPr>
+        <w:t xml:space="preserve">2. </w:t>
+      </w:r>
+      <w:r>
+        <w:rPr>
+          <w:rFonts w:ascii="Calibri" w:hAnsi="Calibri"/>
+          <w:b/>
+          <w:i w:val="0"/>
+          <w:sz w:val="21"/>
+        </w:rPr>
+        <w:t>Baselines &amp; Risk-Coverage:</w:t>
+      </w:r>
+      <w:r>
+        <w:rPr>
+          <w:rFonts w:ascii="Calibri" w:hAnsi="Calibri"/>
+          <w:b w:val="0"/>
+          <w:i w:val="0"/>
+          <w:sz w:val="21"/>
+        </w:rPr>
+        <w:t xml:space="preserve"> Provided in Table 4 and Figure 5.</w:t>
+      </w:r>
+    </w:p>
+    <w:p>
+      <w:pPr>
+        <w:spacing w:before="20" w:after="40"/>
+        <w:ind w:left="432" w:hanging="432"/>
+      </w:pPr>
+      <w:r>
+        <w:rPr>
+          <w:rFonts w:ascii="Calibri" w:hAnsi="Calibri"/>
+          <w:b/>
+          <w:sz w:val="21"/>
+        </w:rPr>
+        <w:t xml:space="preserve">3. </w:t>
+      </w:r>
+      <w:r>
+        <w:rPr>
+          <w:rFonts w:ascii="Calibri" w:hAnsi="Calibri"/>
+          <w:b/>
+          <w:i w:val="0"/>
+          <w:sz w:val="21"/>
+        </w:rPr>
+        <w:t>Reproducibility:</w:t>
+      </w:r>
+      <w:r>
+        <w:rPr>
+          <w:rFonts w:ascii="Calibri" w:hAnsi="Calibri"/>
+          <w:b w:val="0"/>
+          <w:i w:val="0"/>
+          <w:sz w:val="21"/>
+        </w:rPr>
+        <w:t xml:space="preserve"> All equations, scaling factors, and fallback rules fully written out.</w:t>
+      </w:r>
+    </w:p>
+    <w:p>
+      <w:pPr>
+        <w:spacing w:before="20" w:after="40"/>
+        <w:ind w:left="432" w:hanging="432"/>
+      </w:pPr>
+      <w:r>
+        <w:rPr>
+          <w:rFonts w:ascii="Calibri" w:hAnsi="Calibri"/>
+          <w:b/>
+          <w:sz w:val="21"/>
+        </w:rPr>
+        <w:t xml:space="preserve">4. </w:t>
+      </w:r>
+      <w:r>
+        <w:rPr>
+          <w:rFonts w:ascii="Calibri" w:hAnsi="Calibri"/>
+          <w:b/>
+          <w:i w:val="0"/>
+          <w:sz w:val="21"/>
+        </w:rPr>
+        <w:t>Mutually consistent cohorts:</w:t>
+      </w:r>
+      <w:r>
+        <w:rPr>
+          <w:rFonts w:ascii="Calibri" w:hAnsi="Calibri"/>
+          <w:b w:val="0"/>
+          <w:i w:val="0"/>
+          <w:sz w:val="21"/>
+        </w:rPr>
+        <w:t xml:space="preserve"> Fixed via the </w:t>
+      </w:r>
+      <w:r>
+        <w:rPr>
+          <w:rFonts w:ascii="Cambria Math" w:hAnsi="Cambria Math"/>
+          <w:i/>
+          <w:sz w:val="21"/>
+        </w:rPr>
+        <w:t>3</w:t>
+      </w:r>
+      <w:r>
+        <w:rPr>
+          <w:rFonts w:ascii="Calibri" w:hAnsi="Calibri"/>
+          <w:b w:val="0"/>
+          <w:i w:val="0"/>
+          <w:sz w:val="21"/>
+        </w:rPr>
+        <w:t xml:space="preserve"> development vs </w:t>
+      </w:r>
+      <w:r>
+        <w:rPr>
+          <w:rFonts w:ascii="Cambria Math" w:hAnsi="Cambria Math"/>
+          <w:i/>
+          <w:sz w:val="21"/>
+        </w:rPr>
+        <w:t>8</w:t>
+      </w:r>
+      <w:r>
+        <w:rPr>
+          <w:rFonts w:ascii="Calibri" w:hAnsi="Calibri"/>
+          <w:b w:val="0"/>
+          <w:i w:val="0"/>
+          <w:sz w:val="21"/>
+        </w:rPr>
+        <w:t xml:space="preserve"> held-out validation structure.</w:t>
+      </w:r>
+    </w:p>
+    <w:p>
+      <w:pPr>
+        <w:spacing w:before="20" w:after="40"/>
+        <w:ind w:left="432" w:hanging="432"/>
+      </w:pPr>
+      <w:r>
+        <w:rPr>
+          <w:rFonts w:ascii="Calibri" w:hAnsi="Calibri"/>
+          <w:b/>
+          <w:sz w:val="21"/>
+        </w:rPr>
+        <w:t xml:space="preserve">5. </w:t>
+      </w:r>
+      <w:r>
+        <w:rPr>
+          <w:rFonts w:ascii="Calibri" w:hAnsi="Calibri"/>
+          <w:b/>
+          <w:i w:val="0"/>
+          <w:sz w:val="21"/>
+        </w:rPr>
+        <w:t>Reference data provenance:</w:t>
+      </w:r>
+      <w:r>
+        <w:rPr>
+          <w:rFonts w:ascii="Calibri" w:hAnsi="Calibri"/>
+          <w:b w:val="0"/>
+          <w:i w:val="0"/>
+          <w:sz w:val="21"/>
+        </w:rPr>
+        <w:t xml:space="preserve"> CEMS vector product IDs, dates, sensors, and lags detailed in Table 1.</w:t>
+      </w:r>
+    </w:p>
+    <w:p>
+      <w:pPr>
+        <w:spacing w:before="20" w:after="40"/>
+        <w:ind w:left="432" w:hanging="432"/>
+      </w:pPr>
+      <w:r>
+        <w:rPr>
+          <w:rFonts w:ascii="Calibri" w:hAnsi="Calibri"/>
+          <w:b/>
+          <w:sz w:val="21"/>
+        </w:rPr>
+        <w:t xml:space="preserve">6. </w:t>
+      </w:r>
+      <w:r>
+        <w:rPr>
+          <w:rFonts w:ascii="Calibri" w:hAnsi="Calibri"/>
+          <w:b/>
+          <w:i w:val="0"/>
+          <w:sz w:val="21"/>
+        </w:rPr>
+        <w:t>Full event-level metrics:</w:t>
+      </w:r>
+      <w:r>
+        <w:rPr>
+          <w:rFonts w:ascii="Calibri" w:hAnsi="Calibri"/>
+          <w:b w:val="0"/>
+          <w:i w:val="0"/>
+          <w:sz w:val="21"/>
+        </w:rPr>
+        <w:t xml:space="preserve"> Complete confusion matrices (</w:t>
+      </w:r>
+      <w:r>
+        <w:rPr>
+          <w:rFonts w:ascii="Cambria Math" w:hAnsi="Cambria Math"/>
+          <w:i/>
+          <w:sz w:val="21"/>
+        </w:rPr>
+        <w:t>TP, FP, FN, TN</w:t>
+      </w:r>
+      <w:r>
+        <w:rPr>
+          <w:rFonts w:ascii="Calibri" w:hAnsi="Calibri"/>
+          <w:b w:val="0"/>
+          <w:i w:val="0"/>
+          <w:sz w:val="21"/>
+        </w:rPr>
+        <w:t>), IoU, area bias, and CIs provided in Table 2b.</w:t>
+      </w:r>
+    </w:p>
+    <w:p>
+      <w:pPr>
+        <w:spacing w:before="20" w:after="40"/>
+        <w:ind w:left="432" w:hanging="432"/>
+      </w:pPr>
+      <w:r>
+        <w:rPr>
+          <w:rFonts w:ascii="Calibri" w:hAnsi="Calibri"/>
+          <w:b/>
+          <w:sz w:val="21"/>
+        </w:rPr>
+        <w:t xml:space="preserve">7. </w:t>
+      </w:r>
+      <w:r>
+        <w:rPr>
+          <w:rFonts w:ascii="Calibri" w:hAnsi="Calibri"/>
+          <w:b/>
+          <w:i w:val="0"/>
+          <w:sz w:val="21"/>
+        </w:rPr>
+        <w:t>Spatial autocorrelation:</w:t>
+      </w:r>
+      <w:r>
+        <w:rPr>
+          <w:rFonts w:ascii="Calibri" w:hAnsi="Calibri"/>
+          <w:b w:val="0"/>
+          <w:i w:val="0"/>
+          <w:sz w:val="21"/>
+        </w:rPr>
+        <w:t xml:space="preserve"> Semivariogram range (</w:t>
+      </w:r>
+      <w:r>
+        <w:rPr>
+          <w:rFonts w:ascii="Cambria Math" w:hAnsi="Cambria Math"/>
+          <w:i/>
+          <w:sz w:val="21"/>
+        </w:rPr>
+        <w:t>~ 500 m</w:t>
+      </w:r>
+      <w:r>
+        <w:rPr>
+          <w:rFonts w:ascii="Calibri" w:hAnsi="Calibri"/>
+          <w:b w:val="0"/>
+          <w:i w:val="0"/>
+          <w:sz w:val="21"/>
+        </w:rPr>
+        <w:t xml:space="preserve">) used to justify </w:t>
+      </w:r>
+      <w:r>
+        <w:rPr>
+          <w:rFonts w:ascii="Cambria Math" w:hAnsi="Cambria Math"/>
+          <w:i/>
+          <w:sz w:val="21"/>
+        </w:rPr>
+        <w:t>640 × 640 m</w:t>
+      </w:r>
+      <w:r>
+        <w:rPr>
+          <w:rFonts w:ascii="Calibri" w:hAnsi="Calibri"/>
+          <w:b w:val="0"/>
+          <w:i w:val="0"/>
+          <w:sz w:val="21"/>
+        </w:rPr>
+        <w:t xml:space="preserve"> bootstrap blocks.</w:t>
+      </w:r>
+    </w:p>
+    <w:p>
+      <w:pPr>
+        <w:spacing w:before="20" w:after="40"/>
+        <w:ind w:left="432" w:hanging="432"/>
+      </w:pPr>
+      <w:r>
+        <w:rPr>
+          <w:rFonts w:ascii="Calibri" w:hAnsi="Calibri"/>
+          <w:b/>
+          <w:sz w:val="21"/>
+        </w:rPr>
+        <w:t xml:space="preserve">8. </w:t>
+      </w:r>
+      <w:r>
+        <w:rPr>
+          <w:rFonts w:ascii="Calibri" w:hAnsi="Calibri"/>
+          <w:b/>
+          <w:i w:val="0"/>
+          <w:sz w:val="21"/>
+        </w:rPr>
+        <w:t>Circularity &amp; dependency:</w:t>
+      </w:r>
+      <w:r>
+        <w:rPr>
+          <w:rFonts w:ascii="Calibri" w:hAnsi="Calibri"/>
+          <w:b w:val="0"/>
+          <w:i w:val="0"/>
+          <w:sz w:val="21"/>
+        </w:rPr>
+        <w:t xml:space="preserve"> Dependency diagram (Figure 1) and component ablation (Table 4) supplied.</w:t>
+      </w:r>
+    </w:p>
+    <w:p>
+      <w:pPr>
+        <w:spacing w:before="20" w:after="40"/>
+        <w:ind w:left="432" w:hanging="432"/>
+      </w:pPr>
+      <w:r>
+        <w:rPr>
+          <w:rFonts w:ascii="Calibri" w:hAnsi="Calibri"/>
+          <w:b/>
+          <w:sz w:val="21"/>
+        </w:rPr>
+        <w:t xml:space="preserve">9. </w:t>
+      </w:r>
+      <w:r>
+        <w:rPr>
+          <w:rFonts w:ascii="Calibri" w:hAnsi="Calibri"/>
+          <w:b/>
+          <w:i w:val="0"/>
+          <w:sz w:val="21"/>
+        </w:rPr>
+        <w:t>Operational separation:</w:t>
+      </w:r>
+      <w:r>
+        <w:rPr>
+          <w:rFonts w:ascii="Calibri" w:hAnsi="Calibri"/>
+          <w:b w:val="0"/>
+          <w:i w:val="0"/>
+          <w:sz w:val="21"/>
+        </w:rPr>
+        <w:t xml:space="preserve"> Software metrics isolated in Section 3.5.</w:t>
+      </w:r>
+    </w:p>
+    <w:p>
+      <w:pPr>
+        <w:spacing w:before="20" w:after="40"/>
+        <w:ind w:left="432" w:hanging="432"/>
+      </w:pPr>
+      <w:r>
+        <w:rPr>
+          <w:rFonts w:ascii="Calibri" w:hAnsi="Calibri"/>
+          <w:b/>
+          <w:sz w:val="21"/>
+        </w:rPr>
+        <w:t xml:space="preserve">10. </w:t>
+      </w:r>
+      <w:r>
+        <w:rPr>
+          <w:rFonts w:ascii="Calibri" w:hAnsi="Calibri"/>
+          <w:b/>
+          <w:i w:val="0"/>
+          <w:sz w:val="21"/>
+        </w:rPr>
+        <w:t>Reproducibility package:</w:t>
+      </w:r>
+      <w:r>
+        <w:rPr>
+          <w:rFonts w:ascii="Calibri" w:hAnsi="Calibri"/>
+          <w:b w:val="0"/>
+          <w:i w:val="0"/>
+          <w:sz w:val="21"/>
+        </w:rPr>
+        <w:t xml:space="preserve"> Live public GitHub repository (tag </w:t>
+      </w:r>
+      <w:r>
+        <w:rPr>
+          <w:rFonts w:ascii="Consolas" w:hAnsi="Consolas"/>
+          <w:color w:val="8B0000"/>
+          <w:sz w:val="19"/>
+        </w:rPr>
+        <w:t>v2.0.0</w:t>
+      </w:r>
+      <w:r>
+        <w:rPr>
+          <w:rFonts w:ascii="Calibri" w:hAnsi="Calibri"/>
+          <w:b w:val="0"/>
+          <w:i w:val="0"/>
+          <w:sz w:val="21"/>
+        </w:rPr>
+        <w:t xml:space="preserve">) provided with automated tests; reserved Zenodo DOIs (Data: </w:t>
+      </w:r>
+      <w:r>
+        <w:rPr>
+          <w:rFonts w:ascii="Consolas" w:hAnsi="Consolas"/>
+          <w:color w:val="8B0000"/>
+          <w:sz w:val="19"/>
+        </w:rPr>
+        <w:t>10.5281/zenodo.22079753</w:t>
+      </w:r>
+      <w:r>
+        <w:rPr>
+          <w:rFonts w:ascii="Calibri" w:hAnsi="Calibri"/>
+          <w:b w:val="0"/>
+          <w:i w:val="0"/>
+          <w:sz w:val="21"/>
+        </w:rPr>
+        <w:t xml:space="preserve">; Software: </w:t>
+      </w:r>
+      <w:r>
+        <w:rPr>
+          <w:rFonts w:ascii="Consolas" w:hAnsi="Consolas"/>
+          <w:color w:val="8B0000"/>
+          <w:sz w:val="19"/>
+        </w:rPr>
+        <w:t>10.5281/zenodo.22079754</w:t>
+      </w:r>
+      <w:r>
+        <w:rPr>
+          <w:rFonts w:ascii="Calibri" w:hAnsi="Calibri"/>
+          <w:b w:val="0"/>
+          <w:i w:val="0"/>
+          <w:sz w:val="21"/>
+        </w:rPr>
+        <w:t xml:space="preserve">) registered under deposition </w:t>
+      </w:r>
+      <w:r>
+        <w:rPr>
+          <w:rFonts w:ascii="Consolas" w:hAnsi="Consolas"/>
+          <w:color w:val="8B0000"/>
+          <w:sz w:val="19"/>
+        </w:rPr>
+        <w:t>22065695</w:t>
+      </w:r>
+      <w:r>
+        <w:rPr>
+          <w:rFonts w:ascii="Calibri" w:hAnsi="Calibri"/>
+          <w:b w:val="0"/>
+          <w:i w:val="0"/>
+          <w:sz w:val="21"/>
+        </w:rPr>
+        <w:t xml:space="preserve"> for post-acceptance activation.</w:t>
+      </w:r>
+    </w:p>
+    <w:p>
+      <w:pPr>
+        <w:spacing w:before="120" w:after="120"/>
+      </w:pPr>
+      <w:r>
+        <w:rPr>
+          <w:color w:val="94A3B8"/>
+        </w:rPr>
+        <w:t>――――――――――――――――――――――――――――――――――――――――――――――――――</w:t>
+      </w:r>
+    </w:p>
+    <w:p>
+      <w:pPr>
+        <w:spacing w:before="40" w:after="80" w:line="276" w:lineRule="auto"/>
+      </w:pPr>
+      <w:r>
+        <w:rPr>
+          <w:rFonts w:ascii="Calibri" w:hAnsi="Calibri"/>
+          <w:b w:val="0"/>
+          <w:i w:val="0"/>
+          <w:sz w:val="21"/>
+        </w:rPr>
+        <w:t xml:space="preserve">Sincerely,  </w:t>
+      </w:r>
+    </w:p>
+    <w:p>
+      <w:pPr>
+        <w:spacing w:before="40" w:after="80" w:line="276" w:lineRule="auto"/>
+      </w:pPr>
+      <w:r>
+        <w:rPr>
+          <w:rFonts w:ascii="Calibri" w:hAnsi="Calibri"/>
+          <w:b/>
+          <w:i w:val="0"/>
+          <w:sz w:val="21"/>
+        </w:rPr>
+        <w:t>Dr. Shubham Sharma</w:t>
+      </w:r>
+      <w:r>
+        <w:rPr>
+          <w:rFonts w:ascii="Calibri" w:hAnsi="Calibri"/>
+          <w:b w:val="0"/>
+          <w:i w:val="0"/>
+          <w:sz w:val="21"/>
+        </w:rPr>
+        <w:t xml:space="preserve"> </w:t>
+      </w:r>
+      <w:r>
+        <w:rPr>
+          <w:rFonts w:ascii="Calibri" w:hAnsi="Calibri"/>
+          <w:b w:val="0"/>
+          <w:i/>
+          <w:sz w:val="21"/>
+        </w:rPr>
+        <w:t>(Corresponding Author)</w:t>
+      </w:r>
+      <w:r>
+        <w:rPr>
+          <w:rFonts w:ascii="Calibri" w:hAnsi="Calibri"/>
+          <w:b w:val="0"/>
+          <w:i w:val="0"/>
+          <w:sz w:val="21"/>
+        </w:rPr>
+        <w:t xml:space="preserve">  </w:t>
+      </w:r>
+    </w:p>
+    <w:p>
+      <w:pPr>
+        <w:spacing w:before="40" w:after="80" w:line="276" w:lineRule="auto"/>
+      </w:pPr>
+      <w:r>
+        <w:rPr>
+          <w:rFonts w:ascii="Calibri" w:hAnsi="Calibri"/>
+          <w:b/>
+          <w:i w:val="0"/>
+          <w:sz w:val="21"/>
+        </w:rPr>
+        <w:t>Shruti Tiwari</w:t>
+      </w:r>
+      <w:r>
+        <w:rPr>
+          <w:rFonts w:ascii="Calibri" w:hAnsi="Calibri"/>
+          <w:b w:val="0"/>
+          <w:i w:val="0"/>
+          <w:sz w:val="21"/>
+        </w:rPr>
+        <w:t xml:space="preserve">  </w:t>
+      </w:r>
+    </w:p>
+    <w:p>
+      <w:pPr>
+        <w:spacing w:before="40" w:after="80" w:line="276" w:lineRule="auto"/>
+      </w:pPr>
+      <w:r>
+        <w:rPr>
+          <w:rFonts w:ascii="Calibri" w:hAnsi="Calibri"/>
+          <w:b w:val="0"/>
+          <w:i w:val="0"/>
+          <w:sz w:val="21"/>
+        </w:rPr>
+        <w:t xml:space="preserve">School of Studies in Environmental Science, Pt. Ravishankar Shukla University, Raipur, India  </w:t>
+      </w:r>
+    </w:p>
+    <w:p>
+      <w:pPr>
+        <w:spacing w:before="40" w:after="80" w:line="276" w:lineRule="auto"/>
+      </w:pPr>
+      <w:r>
+        <w:rPr>
+          <w:rFonts w:ascii="Calibri" w:hAnsi="Calibri"/>
+          <w:b w:val="0"/>
+          <w:i w:val="0"/>
+          <w:sz w:val="21"/>
+        </w:rPr>
+        <w:t xml:space="preserve">Email: </w:t>
+      </w:r>
+      <w:r>
+        <w:rPr>
+          <w:rFonts w:ascii="Consolas" w:hAnsi="Consolas"/>
+          <w:color w:val="8B0000"/>
+          <w:sz w:val="19"/>
+        </w:rPr>
         <w:t>ss677997@gmail.com</w:t>
       </w:r>
     </w:p>
     <w:sectPr>
       <w:pgSz w:w="12240" w:h="15840"/>
-      <w:pgMar w:top="1152" w:right="1152" w:bottom="1152" w:left="1152" w:header="720" w:footer="720" w:gutter="0"/>
+      <w:pgMar w:top="1080" w:right="1008" w:bottom="1080" w:left="1008" w:header="720" w:footer="720" w:gutter="0"/>
       <w:cols w:space="720"/>
       <w:docGrid w:linePitch="360"/>
     </w:sectPr>
